--- a/06-学生侧材料/讲义/6-有机化学/醇醚胺酚.docx
+++ b/06-学生侧材料/讲义/6-有机化学/醇醚胺酚.docx
@@ -5910,15 +5910,21 @@
       </w:r>
       <w:r>
         <w:rPr>
-          <w:rFonts w:ascii="Times New Roman" w:hAnsi="Times New Roman" w:eastAsia="Times New Roman" w:cs="Times New Roman"/>
-        </w:rPr>
-        <w:t xml:space="preserve"> </w:t>
-      </w:r>
-      <w:r>
-        <w:rPr>
-          <w:rFonts w:ascii="Times New Roman" w:hAnsi="Times New Roman" w:eastAsia="Times New Roman" w:cs="Times New Roman"/>
-        </w:rPr>
-        <w:t xml:space="preserve">⭐⭐⭐</w:t>
+          <w:rFonts w:hint="eastAsia" w:ascii="Times New Roman" w:hAnsi="Times New Roman" w:eastAsia="Times New Roman" w:cs="Times New Roman"/>
+        </w:rPr>
+        <w:t>（</w:t>
+      </w:r>
+      <w:r>
+        <w:rPr>
+          <w:rFonts w:hint="eastAsia" w:ascii="Times New Roman" w:hAnsi="Times New Roman" w:eastAsia="FangSong" w:cs="Times New Roman"/>
+        </w:rPr>
+        <w:t>进阶</w:t>
+      </w:r>
+      <w:r>
+        <w:rPr>
+          <w:rFonts w:hint="eastAsia" w:ascii="Times New Roman" w:hAnsi="Times New Roman" w:eastAsia="Times New Roman" w:cs="Times New Roman"/>
+        </w:rPr>
+        <w:t>）</w:t>
       </w:r>
     </w:p>
     <w:p>
@@ -6714,15 +6720,21 @@
       </w:r>
       <w:r>
         <w:rPr>
-          <w:rFonts w:ascii="Times New Roman" w:hAnsi="Times New Roman" w:eastAsia="Times New Roman" w:cs="Times New Roman"/>
-        </w:rPr>
-        <w:t xml:space="preserve"> </w:t>
-      </w:r>
-      <w:r>
-        <w:rPr>
-          <w:rFonts w:ascii="Times New Roman" w:hAnsi="Times New Roman" w:eastAsia="Times New Roman" w:cs="Times New Roman"/>
-        </w:rPr>
-        <w:t xml:space="preserve">⭐⭐⭐⭐</w:t>
+          <w:rFonts w:hint="eastAsia" w:ascii="Times New Roman" w:hAnsi="Times New Roman" w:eastAsia="Times New Roman" w:cs="Times New Roman"/>
+        </w:rPr>
+        <w:t>（</w:t>
+      </w:r>
+      <w:r>
+        <w:rPr>
+          <w:rFonts w:hint="eastAsia" w:ascii="Times New Roman" w:hAnsi="Times New Roman" w:eastAsia="FangSong" w:cs="Times New Roman"/>
+        </w:rPr>
+        <w:t>挑战</w:t>
+      </w:r>
+      <w:r>
+        <w:rPr>
+          <w:rFonts w:hint="eastAsia" w:ascii="Times New Roman" w:hAnsi="Times New Roman" w:eastAsia="Times New Roman" w:cs="Times New Roman"/>
+        </w:rPr>
+        <w:t>）</w:t>
       </w:r>
     </w:p>
     <w:p>
@@ -14863,7 +14875,7 @@
         <w:rPr>
           <w:rFonts w:hint="eastAsia" w:ascii="Times New Roman" w:hAnsi="Times New Roman" w:eastAsia="Times New Roman" w:cs="Times New Roman"/>
         </w:rPr>
-        <w:t>（⭐</w:t>
+        <w:t>（</w:t>
       </w:r>
       <w:r>
         <w:rPr>
@@ -19319,7 +19331,7 @@
         <w:t>典型例题</w:t>
       </w:r>
     </w:p>
-    <w:bookmarkStart w:id="23" w:name="例1-醇的氧化与选择性"/>
+    <w:bookmarkStart w:id="23" w:name="例1-醇的氧化与选择性基础"/>
     <w:p>
       <w:pPr>
         <w:pStyle w:val="Heading3"/>
@@ -19347,13 +19359,25 @@
         <w:rPr>
           <w:rFonts w:hint="eastAsia" w:ascii="Times New Roman" w:hAnsi="Times New Roman" w:eastAsia="SimHei" w:cs="Times New Roman"/>
         </w:rPr>
-        <w:t xml:space="preserve">醇的氧化与选择性</w:t>
-      </w:r>
-      <w:r>
-        <w:rPr>
-          <w:rFonts w:ascii="Times New Roman" w:hAnsi="Times New Roman" w:eastAsia="Times New Roman" w:cs="Times New Roman"/>
-        </w:rPr>
-        <w:t xml:space="preserve"> ⭐⭐</w:t>
+        <w:t>醇的氧化与选择性</w:t>
+      </w:r>
+      <w:r>
+        <w:rPr>
+          <w:rFonts w:hint="eastAsia" w:ascii="Times New Roman" w:hAnsi="Times New Roman" w:eastAsia="Times New Roman" w:cs="Times New Roman"/>
+        </w:rPr>
+        <w:t>（</w:t>
+      </w:r>
+      <w:r>
+        <w:rPr>
+          <w:rFonts w:hint="eastAsia" w:ascii="Times New Roman" w:hAnsi="Times New Roman" w:eastAsia="SimHei" w:cs="Times New Roman"/>
+        </w:rPr>
+        <w:t>基础</w:t>
+      </w:r>
+      <w:r>
+        <w:rPr>
+          <w:rFonts w:hint="eastAsia" w:ascii="Times New Roman" w:hAnsi="Times New Roman" w:eastAsia="Times New Roman" w:cs="Times New Roman"/>
+        </w:rPr>
+        <w:t>）</w:t>
       </w:r>
     </w:p>
     <w:p>
@@ -20067,7 +20091,7 @@
       </w:r>
     </w:p>
     <w:bookmarkEnd w:id="23"/>
-    <w:bookmarkStart w:id="24" w:name="例2-williamson醚合成"/>
+    <w:bookmarkStart w:id="24" w:name="例2-williamson醚合成进阶"/>
     <w:p>
       <w:pPr>
         <w:pStyle w:val="Heading3"/>
@@ -20105,9 +20129,21 @@
       </w:r>
       <w:r>
         <w:rPr>
-          <w:rFonts w:ascii="Times New Roman" w:hAnsi="Times New Roman" w:eastAsia="Times New Roman" w:cs="Times New Roman"/>
-        </w:rPr>
-        <w:t xml:space="preserve"> ⭐⭐⭐</w:t>
+          <w:rFonts w:hint="eastAsia" w:ascii="Times New Roman" w:hAnsi="Times New Roman" w:eastAsia="Times New Roman" w:cs="Times New Roman"/>
+        </w:rPr>
+        <w:t>（</w:t>
+      </w:r>
+      <w:r>
+        <w:rPr>
+          <w:rFonts w:hint="eastAsia" w:ascii="Times New Roman" w:hAnsi="Times New Roman" w:eastAsia="SimHei" w:cs="Times New Roman"/>
+        </w:rPr>
+        <w:t>进阶</w:t>
+      </w:r>
+      <w:r>
+        <w:rPr>
+          <w:rFonts w:hint="eastAsia" w:ascii="Times New Roman" w:hAnsi="Times New Roman" w:eastAsia="Times New Roman" w:cs="Times New Roman"/>
+        </w:rPr>
+        <w:t>）</w:t>
       </w:r>
     </w:p>
     <w:p>
@@ -20869,7 +20905,7 @@
       </w:r>
     </w:p>
     <w:bookmarkEnd w:id="24"/>
-    <w:bookmarkStart w:id="25" w:name="例3-酚的酸性比较电子效应综合"/>
+    <w:bookmarkStart w:id="25" w:name="例3-酚的酸性比较电子效应综合进阶"/>
     <w:p>
       <w:pPr>
         <w:pStyle w:val="Heading3"/>
@@ -20915,7 +20951,19 @@
         <w:rPr>
           <w:rFonts w:hint="eastAsia" w:ascii="Times New Roman" w:hAnsi="Times New Roman" w:eastAsia="Times New Roman" w:cs="Times New Roman"/>
         </w:rPr>
-        <w:t>）⭐⭐⭐</w:t>
+        <w:t>）（</w:t>
+      </w:r>
+      <w:r>
+        <w:rPr>
+          <w:rFonts w:hint="eastAsia" w:ascii="Times New Roman" w:hAnsi="Times New Roman" w:eastAsia="SimHei" w:cs="Times New Roman"/>
+        </w:rPr>
+        <w:t>进阶</w:t>
+      </w:r>
+      <w:r>
+        <w:rPr>
+          <w:rFonts w:hint="eastAsia" w:ascii="Times New Roman" w:hAnsi="Times New Roman" w:eastAsia="Times New Roman" w:cs="Times New Roman"/>
+        </w:rPr>
+        <w:t>）</w:t>
       </w:r>
     </w:p>
     <w:p>
@@ -21397,7 +21445,7 @@
       </w:r>
     </w:p>
     <w:bookmarkEnd w:id="25"/>
-    <w:bookmarkStart w:id="26" w:name="例4-环氧开环的立体化学"/>
+    <w:bookmarkStart w:id="26" w:name="例4-环氧开环的立体化学进阶"/>
     <w:p>
       <w:pPr>
         <w:pStyle w:val="Heading3"/>
@@ -21425,13 +21473,25 @@
         <w:rPr>
           <w:rFonts w:hint="eastAsia" w:ascii="Times New Roman" w:hAnsi="Times New Roman" w:eastAsia="SimHei" w:cs="Times New Roman"/>
         </w:rPr>
-        <w:t xml:space="preserve">环氧开环的立体化学</w:t>
-      </w:r>
-      <w:r>
-        <w:rPr>
-          <w:rFonts w:ascii="Times New Roman" w:hAnsi="Times New Roman" w:eastAsia="Times New Roman" w:cs="Times New Roman"/>
-        </w:rPr>
-        <w:t xml:space="preserve"> ⭐⭐⭐</w:t>
+        <w:t>环氧开环的立体化学</w:t>
+      </w:r>
+      <w:r>
+        <w:rPr>
+          <w:rFonts w:hint="eastAsia" w:ascii="Times New Roman" w:hAnsi="Times New Roman" w:eastAsia="Times New Roman" w:cs="Times New Roman"/>
+        </w:rPr>
+        <w:t>（</w:t>
+      </w:r>
+      <w:r>
+        <w:rPr>
+          <w:rFonts w:hint="eastAsia" w:ascii="Times New Roman" w:hAnsi="Times New Roman" w:eastAsia="SimHei" w:cs="Times New Roman"/>
+        </w:rPr>
+        <w:t>进阶</w:t>
+      </w:r>
+      <w:r>
+        <w:rPr>
+          <w:rFonts w:hint="eastAsia" w:ascii="Times New Roman" w:hAnsi="Times New Roman" w:eastAsia="Times New Roman" w:cs="Times New Roman"/>
+        </w:rPr>
+        <w:t>）</w:t>
       </w:r>
     </w:p>
     <w:p>
@@ -22037,7 +22097,7 @@
       </w:r>
     </w:p>
     <w:bookmarkEnd w:id="26"/>
-    <w:bookmarkStart w:id="27" w:name="例5-胺的鉴别与hofmann消除"/>
+    <w:bookmarkStart w:id="27" w:name="例5-胺的鉴别与hofmann消除挑战"/>
     <w:p>
       <w:pPr>
         <w:pStyle w:val="Heading3"/>
@@ -22081,9 +22141,21 @@
       </w:r>
       <w:r>
         <w:rPr>
-          <w:rFonts w:ascii="Times New Roman" w:hAnsi="Times New Roman" w:eastAsia="Times New Roman" w:cs="Times New Roman"/>
-        </w:rPr>
-        <w:t xml:space="preserve"> ⭐⭐⭐⭐</w:t>
+          <w:rFonts w:hint="eastAsia" w:ascii="Times New Roman" w:hAnsi="Times New Roman" w:eastAsia="Times New Roman" w:cs="Times New Roman"/>
+        </w:rPr>
+        <w:t>（</w:t>
+      </w:r>
+      <w:r>
+        <w:rPr>
+          <w:rFonts w:hint="eastAsia" w:ascii="Times New Roman" w:hAnsi="Times New Roman" w:eastAsia="SimHei" w:cs="Times New Roman"/>
+        </w:rPr>
+        <w:t>挑战</w:t>
+      </w:r>
+      <w:r>
+        <w:rPr>
+          <w:rFonts w:hint="eastAsia" w:ascii="Times New Roman" w:hAnsi="Times New Roman" w:eastAsia="Times New Roman" w:cs="Times New Roman"/>
+        </w:rPr>
+        <w:t>）</w:t>
       </w:r>
     </w:p>
     <w:p>
@@ -25278,13 +25350,7 @@
         <w:rPr>
           <w:rFonts w:hint="eastAsia" w:ascii="Times New Roman" w:hAnsi="Times New Roman" w:eastAsia="SimHei" w:cs="Times New Roman"/>
         </w:rPr>
-        <w:t>基础巩固</w:t>
-      </w:r>
-      <w:r>
-        <w:rPr>
-          <w:rFonts w:hint="eastAsia" w:ascii="Times New Roman" w:hAnsi="Times New Roman" w:eastAsia="Times New Roman" w:cs="Times New Roman"/>
-        </w:rPr>
-        <w:t>（⭐）</w:t>
+        <w:t xml:space="preserve">基础巩固</w:t>
       </w:r>
     </w:p>
     <w:p>
@@ -25552,13 +25618,7 @@
         <w:rPr>
           <w:rFonts w:hint="eastAsia" w:ascii="Times New Roman" w:hAnsi="Times New Roman" w:eastAsia="SimHei" w:cs="Times New Roman"/>
         </w:rPr>
-        <w:t>提高训练</w:t>
-      </w:r>
-      <w:r>
-        <w:rPr>
-          <w:rFonts w:hint="eastAsia" w:ascii="Times New Roman" w:hAnsi="Times New Roman" w:eastAsia="Times New Roman" w:cs="Times New Roman"/>
-        </w:rPr>
-        <w:t>（⭐⭐⭐）</w:t>
+        <w:t xml:space="preserve">提高训练</w:t>
       </w:r>
     </w:p>
     <w:p>
@@ -26048,13 +26108,7 @@
         <w:rPr>
           <w:rFonts w:hint="eastAsia" w:ascii="Times New Roman" w:hAnsi="Times New Roman" w:eastAsia="SimHei" w:cs="Times New Roman"/>
         </w:rPr>
-        <w:t>挑战</w:t>
-      </w:r>
-      <w:r>
-        <w:rPr>
-          <w:rFonts w:hint="eastAsia" w:ascii="Times New Roman" w:hAnsi="Times New Roman" w:eastAsia="Times New Roman" w:cs="Times New Roman"/>
-        </w:rPr>
-        <w:t>（⭐⭐⭐⭐⭐）</w:t>
+        <w:t xml:space="preserve">挑战</w:t>
       </w:r>
     </w:p>
     <w:p>
@@ -30968,7 +31022,7 @@
     <ns0:name ns0:val="Verbatim Char"/>
     <ns0:basedOn ns0:val="BodyTextChar"/>
     <ns0:rPr>
-      <ns0:rFonts ns0:ascii="SimSun" ns0:hAnsi="SimSun" ns0:eastAsia="SimSun" ns0:cs="SimSun"/>
+      <ns0:rFonts ns0:ascii="SimSun" ns0:cs="SimSun" ns0:eastAsia="SimSun" ns0:hAnsi="SimSun"/>
       <ns0:b ns0:val="0"/>
       <ns0:sz ns0:val="20"/>
     </ns0:rPr>
@@ -31022,7 +31076,7 @@
       <w:wordWrap w:val="off"/>
     </w:pPr>
     <ns0:rPr>
-      <w:rFonts w:ascii="SimSun" w:hAnsi="SimSun" w:eastAsia="SimSun" w:cs="SimSun"/>
+      <w:rFonts ns0:ascii="SimSun" ns0:hAnsi="SimSun" ns0:eastAsia="SimSun" ns0:cs="SimSun"/>
     </ns0:rPr>
   </w:style>
   <w:style w:type="character" w:customStyle="1" w:styleId="KeywordTok">

--- a/06-学生侧材料/讲义/6-有机化学/醇醚胺酚.docx
+++ b/06-学生侧材料/讲义/6-有机化学/醇醚胺酚.docx
@@ -25334,7 +25334,7 @@
         <w:t>练习题</w:t>
       </w:r>
     </w:p>
-    <w:bookmarkStart w:id="31" w:name="基础巩固"/>
+    <w:bookmarkStart w:id="31" w:name="基础巩固4-题"/>
     <w:p>
       <w:pPr>
         <w:pStyle w:val="Heading3"/>
@@ -25350,19 +25350,53 @@
         <w:rPr>
           <w:rFonts w:hint="eastAsia" w:ascii="Times New Roman" w:hAnsi="Times New Roman" w:eastAsia="SimHei" w:cs="Times New Roman"/>
         </w:rPr>
-        <w:t xml:space="preserve">基础巩固</w:t>
+        <w:t>基础巩固</w:t>
+      </w:r>
+      <w:r>
+        <w:rPr>
+          <w:rFonts w:hint="eastAsia" w:ascii="Times New Roman" w:hAnsi="Times New Roman" w:eastAsia="Times New Roman" w:cs="Times New Roman"/>
+        </w:rPr>
+        <w:t>（4</w:t>
+      </w:r>
+      <w:r>
+        <w:rPr>
+          <w:rFonts w:ascii="Times New Roman" w:hAnsi="Times New Roman" w:eastAsia="Times New Roman" w:cs="Times New Roman"/>
+        </w:rPr>
+        <w:t xml:space="preserve"> </w:t>
+      </w:r>
+      <w:r>
+        <w:rPr>
+          <w:rFonts w:hint="eastAsia" w:ascii="Times New Roman" w:hAnsi="Times New Roman" w:eastAsia="SimHei" w:cs="Times New Roman"/>
+        </w:rPr>
+        <w:t>题</w:t>
+      </w:r>
+      <w:r>
+        <w:rPr>
+          <w:rFonts w:hint="eastAsia" w:ascii="Times New Roman" w:hAnsi="Times New Roman" w:eastAsia="Times New Roman" w:cs="Times New Roman"/>
+        </w:rPr>
+        <w:t>）</w:t>
       </w:r>
     </w:p>
     <w:p>
       <w:pPr>
-        <w:pStyle w:val="Compact"/>
-        <w:numPr>
-          <w:ilvl w:val="0"/>
-          <w:numId w:val="1008"/>
-        </w:numPr>
+        <w:pStyle w:val="FirstParagraph"/>
       </w:pPr>
       <w:r>
         <w:rPr>
+          <w:rFonts w:ascii="Times New Roman" w:hAnsi="Times New Roman" w:eastAsia="Times New Roman" w:cs="Times New Roman"/>
+          <w:b/>
+          <w:bCs/>
+        </w:rPr>
+        <w:t xml:space="preserve">1.</w:t>
+      </w:r>
+      <w:r>
+        <w:rPr>
+          <w:rFonts w:ascii="Times New Roman" w:hAnsi="Times New Roman" w:eastAsia="Times New Roman" w:cs="Times New Roman"/>
+        </w:rPr>
+        <w:t xml:space="preserve"> </w:t>
+      </w:r>
+      <w:r>
+        <w:rPr>
           <w:rFonts w:hint="eastAsia" w:ascii="Times New Roman" w:hAnsi="Times New Roman" w:eastAsia="FangSong" w:cs="Times New Roman"/>
         </w:rPr>
         <w:t xml:space="preserve">写出</w:t>
@@ -25471,15 +25505,26 @@
         </w:rPr>
         <w:t>。</w:t>
       </w:r>
-    </w:p>
-    <w:p>
-      <w:pPr>
-        <w:pStyle w:val="Compact"/>
-        <w:numPr>
-          <w:ilvl w:val="0"/>
-          <w:numId w:val="1008"/>
-        </w:numPr>
-      </w:pPr>
+      <w:r>
+        <w:rPr>
+          <w:rFonts w:ascii="Times New Roman" w:hAnsi="Times New Roman" w:eastAsia="Times New Roman" w:cs="Times New Roman"/>
+        </w:rPr>
+        <w:t xml:space="preserve"> </w:t>
+      </w:r>
+      <w:r>
+        <w:rPr>
+          <w:rFonts w:ascii="Times New Roman" w:hAnsi="Times New Roman" w:eastAsia="Times New Roman" w:cs="Times New Roman"/>
+          <w:b/>
+          <w:bCs/>
+        </w:rPr>
+        <w:t xml:space="preserve">2.</w:t>
+      </w:r>
+      <w:r>
+        <w:rPr>
+          <w:rFonts w:ascii="Times New Roman" w:hAnsi="Times New Roman" w:eastAsia="Times New Roman" w:cs="Times New Roman"/>
+        </w:rPr>
+        <w:t xml:space="preserve"> </w:t>
+      </w:r>
       <w:r>
         <w:rPr>
           <w:rFonts w:hint="eastAsia" w:ascii="Times New Roman" w:hAnsi="Times New Roman" w:eastAsia="FangSong" w:cs="Times New Roman"/>
@@ -25510,15 +25555,26 @@
         </w:rPr>
         <w:t>。</w:t>
       </w:r>
-    </w:p>
-    <w:p>
-      <w:pPr>
-        <w:pStyle w:val="Compact"/>
-        <w:numPr>
-          <w:ilvl w:val="0"/>
-          <w:numId w:val="1008"/>
-        </w:numPr>
-      </w:pPr>
+      <w:r>
+        <w:rPr>
+          <w:rFonts w:ascii="Times New Roman" w:hAnsi="Times New Roman" w:eastAsia="Times New Roman" w:cs="Times New Roman"/>
+        </w:rPr>
+        <w:t xml:space="preserve"> </w:t>
+      </w:r>
+      <w:r>
+        <w:rPr>
+          <w:rFonts w:ascii="Times New Roman" w:hAnsi="Times New Roman" w:eastAsia="Times New Roman" w:cs="Times New Roman"/>
+          <w:b/>
+          <w:bCs/>
+        </w:rPr>
+        <w:t xml:space="preserve">3.</w:t>
+      </w:r>
+      <w:r>
+        <w:rPr>
+          <w:rFonts w:ascii="Times New Roman" w:hAnsi="Times New Roman" w:eastAsia="Times New Roman" w:cs="Times New Roman"/>
+        </w:rPr>
+        <w:t xml:space="preserve"> </w:t>
+      </w:r>
       <w:r>
         <w:rPr>
           <w:rFonts w:hint="eastAsia" w:ascii="Times New Roman" w:hAnsi="Times New Roman" w:eastAsia="FangSong" w:cs="Times New Roman"/>
@@ -25567,15 +25623,26 @@
         </w:rPr>
         <w:t>。</w:t>
       </w:r>
-    </w:p>
-    <w:p>
-      <w:pPr>
-        <w:pStyle w:val="Compact"/>
-        <w:numPr>
-          <w:ilvl w:val="0"/>
-          <w:numId w:val="1008"/>
-        </w:numPr>
-      </w:pPr>
+      <w:r>
+        <w:rPr>
+          <w:rFonts w:ascii="Times New Roman" w:hAnsi="Times New Roman" w:eastAsia="Times New Roman" w:cs="Times New Roman"/>
+        </w:rPr>
+        <w:t xml:space="preserve"> </w:t>
+      </w:r>
+      <w:r>
+        <w:rPr>
+          <w:rFonts w:ascii="Times New Roman" w:hAnsi="Times New Roman" w:eastAsia="Times New Roman" w:cs="Times New Roman"/>
+          <w:b/>
+          <w:bCs/>
+        </w:rPr>
+        <w:t xml:space="preserve">4.</w:t>
+      </w:r>
+      <w:r>
+        <w:rPr>
+          <w:rFonts w:ascii="Times New Roman" w:hAnsi="Times New Roman" w:eastAsia="Times New Roman" w:cs="Times New Roman"/>
+        </w:rPr>
+        <w:t xml:space="preserve"> </w:t>
+      </w:r>
       <w:r>
         <w:rPr>
           <w:rFonts w:hint="eastAsia" w:ascii="Times New Roman" w:hAnsi="Times New Roman" w:eastAsia="FangSong" w:cs="Times New Roman"/>
@@ -25602,7 +25669,7 @@
       </w:r>
     </w:p>
     <w:bookmarkEnd w:id="31"/>
-    <w:bookmarkStart w:id="32" w:name="提高训练"/>
+    <w:bookmarkStart w:id="32" w:name="提高训练4-题"/>
     <w:p>
       <w:pPr>
         <w:pStyle w:val="Heading3"/>
@@ -25618,19 +25685,53 @@
         <w:rPr>
           <w:rFonts w:hint="eastAsia" w:ascii="Times New Roman" w:hAnsi="Times New Roman" w:eastAsia="SimHei" w:cs="Times New Roman"/>
         </w:rPr>
-        <w:t xml:space="preserve">提高训练</w:t>
+        <w:t>提高训练</w:t>
+      </w:r>
+      <w:r>
+        <w:rPr>
+          <w:rFonts w:hint="eastAsia" w:ascii="Times New Roman" w:hAnsi="Times New Roman" w:eastAsia="Times New Roman" w:cs="Times New Roman"/>
+        </w:rPr>
+        <w:t>（4</w:t>
+      </w:r>
+      <w:r>
+        <w:rPr>
+          <w:rFonts w:ascii="Times New Roman" w:hAnsi="Times New Roman" w:eastAsia="Times New Roman" w:cs="Times New Roman"/>
+        </w:rPr>
+        <w:t xml:space="preserve"> </w:t>
+      </w:r>
+      <w:r>
+        <w:rPr>
+          <w:rFonts w:hint="eastAsia" w:ascii="Times New Roman" w:hAnsi="Times New Roman" w:eastAsia="SimHei" w:cs="Times New Roman"/>
+        </w:rPr>
+        <w:t>题</w:t>
+      </w:r>
+      <w:r>
+        <w:rPr>
+          <w:rFonts w:hint="eastAsia" w:ascii="Times New Roman" w:hAnsi="Times New Roman" w:eastAsia="Times New Roman" w:cs="Times New Roman"/>
+        </w:rPr>
+        <w:t>）</w:t>
       </w:r>
     </w:p>
     <w:p>
       <w:pPr>
-        <w:pStyle w:val="Compact"/>
-        <w:numPr>
-          <w:ilvl w:val="0"/>
-          <w:numId w:val="1009"/>
-        </w:numPr>
+        <w:pStyle w:val="FirstParagraph"/>
       </w:pPr>
       <w:r>
         <w:rPr>
+          <w:rFonts w:ascii="Times New Roman" w:hAnsi="Times New Roman" w:eastAsia="Times New Roman" w:cs="Times New Roman"/>
+          <w:b/>
+          <w:bCs/>
+        </w:rPr>
+        <w:t xml:space="preserve">5.</w:t>
+      </w:r>
+      <w:r>
+        <w:rPr>
+          <w:rFonts w:ascii="Times New Roman" w:hAnsi="Times New Roman" w:eastAsia="Times New Roman" w:cs="Times New Roman"/>
+        </w:rPr>
+        <w:t xml:space="preserve"> </w:t>
+      </w:r>
+      <w:r>
+        <w:rPr>
           <w:rFonts w:hint="eastAsia" w:ascii="Times New Roman" w:hAnsi="Times New Roman" w:eastAsia="FangSong" w:cs="Times New Roman"/>
         </w:rPr>
         <w:t xml:space="preserve">化合物</w:t>
@@ -25763,15 +25864,26 @@
         </w:rPr>
         <w:t>。</w:t>
       </w:r>
-    </w:p>
-    <w:p>
-      <w:pPr>
-        <w:pStyle w:val="Compact"/>
-        <w:numPr>
-          <w:ilvl w:val="0"/>
-          <w:numId w:val="1009"/>
-        </w:numPr>
-      </w:pPr>
+      <w:r>
+        <w:rPr>
+          <w:rFonts w:ascii="Times New Roman" w:hAnsi="Times New Roman" w:eastAsia="Times New Roman" w:cs="Times New Roman"/>
+        </w:rPr>
+        <w:t xml:space="preserve"> </w:t>
+      </w:r>
+      <w:r>
+        <w:rPr>
+          <w:rFonts w:ascii="Times New Roman" w:hAnsi="Times New Roman" w:eastAsia="Times New Roman" w:cs="Times New Roman"/>
+          <w:b/>
+          <w:bCs/>
+        </w:rPr>
+        <w:t xml:space="preserve">6.</w:t>
+      </w:r>
+      <w:r>
+        <w:rPr>
+          <w:rFonts w:ascii="Times New Roman" w:hAnsi="Times New Roman" w:eastAsia="Times New Roman" w:cs="Times New Roman"/>
+        </w:rPr>
+        <w:t xml:space="preserve"> </w:t>
+      </w:r>
       <w:r>
         <w:rPr>
           <w:rFonts w:hint="eastAsia" w:ascii="Times New Roman" w:hAnsi="Times New Roman" w:eastAsia="FangSong" w:cs="Times New Roman"/>
@@ -25826,15 +25938,26 @@
         </w:rPr>
         <w:t>。</w:t>
       </w:r>
-    </w:p>
-    <w:p>
-      <w:pPr>
-        <w:pStyle w:val="Compact"/>
-        <w:numPr>
-          <w:ilvl w:val="0"/>
-          <w:numId w:val="1009"/>
-        </w:numPr>
-      </w:pPr>
+      <w:r>
+        <w:rPr>
+          <w:rFonts w:ascii="Times New Roman" w:hAnsi="Times New Roman" w:eastAsia="Times New Roman" w:cs="Times New Roman"/>
+        </w:rPr>
+        <w:t xml:space="preserve"> </w:t>
+      </w:r>
+      <w:r>
+        <w:rPr>
+          <w:rFonts w:ascii="Times New Roman" w:hAnsi="Times New Roman" w:eastAsia="Times New Roman" w:cs="Times New Roman"/>
+          <w:b/>
+          <w:bCs/>
+        </w:rPr>
+        <w:t xml:space="preserve">7.</w:t>
+      </w:r>
+      <w:r>
+        <w:rPr>
+          <w:rFonts w:ascii="Times New Roman" w:hAnsi="Times New Roman" w:eastAsia="Times New Roman" w:cs="Times New Roman"/>
+        </w:rPr>
+        <w:t xml:space="preserve"> </w:t>
+      </w:r>
       <w:r>
         <w:rPr>
           <w:rFonts w:hint="eastAsia" w:ascii="Times New Roman" w:hAnsi="Times New Roman" w:eastAsia="FangSong" w:cs="Times New Roman"/>
@@ -26045,15 +26168,26 @@
         </w:rPr>
         <w:t>？</w:t>
       </w:r>
-    </w:p>
-    <w:p>
-      <w:pPr>
-        <w:pStyle w:val="Compact"/>
-        <w:numPr>
-          <w:ilvl w:val="0"/>
-          <w:numId w:val="1009"/>
-        </w:numPr>
-      </w:pPr>
+      <w:r>
+        <w:rPr>
+          <w:rFonts w:ascii="Times New Roman" w:hAnsi="Times New Roman" w:eastAsia="Times New Roman" w:cs="Times New Roman"/>
+        </w:rPr>
+        <w:t xml:space="preserve"> </w:t>
+      </w:r>
+      <w:r>
+        <w:rPr>
+          <w:rFonts w:ascii="Times New Roman" w:hAnsi="Times New Roman" w:eastAsia="Times New Roman" w:cs="Times New Roman"/>
+          <w:b/>
+          <w:bCs/>
+        </w:rPr>
+        <w:t xml:space="preserve">8.</w:t>
+      </w:r>
+      <w:r>
+        <w:rPr>
+          <w:rFonts w:ascii="Times New Roman" w:hAnsi="Times New Roman" w:eastAsia="Times New Roman" w:cs="Times New Roman"/>
+        </w:rPr>
+        <w:t xml:space="preserve"> </w:t>
+      </w:r>
       <w:r>
         <w:rPr>
           <w:rFonts w:hint="eastAsia" w:ascii="Times New Roman" w:hAnsi="Times New Roman" w:eastAsia="FangSong" w:cs="Times New Roman"/>
@@ -26092,7 +26226,7 @@
       </w:r>
     </w:p>
     <w:bookmarkEnd w:id="32"/>
-    <w:bookmarkStart w:id="33" w:name="挑战"/>
+    <w:bookmarkStart w:id="33" w:name="挑战2-题"/>
     <w:p>
       <w:pPr>
         <w:pStyle w:val="Heading3"/>
@@ -26108,19 +26242,53 @@
         <w:rPr>
           <w:rFonts w:hint="eastAsia" w:ascii="Times New Roman" w:hAnsi="Times New Roman" w:eastAsia="SimHei" w:cs="Times New Roman"/>
         </w:rPr>
-        <w:t xml:space="preserve">挑战</w:t>
+        <w:t>挑战</w:t>
+      </w:r>
+      <w:r>
+        <w:rPr>
+          <w:rFonts w:hint="eastAsia" w:ascii="Times New Roman" w:hAnsi="Times New Roman" w:eastAsia="Times New Roman" w:cs="Times New Roman"/>
+        </w:rPr>
+        <w:t>（2</w:t>
+      </w:r>
+      <w:r>
+        <w:rPr>
+          <w:rFonts w:ascii="Times New Roman" w:hAnsi="Times New Roman" w:eastAsia="Times New Roman" w:cs="Times New Roman"/>
+        </w:rPr>
+        <w:t xml:space="preserve"> </w:t>
+      </w:r>
+      <w:r>
+        <w:rPr>
+          <w:rFonts w:hint="eastAsia" w:ascii="Times New Roman" w:hAnsi="Times New Roman" w:eastAsia="SimHei" w:cs="Times New Roman"/>
+        </w:rPr>
+        <w:t>题</w:t>
+      </w:r>
+      <w:r>
+        <w:rPr>
+          <w:rFonts w:hint="eastAsia" w:ascii="Times New Roman" w:hAnsi="Times New Roman" w:eastAsia="Times New Roman" w:cs="Times New Roman"/>
+        </w:rPr>
+        <w:t>）</w:t>
       </w:r>
     </w:p>
     <w:p>
       <w:pPr>
-        <w:pStyle w:val="Compact"/>
-        <w:numPr>
-          <w:ilvl w:val="0"/>
-          <w:numId w:val="1010"/>
-        </w:numPr>
+        <w:pStyle w:val="FirstParagraph"/>
       </w:pPr>
       <w:r>
         <w:rPr>
+          <w:rFonts w:ascii="Times New Roman" w:hAnsi="Times New Roman" w:eastAsia="Times New Roman" w:cs="Times New Roman"/>
+          <w:b/>
+          <w:bCs/>
+        </w:rPr>
+        <w:t xml:space="preserve">9.</w:t>
+      </w:r>
+      <w:r>
+        <w:rPr>
+          <w:rFonts w:ascii="Times New Roman" w:hAnsi="Times New Roman" w:eastAsia="Times New Roman" w:cs="Times New Roman"/>
+        </w:rPr>
+        <w:t xml:space="preserve"> </w:t>
+      </w:r>
+      <w:r>
+        <w:rPr>
           <w:rFonts w:hint="eastAsia" w:ascii="Times New Roman" w:hAnsi="Times New Roman" w:eastAsia="FangSong" w:cs="Times New Roman"/>
         </w:rPr>
         <w:t xml:space="preserve">某胺</w:t>
@@ -26303,15 +26471,26 @@
         </w:rPr>
         <w:t>。</w:t>
       </w:r>
-    </w:p>
-    <w:p>
-      <w:pPr>
-        <w:pStyle w:val="Compact"/>
-        <w:numPr>
-          <w:ilvl w:val="0"/>
-          <w:numId w:val="1010"/>
-        </w:numPr>
-      </w:pPr>
+      <w:r>
+        <w:rPr>
+          <w:rFonts w:ascii="Times New Roman" w:hAnsi="Times New Roman" w:eastAsia="Times New Roman" w:cs="Times New Roman"/>
+        </w:rPr>
+        <w:t xml:space="preserve"> </w:t>
+      </w:r>
+      <w:r>
+        <w:rPr>
+          <w:rFonts w:ascii="Times New Roman" w:hAnsi="Times New Roman" w:eastAsia="Times New Roman" w:cs="Times New Roman"/>
+          <w:b/>
+          <w:bCs/>
+        </w:rPr>
+        <w:t xml:space="preserve">10.</w:t>
+      </w:r>
+      <w:r>
+        <w:rPr>
+          <w:rFonts w:ascii="Times New Roman" w:hAnsi="Times New Roman" w:eastAsia="Times New Roman" w:cs="Times New Roman"/>
+        </w:rPr>
+        <w:t xml:space="preserve"> </w:t>
+      </w:r>
       <w:r>
         <w:rPr>
           <w:rFonts w:hint="eastAsia" w:ascii="Times New Roman" w:hAnsi="Times New Roman" w:eastAsia="FangSong" w:cs="Times New Roman"/>
@@ -26388,14 +26567,24 @@
     </w:p>
     <w:p>
       <w:pPr>
-        <w:pStyle w:val="Compact"/>
-        <w:numPr>
-          <w:ilvl w:val="0"/>
-          <w:numId w:val="1011"/>
-        </w:numPr>
+        <w:pStyle w:val="FirstParagraph"/>
       </w:pPr>
       <w:r>
         <w:rPr>
+          <w:rFonts w:ascii="Times New Roman" w:hAnsi="Times New Roman" w:eastAsia="Times New Roman" w:cs="Times New Roman"/>
+          <w:b/>
+          <w:bCs/>
+        </w:rPr>
+        <w:t xml:space="preserve">1.</w:t>
+      </w:r>
+      <w:r>
+        <w:rPr>
+          <w:rFonts w:ascii="Times New Roman" w:hAnsi="Times New Roman" w:eastAsia="Times New Roman" w:cs="Times New Roman"/>
+        </w:rPr>
+        <w:t xml:space="preserve"> </w:t>
+      </w:r>
+      <w:r>
+        <w:rPr>
           <w:rFonts w:hint="eastAsia" w:ascii="Times New Roman" w:hAnsi="Times New Roman" w:eastAsia="Times New Roman" w:cs="Times New Roman"/>
         </w:rPr>
         <w:t>2-</w:t>
@@ -26568,15 +26757,26 @@
         </w:rPr>
         <w:t>）。</w:t>
       </w:r>
-    </w:p>
-    <w:p>
-      <w:pPr>
-        <w:pStyle w:val="Compact"/>
-        <w:numPr>
-          <w:ilvl w:val="0"/>
-          <w:numId w:val="1011"/>
-        </w:numPr>
-      </w:pPr>
+      <w:r>
+        <w:rPr>
+          <w:rFonts w:ascii="Times New Roman" w:hAnsi="Times New Roman" w:eastAsia="Times New Roman" w:cs="Times New Roman"/>
+        </w:rPr>
+        <w:t xml:space="preserve"> </w:t>
+      </w:r>
+      <w:r>
+        <w:rPr>
+          <w:rFonts w:ascii="Times New Roman" w:hAnsi="Times New Roman" w:eastAsia="Times New Roman" w:cs="Times New Roman"/>
+          <w:b/>
+          <w:bCs/>
+        </w:rPr>
+        <w:t xml:space="preserve">2.</w:t>
+      </w:r>
+      <w:r>
+        <w:rPr>
+          <w:rFonts w:ascii="Times New Roman" w:hAnsi="Times New Roman" w:eastAsia="Times New Roman" w:cs="Times New Roman"/>
+        </w:rPr>
+        <w:t xml:space="preserve"> </w:t>
+      </w:r>
       <w:r>
         <w:rPr>
           <w:rFonts w:hint="eastAsia" w:ascii="Times New Roman" w:hAnsi="Times New Roman" w:eastAsia="FangSong" w:cs="Times New Roman"/>
@@ -26735,15 +26935,26 @@
         </w:rPr>
         <w:t>。</w:t>
       </w:r>
-    </w:p>
-    <w:p>
-      <w:pPr>
-        <w:pStyle w:val="Compact"/>
-        <w:numPr>
-          <w:ilvl w:val="0"/>
-          <w:numId w:val="1011"/>
-        </w:numPr>
-      </w:pPr>
+      <w:r>
+        <w:rPr>
+          <w:rFonts w:ascii="Times New Roman" w:hAnsi="Times New Roman" w:eastAsia="Times New Roman" w:cs="Times New Roman"/>
+        </w:rPr>
+        <w:t xml:space="preserve"> </w:t>
+      </w:r>
+      <w:r>
+        <w:rPr>
+          <w:rFonts w:ascii="Times New Roman" w:hAnsi="Times New Roman" w:eastAsia="Times New Roman" w:cs="Times New Roman"/>
+          <w:b/>
+          <w:bCs/>
+        </w:rPr>
+        <w:t xml:space="preserve">3.</w:t>
+      </w:r>
+      <w:r>
+        <w:rPr>
+          <w:rFonts w:ascii="Times New Roman" w:hAnsi="Times New Roman" w:eastAsia="Times New Roman" w:cs="Times New Roman"/>
+        </w:rPr>
+        <w:t xml:space="preserve"> </w:t>
+      </w:r>
       <w:r>
         <w:rPr>
           <w:rFonts w:hint="eastAsia" w:ascii="Times New Roman" w:hAnsi="Times New Roman" w:eastAsia="FangSong" w:cs="Times New Roman"/>
@@ -26924,15 +27135,26 @@
         </w:rPr>
         <w:t xml:space="preserve">10-11）。</w:t>
       </w:r>
-    </w:p>
-    <w:p>
-      <w:pPr>
-        <w:pStyle w:val="Compact"/>
-        <w:numPr>
-          <w:ilvl w:val="0"/>
-          <w:numId w:val="1011"/>
-        </w:numPr>
-      </w:pPr>
+      <w:r>
+        <w:rPr>
+          <w:rFonts w:ascii="Times New Roman" w:hAnsi="Times New Roman" w:eastAsia="Times New Roman" w:cs="Times New Roman"/>
+        </w:rPr>
+        <w:t xml:space="preserve"> </w:t>
+      </w:r>
+      <w:r>
+        <w:rPr>
+          <w:rFonts w:ascii="Times New Roman" w:hAnsi="Times New Roman" w:eastAsia="Times New Roman" w:cs="Times New Roman"/>
+          <w:b/>
+          <w:bCs/>
+        </w:rPr>
+        <w:t xml:space="preserve">4.</w:t>
+      </w:r>
+      <w:r>
+        <w:rPr>
+          <w:rFonts w:ascii="Times New Roman" w:hAnsi="Times New Roman" w:eastAsia="Times New Roman" w:cs="Times New Roman"/>
+        </w:rPr>
+        <w:t xml:space="preserve"> </w:t>
+      </w:r>
       <w:r>
         <w:rPr>
           <w:rFonts w:hint="eastAsia" w:ascii="Times New Roman" w:hAnsi="Times New Roman" w:eastAsia="FangSong" w:cs="Times New Roman"/>
@@ -27144,15 +27366,26 @@
         </w:rPr>
         <w:t>）。</w:t>
       </w:r>
-    </w:p>
-    <w:p>
-      <w:pPr>
-        <w:pStyle w:val="Compact"/>
-        <w:numPr>
-          <w:ilvl w:val="0"/>
-          <w:numId w:val="1011"/>
-        </w:numPr>
-      </w:pPr>
+      <w:r>
+        <w:rPr>
+          <w:rFonts w:ascii="Times New Roman" w:hAnsi="Times New Roman" w:eastAsia="Times New Roman" w:cs="Times New Roman"/>
+        </w:rPr>
+        <w:t xml:space="preserve"> </w:t>
+      </w:r>
+      <w:r>
+        <w:rPr>
+          <w:rFonts w:ascii="Times New Roman" w:hAnsi="Times New Roman" w:eastAsia="Times New Roman" w:cs="Times New Roman"/>
+          <w:b/>
+          <w:bCs/>
+        </w:rPr>
+        <w:t xml:space="preserve">5.</w:t>
+      </w:r>
+      <w:r>
+        <w:rPr>
+          <w:rFonts w:ascii="Times New Roman" w:hAnsi="Times New Roman" w:eastAsia="Times New Roman" w:cs="Times New Roman"/>
+        </w:rPr>
+        <w:t xml:space="preserve"> </w:t>
+      </w:r>
       <w:r>
         <w:rPr>
           <w:rFonts w:ascii="Times New Roman" w:hAnsi="Times New Roman" w:eastAsia="Times New Roman" w:cs="Times New Roman"/>
@@ -27465,15 +27698,26 @@
         </w:rPr>
         <w:t>。</w:t>
       </w:r>
-    </w:p>
-    <w:p>
-      <w:pPr>
-        <w:pStyle w:val="Compact"/>
-        <w:numPr>
-          <w:ilvl w:val="0"/>
-          <w:numId w:val="1011"/>
-        </w:numPr>
-      </w:pPr>
+      <w:r>
+        <w:rPr>
+          <w:rFonts w:ascii="Times New Roman" w:hAnsi="Times New Roman" w:eastAsia="Times New Roman" w:cs="Times New Roman"/>
+        </w:rPr>
+        <w:t xml:space="preserve"> </w:t>
+      </w:r>
+      <w:r>
+        <w:rPr>
+          <w:rFonts w:ascii="Times New Roman" w:hAnsi="Times New Roman" w:eastAsia="Times New Roman" w:cs="Times New Roman"/>
+          <w:b/>
+          <w:bCs/>
+        </w:rPr>
+        <w:t xml:space="preserve">6.</w:t>
+      </w:r>
+      <w:r>
+        <w:rPr>
+          <w:rFonts w:ascii="Times New Roman" w:hAnsi="Times New Roman" w:eastAsia="Times New Roman" w:cs="Times New Roman"/>
+        </w:rPr>
+        <w:t xml:space="preserve"> </w:t>
+      </w:r>
       <w:r>
         <w:rPr>
           <w:rFonts w:hint="eastAsia" w:ascii="Times New Roman" w:hAnsi="Times New Roman" w:eastAsia="Times New Roman" w:cs="Times New Roman"/>
@@ -27810,15 +28054,26 @@
         </w:rPr>
         <w:t xml:space="preserve"> ≤3C。</w:t>
       </w:r>
-    </w:p>
-    <w:p>
-      <w:pPr>
-        <w:pStyle w:val="Compact"/>
-        <w:numPr>
-          <w:ilvl w:val="0"/>
-          <w:numId w:val="1011"/>
-        </w:numPr>
-      </w:pPr>
+      <w:r>
+        <w:rPr>
+          <w:rFonts w:ascii="Times New Roman" w:hAnsi="Times New Roman" w:eastAsia="Times New Roman" w:cs="Times New Roman"/>
+        </w:rPr>
+        <w:t xml:space="preserve"> </w:t>
+      </w:r>
+      <w:r>
+        <w:rPr>
+          <w:rFonts w:ascii="Times New Roman" w:hAnsi="Times New Roman" w:eastAsia="Times New Roman" w:cs="Times New Roman"/>
+          <w:b/>
+          <w:bCs/>
+        </w:rPr>
+        <w:t xml:space="preserve">7.</w:t>
+      </w:r>
+      <w:r>
+        <w:rPr>
+          <w:rFonts w:ascii="Times New Roman" w:hAnsi="Times New Roman" w:eastAsia="Times New Roman" w:cs="Times New Roman"/>
+        </w:rPr>
+        <w:t xml:space="preserve"> </w:t>
+      </w:r>
       <w:r>
         <w:rPr>
           <w:rFonts w:hint="eastAsia" w:ascii="Times New Roman" w:hAnsi="Times New Roman" w:eastAsia="Times New Roman" w:cs="Times New Roman"/>
@@ -28229,15 +28484,26 @@
         </w:rPr>
         <w:t>。</w:t>
       </w:r>
-    </w:p>
-    <w:p>
-      <w:pPr>
-        <w:pStyle w:val="Compact"/>
-        <w:numPr>
-          <w:ilvl w:val="0"/>
-          <w:numId w:val="1011"/>
-        </w:numPr>
-      </w:pPr>
+      <w:r>
+        <w:rPr>
+          <w:rFonts w:ascii="Times New Roman" w:hAnsi="Times New Roman" w:eastAsia="Times New Roman" w:cs="Times New Roman"/>
+        </w:rPr>
+        <w:t xml:space="preserve"> </w:t>
+      </w:r>
+      <w:r>
+        <w:rPr>
+          <w:rFonts w:ascii="Times New Roman" w:hAnsi="Times New Roman" w:eastAsia="Times New Roman" w:cs="Times New Roman"/>
+          <w:b/>
+          <w:bCs/>
+        </w:rPr>
+        <w:t xml:space="preserve">8.</w:t>
+      </w:r>
+      <w:r>
+        <w:rPr>
+          <w:rFonts w:ascii="Times New Roman" w:hAnsi="Times New Roman" w:eastAsia="Times New Roman" w:cs="Times New Roman"/>
+        </w:rPr>
+        <w:t xml:space="preserve"> </w:t>
+      </w:r>
       <w:r>
         <w:rPr>
           <w:rFonts w:hint="eastAsia" w:ascii="Times New Roman" w:hAnsi="Times New Roman" w:eastAsia="Times New Roman" w:cs="Times New Roman"/>
@@ -28467,15 +28733,26 @@
         </w:rPr>
         <w:t>。</w:t>
       </w:r>
-    </w:p>
-    <w:p>
-      <w:pPr>
-        <w:pStyle w:val="Compact"/>
-        <w:numPr>
-          <w:ilvl w:val="0"/>
-          <w:numId w:val="1011"/>
-        </w:numPr>
-      </w:pPr>
+      <w:r>
+        <w:rPr>
+          <w:rFonts w:ascii="Times New Roman" w:hAnsi="Times New Roman" w:eastAsia="Times New Roman" w:cs="Times New Roman"/>
+        </w:rPr>
+        <w:t xml:space="preserve"> </w:t>
+      </w:r>
+      <w:r>
+        <w:rPr>
+          <w:rFonts w:ascii="Times New Roman" w:hAnsi="Times New Roman" w:eastAsia="Times New Roman" w:cs="Times New Roman"/>
+          <w:b/>
+          <w:bCs/>
+        </w:rPr>
+        <w:t xml:space="preserve">9.</w:t>
+      </w:r>
+      <w:r>
+        <w:rPr>
+          <w:rFonts w:ascii="Times New Roman" w:hAnsi="Times New Roman" w:eastAsia="Times New Roman" w:cs="Times New Roman"/>
+        </w:rPr>
+        <w:t xml:space="preserve"> </w:t>
+      </w:r>
       <w:r>
         <w:rPr>
           <w:rFonts w:ascii="Times New Roman" w:hAnsi="Times New Roman" w:eastAsia="Times New Roman" w:cs="Times New Roman"/>
@@ -28577,20 +28854,17 @@
         </w:rPr>
         <w:t>。</w:t>
       </w:r>
-    </w:p>
-    <w:p>
-      <w:pPr>
-        <w:pStyle w:val="Compact"/>
-        <w:numPr>
-          <w:ilvl w:val="1"/>
-          <w:numId w:val="1012"/>
-        </w:numPr>
-      </w:pPr>
-      <w:r>
-        <w:rPr>
-          <w:rFonts w:ascii="Times New Roman" w:hAnsi="Times New Roman" w:eastAsia="Times New Roman" w:cs="Times New Roman"/>
-        </w:rPr>
-        <w:t xml:space="preserve">① A + </w:t>
+      <w:r>
+        <w:rPr>
+          <w:rFonts w:ascii="Times New Roman" w:hAnsi="Times New Roman" w:eastAsia="Times New Roman" w:cs="Times New Roman"/>
+        </w:rPr>
+        <w:t xml:space="preserve"> </w:t>
+      </w:r>
+      <w:r>
+        <w:rPr>
+          <w:rFonts w:ascii="Times New Roman" w:hAnsi="Times New Roman" w:eastAsia="Times New Roman" w:cs="Times New Roman"/>
+        </w:rPr>
+        <w:t xml:space="preserve">- ① A + </w:t>
       </w:r>
       <w:r>
         <w:rPr>
@@ -28732,20 +29006,17 @@
         </w:rPr>
         <w:t>）</w:t>
       </w:r>
-    </w:p>
-    <w:p>
-      <w:pPr>
-        <w:pStyle w:val="Compact"/>
-        <w:numPr>
-          <w:ilvl w:val="1"/>
-          <w:numId w:val="1012"/>
-        </w:numPr>
-      </w:pPr>
-      <w:r>
-        <w:rPr>
-          <w:rFonts w:ascii="Times New Roman" w:hAnsi="Times New Roman" w:eastAsia="Times New Roman" w:cs="Times New Roman"/>
-        </w:rPr>
-        <w:t>② Ag</w:t>
+      <w:r>
+        <w:rPr>
+          <w:rFonts w:ascii="Times New Roman" w:hAnsi="Times New Roman" w:eastAsia="Times New Roman" w:cs="Times New Roman"/>
+        </w:rPr>
+        <w:t xml:space="preserve"> </w:t>
+      </w:r>
+      <w:r>
+        <w:rPr>
+          <w:rFonts w:ascii="Times New Roman" w:hAnsi="Times New Roman" w:eastAsia="Times New Roman" w:cs="Times New Roman"/>
+        </w:rPr>
+        <w:t>- ② Ag</w:t>
       </w:r>
       <w:r>
         <w:rPr>
@@ -28851,20 +29122,17 @@
         </w:rPr>
         <w:t>3</w:t>
       </w:r>
-    </w:p>
-    <w:p>
-      <w:pPr>
-        <w:pStyle w:val="Compact"/>
-        <w:numPr>
-          <w:ilvl w:val="1"/>
-          <w:numId w:val="1012"/>
-        </w:numPr>
-      </w:pPr>
-      <w:r>
-        <w:rPr>
-          <w:rFonts w:ascii="Times New Roman" w:hAnsi="Times New Roman" w:eastAsia="Times New Roman" w:cs="Times New Roman"/>
-        </w:rPr>
-        <w:t xml:space="preserve">③ Δ → Hofmann </w:t>
+      <w:r>
+        <w:rPr>
+          <w:rFonts w:ascii="Times New Roman" w:hAnsi="Times New Roman" w:eastAsia="Times New Roman" w:cs="Times New Roman"/>
+        </w:rPr>
+        <w:t xml:space="preserve"> </w:t>
+      </w:r>
+      <w:r>
+        <w:rPr>
+          <w:rFonts w:ascii="Times New Roman" w:hAnsi="Times New Roman" w:eastAsia="Times New Roman" w:cs="Times New Roman"/>
+        </w:rPr>
+        <w:t xml:space="preserve">- ③ Δ → Hofmann </w:t>
       </w:r>
       <w:r>
         <w:rPr>
@@ -29242,15 +29510,26 @@
         </w:rPr>
         <w:t>。</w:t>
       </w:r>
-    </w:p>
-    <w:p>
-      <w:pPr>
-        <w:pStyle w:val="Compact"/>
-        <w:numPr>
-          <w:ilvl w:val="0"/>
-          <w:numId w:val="1011"/>
-        </w:numPr>
-      </w:pPr>
+      <w:r>
+        <w:rPr>
+          <w:rFonts w:ascii="Times New Roman" w:hAnsi="Times New Roman" w:eastAsia="Times New Roman" w:cs="Times New Roman"/>
+        </w:rPr>
+        <w:t xml:space="preserve"> </w:t>
+      </w:r>
+      <w:r>
+        <w:rPr>
+          <w:rFonts w:ascii="Times New Roman" w:hAnsi="Times New Roman" w:eastAsia="Times New Roman" w:cs="Times New Roman"/>
+          <w:b/>
+          <w:bCs/>
+        </w:rPr>
+        <w:t xml:space="preserve">10.</w:t>
+      </w:r>
+      <w:r>
+        <w:rPr>
+          <w:rFonts w:ascii="Times New Roman" w:hAnsi="Times New Roman" w:eastAsia="Times New Roman" w:cs="Times New Roman"/>
+        </w:rPr>
+        <w:t xml:space="preserve"> </w:t>
+      </w:r>
       <w:r>
         <w:rPr>
           <w:rFonts w:hint="eastAsia" w:ascii="Times New Roman" w:hAnsi="Times New Roman" w:eastAsia="FangSong" w:cs="Times New Roman"/>
@@ -29997,176 +30276,6 @@
       </w:pPr>
     </w:lvl>
   </w:abstractNum>
-  <w:abstractNum w:abstractNumId="99415">
-    <w:nsid w:val="00A99415"/>
-    <w:multiLevelType w:val="multilevel"/>
-    <w:lvl w:ilvl="0">
-      <w:start w:val="5"/>
-      <w:numFmt w:val="decimal"/>
-      <w:lvlText w:val="%1."/>
-      <w:lvlJc w:val="left"/>
-      <w:pPr>
-        <w:ind w:left="720" w:hanging="360"/>
-      </w:pPr>
-    </w:lvl>
-    <w:lvl w:ilvl="1">
-      <w:start w:val="5"/>
-      <w:numFmt w:val="decimal"/>
-      <w:lvlText w:val="%2."/>
-      <w:lvlJc w:val="left"/>
-      <w:pPr>
-        <w:ind w:left="1440" w:hanging="360"/>
-      </w:pPr>
-    </w:lvl>
-    <w:lvl w:ilvl="2">
-      <w:start w:val="5"/>
-      <w:numFmt w:val="decimal"/>
-      <w:lvlText w:val="%3."/>
-      <w:lvlJc w:val="left"/>
-      <w:pPr>
-        <w:ind w:left="2160" w:hanging="360"/>
-      </w:pPr>
-    </w:lvl>
-    <w:lvl w:ilvl="3">
-      <w:start w:val="5"/>
-      <w:numFmt w:val="decimal"/>
-      <w:lvlText w:val="%4."/>
-      <w:lvlJc w:val="left"/>
-      <w:pPr>
-        <w:ind w:left="2880" w:hanging="360"/>
-      </w:pPr>
-    </w:lvl>
-    <w:lvl w:ilvl="4">
-      <w:start w:val="5"/>
-      <w:numFmt w:val="decimal"/>
-      <w:lvlText w:val="%5."/>
-      <w:lvlJc w:val="left"/>
-      <w:pPr>
-        <w:ind w:left="3600" w:hanging="360"/>
-      </w:pPr>
-    </w:lvl>
-    <w:lvl w:ilvl="5">
-      <w:start w:val="5"/>
-      <w:numFmt w:val="decimal"/>
-      <w:lvlText w:val="%6."/>
-      <w:lvlJc w:val="left"/>
-      <w:pPr>
-        <w:ind w:left="4320" w:hanging="360"/>
-      </w:pPr>
-    </w:lvl>
-    <w:lvl w:ilvl="6">
-      <w:start w:val="5"/>
-      <w:numFmt w:val="decimal"/>
-      <w:lvlText w:val="%7."/>
-      <w:lvlJc w:val="left"/>
-      <w:pPr>
-        <w:ind w:left="5040" w:hanging="360"/>
-      </w:pPr>
-    </w:lvl>
-    <w:lvl w:ilvl="7">
-      <w:start w:val="5"/>
-      <w:numFmt w:val="decimal"/>
-      <w:lvlText w:val="%8."/>
-      <w:lvlJc w:val="left"/>
-      <w:pPr>
-        <w:ind w:left="5760" w:hanging="360"/>
-      </w:pPr>
-    </w:lvl>
-    <w:lvl w:ilvl="8">
-      <w:start w:val="5"/>
-      <w:numFmt w:val="decimal"/>
-      <w:lvlText w:val="%9."/>
-      <w:lvlJc w:val="left"/>
-      <w:pPr>
-        <w:ind w:left="6480" w:hanging="360"/>
-      </w:pPr>
-    </w:lvl>
-  </w:abstractNum>
-  <w:abstractNum w:abstractNumId="99419">
-    <w:nsid w:val="00A99419"/>
-    <w:multiLevelType w:val="multilevel"/>
-    <w:lvl w:ilvl="0">
-      <w:start w:val="9"/>
-      <w:numFmt w:val="decimal"/>
-      <w:lvlText w:val="%1."/>
-      <w:lvlJc w:val="left"/>
-      <w:pPr>
-        <w:ind w:left="720" w:hanging="360"/>
-      </w:pPr>
-    </w:lvl>
-    <w:lvl w:ilvl="1">
-      <w:start w:val="9"/>
-      <w:numFmt w:val="decimal"/>
-      <w:lvlText w:val="%2."/>
-      <w:lvlJc w:val="left"/>
-      <w:pPr>
-        <w:ind w:left="1440" w:hanging="360"/>
-      </w:pPr>
-    </w:lvl>
-    <w:lvl w:ilvl="2">
-      <w:start w:val="9"/>
-      <w:numFmt w:val="decimal"/>
-      <w:lvlText w:val="%3."/>
-      <w:lvlJc w:val="left"/>
-      <w:pPr>
-        <w:ind w:left="2160" w:hanging="360"/>
-      </w:pPr>
-    </w:lvl>
-    <w:lvl w:ilvl="3">
-      <w:start w:val="9"/>
-      <w:numFmt w:val="decimal"/>
-      <w:lvlText w:val="%4."/>
-      <w:lvlJc w:val="left"/>
-      <w:pPr>
-        <w:ind w:left="2880" w:hanging="360"/>
-      </w:pPr>
-    </w:lvl>
-    <w:lvl w:ilvl="4">
-      <w:start w:val="9"/>
-      <w:numFmt w:val="decimal"/>
-      <w:lvlText w:val="%5."/>
-      <w:lvlJc w:val="left"/>
-      <w:pPr>
-        <w:ind w:left="3600" w:hanging="360"/>
-      </w:pPr>
-    </w:lvl>
-    <w:lvl w:ilvl="5">
-      <w:start w:val="9"/>
-      <w:numFmt w:val="decimal"/>
-      <w:lvlText w:val="%6."/>
-      <w:lvlJc w:val="left"/>
-      <w:pPr>
-        <w:ind w:left="4320" w:hanging="360"/>
-      </w:pPr>
-    </w:lvl>
-    <w:lvl w:ilvl="6">
-      <w:start w:val="9"/>
-      <w:numFmt w:val="decimal"/>
-      <w:lvlText w:val="%7."/>
-      <w:lvlJc w:val="left"/>
-      <w:pPr>
-        <w:ind w:left="5040" w:hanging="360"/>
-      </w:pPr>
-    </w:lvl>
-    <w:lvl w:ilvl="7">
-      <w:start w:val="9"/>
-      <w:numFmt w:val="decimal"/>
-      <w:lvlText w:val="%8."/>
-      <w:lvlJc w:val="left"/>
-      <w:pPr>
-        <w:ind w:left="5760" w:hanging="360"/>
-      </w:pPr>
-    </w:lvl>
-    <w:lvl w:ilvl="8">
-      <w:start w:val="9"/>
-      <w:numFmt w:val="decimal"/>
-      <w:lvlText w:val="%9."/>
-      <w:lvlJc w:val="left"/>
-      <w:pPr>
-        <w:ind w:left="6480" w:hanging="360"/>
-      </w:pPr>
-    </w:lvl>
-  </w:abstractNum>
   <w:num w:numId="1000">
     <w:abstractNumId w:val="990"/>
   </w:num>
@@ -30216,129 +30325,6 @@
     <w:abstractNumId w:val="991"/>
   </w:num>
   <w:num w:numId="1007">
-    <w:abstractNumId w:val="991"/>
-  </w:num>
-  <w:num w:numId="1008">
-    <w:abstractNumId w:val="99411"/>
-    <w:lvlOverride w:ilvl="0">
-      <w:startOverride w:val="1"/>
-    </w:lvlOverride>
-    <w:lvlOverride w:ilvl="1">
-      <w:startOverride w:val="1"/>
-    </w:lvlOverride>
-    <w:lvlOverride w:ilvl="2">
-      <w:startOverride w:val="1"/>
-    </w:lvlOverride>
-    <w:lvlOverride w:ilvl="3">
-      <w:startOverride w:val="1"/>
-    </w:lvlOverride>
-    <w:lvlOverride w:ilvl="4">
-      <w:startOverride w:val="1"/>
-    </w:lvlOverride>
-    <w:lvlOverride w:ilvl="5">
-      <w:startOverride w:val="1"/>
-    </w:lvlOverride>
-    <w:lvlOverride w:ilvl="6">
-      <w:startOverride w:val="1"/>
-    </w:lvlOverride>
-    <w:lvlOverride w:ilvl="7">
-      <w:startOverride w:val="1"/>
-    </w:lvlOverride>
-    <w:lvlOverride w:ilvl="8">
-      <w:startOverride w:val="1"/>
-    </w:lvlOverride>
-  </w:num>
-  <w:num w:numId="1009">
-    <w:abstractNumId w:val="99415"/>
-    <w:lvlOverride w:ilvl="0">
-      <w:startOverride w:val="5"/>
-    </w:lvlOverride>
-    <w:lvlOverride w:ilvl="1">
-      <w:startOverride w:val="5"/>
-    </w:lvlOverride>
-    <w:lvlOverride w:ilvl="2">
-      <w:startOverride w:val="5"/>
-    </w:lvlOverride>
-    <w:lvlOverride w:ilvl="3">
-      <w:startOverride w:val="5"/>
-    </w:lvlOverride>
-    <w:lvlOverride w:ilvl="4">
-      <w:startOverride w:val="5"/>
-    </w:lvlOverride>
-    <w:lvlOverride w:ilvl="5">
-      <w:startOverride w:val="5"/>
-    </w:lvlOverride>
-    <w:lvlOverride w:ilvl="6">
-      <w:startOverride w:val="5"/>
-    </w:lvlOverride>
-    <w:lvlOverride w:ilvl="7">
-      <w:startOverride w:val="5"/>
-    </w:lvlOverride>
-    <w:lvlOverride w:ilvl="8">
-      <w:startOverride w:val="5"/>
-    </w:lvlOverride>
-  </w:num>
-  <w:num w:numId="1010">
-    <w:abstractNumId w:val="99419"/>
-    <w:lvlOverride w:ilvl="0">
-      <w:startOverride w:val="9"/>
-    </w:lvlOverride>
-    <w:lvlOverride w:ilvl="1">
-      <w:startOverride w:val="9"/>
-    </w:lvlOverride>
-    <w:lvlOverride w:ilvl="2">
-      <w:startOverride w:val="9"/>
-    </w:lvlOverride>
-    <w:lvlOverride w:ilvl="3">
-      <w:startOverride w:val="9"/>
-    </w:lvlOverride>
-    <w:lvlOverride w:ilvl="4">
-      <w:startOverride w:val="9"/>
-    </w:lvlOverride>
-    <w:lvlOverride w:ilvl="5">
-      <w:startOverride w:val="9"/>
-    </w:lvlOverride>
-    <w:lvlOverride w:ilvl="6">
-      <w:startOverride w:val="9"/>
-    </w:lvlOverride>
-    <w:lvlOverride w:ilvl="7">
-      <w:startOverride w:val="9"/>
-    </w:lvlOverride>
-    <w:lvlOverride w:ilvl="8">
-      <w:startOverride w:val="9"/>
-    </w:lvlOverride>
-  </w:num>
-  <w:num w:numId="1011">
-    <w:abstractNumId w:val="99411"/>
-    <w:lvlOverride w:ilvl="0">
-      <w:startOverride w:val="1"/>
-    </w:lvlOverride>
-    <w:lvlOverride w:ilvl="1">
-      <w:startOverride w:val="1"/>
-    </w:lvlOverride>
-    <w:lvlOverride w:ilvl="2">
-      <w:startOverride w:val="1"/>
-    </w:lvlOverride>
-    <w:lvlOverride w:ilvl="3">
-      <w:startOverride w:val="1"/>
-    </w:lvlOverride>
-    <w:lvlOverride w:ilvl="4">
-      <w:startOverride w:val="1"/>
-    </w:lvlOverride>
-    <w:lvlOverride w:ilvl="5">
-      <w:startOverride w:val="1"/>
-    </w:lvlOverride>
-    <w:lvlOverride w:ilvl="6">
-      <w:startOverride w:val="1"/>
-    </w:lvlOverride>
-    <w:lvlOverride w:ilvl="7">
-      <w:startOverride w:val="1"/>
-    </w:lvlOverride>
-    <w:lvlOverride w:ilvl="8">
-      <w:startOverride w:val="1"/>
-    </w:lvlOverride>
-  </w:num>
-  <w:num w:numId="1012">
     <w:abstractNumId w:val="991"/>
   </w:num>
 </w:numbering>

--- a/06-学生侧材料/讲义/6-有机化学/醇醚胺酚.docx
+++ b/06-学生侧材料/讲义/6-有机化学/醇醚胺酚.docx
@@ -2780,7 +2780,7 @@
     </w:p>
     <w:p>
       <w:pPr>
-        <w:pStyle w:val="FirstParagraph"/>
+        <w:pStyle w:val="BlockText"/>
       </w:pPr>
       <w:r>
         <w:rPr>
@@ -2873,7 +2873,7 @@
     </w:p>
     <w:p>
       <w:pPr>
-        <w:pStyle w:val="BodyText"/>
+        <w:pStyle w:val="FirstParagraph"/>
         <w:spacing w:after="80"/>
       </w:pPr>
       <w:r>
@@ -5640,7 +5640,7 @@
     </w:tbl>
     <w:p>
       <w:pPr>
-        <w:pStyle w:val="BodyText"/>
+        <w:pStyle w:val="BlockText"/>
         <w:spacing w:before="120"/>
       </w:pPr>
       <w:r>
@@ -5808,7 +5808,7 @@
     </w:p>
     <w:p>
       <w:pPr>
-        <w:pStyle w:val="BodyText"/>
+        <w:pStyle w:val="FirstParagraph"/>
       </w:pPr>
       <w:r>
         <w:rPr>
@@ -7061,7 +7061,7 @@
     </w:p>
     <w:p>
       <w:pPr>
-        <w:pStyle w:val="FirstParagraph"/>
+        <w:pStyle w:val="BlockText"/>
       </w:pPr>
       <w:r>
         <w:rPr>
@@ -7213,7 +7213,7 @@
     </w:p>
     <w:p>
       <w:pPr>
-        <w:pStyle w:val="BodyText"/>
+        <w:pStyle w:val="FirstParagraph"/>
       </w:pPr>
       <w:r>
         <w:rPr>
@@ -9104,7 +9104,7 @@
     </w:p>
     <w:p>
       <w:pPr>
-        <w:pStyle w:val="BodyText"/>
+        <w:pStyle w:val="BlockText"/>
       </w:pPr>
       <w:r>
         <w:rPr>
@@ -9171,7 +9171,7 @@
     </w:p>
     <w:p>
       <w:pPr>
-        <w:pStyle w:val="BodyText"/>
+        <w:pStyle w:val="FirstParagraph"/>
       </w:pPr>
       <w:r>
         <w:rPr>
@@ -9775,7 +9775,7 @@
     </w:tbl>
     <w:p>
       <w:pPr>
-        <w:pStyle w:val="BodyText"/>
+        <w:pStyle w:val="BlockText"/>
         <w:spacing w:before="120"/>
       </w:pPr>
       <w:r>
@@ -9843,7 +9843,7 @@
     </w:p>
     <w:p>
       <w:pPr>
-        <w:pStyle w:val="BodyText"/>
+        <w:pStyle w:val="FirstParagraph"/>
       </w:pPr>
       <w:r>
         <w:rPr>
@@ -12697,7 +12697,7 @@
     </w:p>
     <w:p>
       <w:pPr>
-        <w:pStyle w:val="BodyText"/>
+        <w:pStyle w:val="BlockText"/>
       </w:pPr>
       <w:r>
         <w:rPr>
@@ -12868,7 +12868,7 @@
     </w:p>
     <w:p>
       <w:pPr>
-        <w:pStyle w:val="BodyText"/>
+        <w:pStyle w:val="FirstParagraph"/>
         <w:spacing w:after="80"/>
       </w:pPr>
       <w:r>
@@ -13626,7 +13626,7 @@
     </w:tbl>
     <w:p>
       <w:pPr>
-        <w:pStyle w:val="BodyText"/>
+        <w:pStyle w:val="BlockText"/>
         <w:spacing w:before="120"/>
       </w:pPr>
       <w:r>
@@ -13723,6 +13723,27 @@
           <w:rFonts w:hint="eastAsia" w:ascii="Times New Roman" w:hAnsi="Times New Roman" w:eastAsia="Times New Roman" w:cs="Times New Roman"/>
         </w:rPr>
         <w:t>。</w:t>
+      </w:r>
+    </w:p>
+    <w:p>
+      <w:pPr>
+        <w:pStyle w:val="FirstParagraph"/>
+      </w:pPr>
+      <w:r>
+        <w:rPr>
+          <w:rFonts w:ascii="Times New Roman" w:hAnsi="Times New Roman" w:eastAsia="Times New Roman" w:cs="Times New Roman"/>
+          <w:b/>
+          <w:bCs/>
+        </w:rPr>
+        <w:t xml:space="preserve">1.4.3 </w:t>
+      </w:r>
+      <w:r>
+        <w:rPr>
+          <w:rFonts w:hint="eastAsia" w:ascii="Times New Roman" w:hAnsi="Times New Roman" w:eastAsia="FangSong" w:cs="Times New Roman"/>
+          <w:b/>
+          <w:bCs/>
+        </w:rPr>
+        <w:t xml:space="preserve">胺的反应</w:t>
       </w:r>
     </w:p>
     <w:p>
@@ -13735,323 +13756,421 @@
           <w:b/>
           <w:bCs/>
         </w:rPr>
-        <w:t xml:space="preserve">1.4.3 </w:t>
-      </w:r>
-      <w:r>
-        <w:rPr>
-          <w:rFonts w:hint="eastAsia" w:ascii="Times New Roman" w:hAnsi="Times New Roman" w:eastAsia="FangSong" w:cs="Times New Roman"/>
-          <w:b/>
-          <w:bCs/>
-        </w:rPr>
-        <w:t xml:space="preserve">胺的反应</w:t>
+        <w:t xml:space="preserve">① </w:t>
+      </w:r>
+      <w:r>
+        <w:rPr>
+          <w:rFonts w:hint="eastAsia" w:ascii="Times New Roman" w:hAnsi="Times New Roman" w:eastAsia="FangSong" w:cs="Times New Roman"/>
+          <w:b/>
+          <w:bCs/>
+        </w:rPr>
+        <w:t xml:space="preserve">酰化</w:t>
+      </w:r>
+      <w:r>
+        <w:rPr>
+          <w:rFonts w:ascii="Times New Roman" w:hAnsi="Times New Roman" w:eastAsia="Times New Roman" w:cs="Times New Roman"/>
+          <w:b/>
+          <w:bCs/>
+        </w:rPr>
+        <w:t xml:space="preserve"> </w:t>
+      </w:r>
+      <w:r>
+        <w:rPr>
+          <w:rFonts w:hint="eastAsia" w:ascii="Times New Roman" w:hAnsi="Times New Roman" w:eastAsia="Times New Roman" w:cs="Times New Roman"/>
+          <w:b/>
+          <w:bCs/>
+        </w:rPr>
+        <w:t>(Hinsberg</w:t>
+      </w:r>
+      <w:r>
+        <w:rPr>
+          <w:rFonts w:hint="eastAsia" w:ascii="Times New Roman" w:hAnsi="Times New Roman" w:eastAsia="FangSong" w:cs="Times New Roman"/>
+          <w:b/>
+          <w:bCs/>
+        </w:rPr>
+        <w:t>反应</w:t>
+      </w:r>
+      <w:r>
+        <w:rPr>
+          <w:rFonts w:hint="eastAsia" w:ascii="Times New Roman" w:hAnsi="Times New Roman" w:eastAsia="Times New Roman" w:cs="Times New Roman"/>
+          <w:b/>
+          <w:bCs/>
+        </w:rPr>
+        <w:t>)</w:t>
+      </w:r>
+      <w:r>
+        <w:rPr>
+          <w:rFonts w:hint="eastAsia" w:ascii="Times New Roman" w:hAnsi="Times New Roman" w:eastAsia="Times New Roman" w:cs="Times New Roman"/>
+        </w:rPr>
+        <w:t xml:space="preserve">：</w:t>
+      </w:r>
+      <w:r>
+        <w:rPr>
+          <w:rFonts w:ascii="Times New Roman" w:hAnsi="Times New Roman" w:eastAsia="Times New Roman" w:cs="Times New Roman"/>
+        </w:rPr>
+        <w:t xml:space="preserve"> </w:t>
+      </w:r>
+      <w:r>
+        <w:rPr>
+          <w:rFonts w:ascii="Times New Roman" w:hAnsi="Times New Roman" w:eastAsia="Times New Roman" w:cs="Times New Roman"/>
+        </w:rPr>
+        <w:t xml:space="preserve">- </w:t>
+      </w:r>
+      <w:r>
+        <w:rPr>
+          <w:rFonts w:hint="eastAsia" w:ascii="Times New Roman" w:hAnsi="Times New Roman" w:eastAsia="Times New Roman" w:cs="Times New Roman"/>
+        </w:rPr>
+        <w:t>1°</w:t>
+      </w:r>
+      <w:r>
+        <w:rPr>
+          <w:rFonts w:hint="eastAsia" w:ascii="Times New Roman" w:hAnsi="Times New Roman" w:eastAsia="FangSong" w:cs="Times New Roman"/>
+        </w:rPr>
+        <w:t>胺</w:t>
+      </w:r>
+      <w:r>
+        <w:rPr>
+          <w:rFonts w:ascii="Times New Roman" w:hAnsi="Times New Roman" w:eastAsia="Times New Roman" w:cs="Times New Roman"/>
+        </w:rPr>
+        <w:t xml:space="preserve"> + </w:t>
+      </w:r>
+      <w:r>
+        <w:rPr>
+          <w:rFonts w:hint="eastAsia" w:ascii="Times New Roman" w:hAnsi="Times New Roman" w:eastAsia="FangSong" w:cs="Times New Roman"/>
+        </w:rPr>
+        <w:t xml:space="preserve">苯磺酰氯</w:t>
+      </w:r>
+      <w:r>
+        <w:rPr>
+          <w:rFonts w:ascii="Times New Roman" w:hAnsi="Times New Roman" w:eastAsia="Times New Roman" w:cs="Times New Roman"/>
+        </w:rPr>
+        <w:t xml:space="preserve"> → </w:t>
+      </w:r>
+      <w:r>
+        <w:rPr>
+          <w:rFonts w:hint="eastAsia" w:ascii="Times New Roman" w:hAnsi="Times New Roman" w:eastAsia="FangSong" w:cs="Times New Roman"/>
+        </w:rPr>
+        <w:t>磺酰胺</w:t>
+      </w:r>
+      <w:r>
+        <w:rPr>
+          <w:rFonts w:hint="eastAsia" w:ascii="Times New Roman" w:hAnsi="Times New Roman" w:eastAsia="Times New Roman" w:cs="Times New Roman"/>
+        </w:rPr>
+        <w:t>（</w:t>
+      </w:r>
+      <w:r>
+        <w:rPr>
+          <w:rFonts w:hint="eastAsia" w:ascii="Times New Roman" w:hAnsi="Times New Roman" w:eastAsia="FangSong" w:cs="Times New Roman"/>
+        </w:rPr>
+        <w:t>溶于</w:t>
+      </w:r>
+      <w:r>
+        <w:rPr>
+          <w:rFonts w:hint="eastAsia" w:ascii="Times New Roman" w:hAnsi="Times New Roman" w:eastAsia="Times New Roman" w:cs="Times New Roman"/>
+        </w:rPr>
+        <w:t>NaOH）</w:t>
+      </w:r>
+      <w:r>
+        <w:rPr>
+          <w:rFonts w:ascii="Times New Roman" w:hAnsi="Times New Roman" w:eastAsia="Times New Roman" w:cs="Times New Roman"/>
+        </w:rPr>
+        <w:t xml:space="preserve"> </w:t>
+      </w:r>
+      <w:r>
+        <w:rPr>
+          <w:rFonts w:ascii="Times New Roman" w:hAnsi="Times New Roman" w:eastAsia="Times New Roman" w:cs="Times New Roman"/>
+        </w:rPr>
+        <w:t xml:space="preserve">- </w:t>
+      </w:r>
+      <w:r>
+        <w:rPr>
+          <w:rFonts w:hint="eastAsia" w:ascii="Times New Roman" w:hAnsi="Times New Roman" w:eastAsia="Times New Roman" w:cs="Times New Roman"/>
+        </w:rPr>
+        <w:t>2°</w:t>
+      </w:r>
+      <w:r>
+        <w:rPr>
+          <w:rFonts w:hint="eastAsia" w:ascii="Times New Roman" w:hAnsi="Times New Roman" w:eastAsia="FangSong" w:cs="Times New Roman"/>
+        </w:rPr>
+        <w:t>胺</w:t>
+      </w:r>
+      <w:r>
+        <w:rPr>
+          <w:rFonts w:ascii="Times New Roman" w:hAnsi="Times New Roman" w:eastAsia="Times New Roman" w:cs="Times New Roman"/>
+        </w:rPr>
+        <w:t xml:space="preserve"> + </w:t>
+      </w:r>
+      <w:r>
+        <w:rPr>
+          <w:rFonts w:hint="eastAsia" w:ascii="Times New Roman" w:hAnsi="Times New Roman" w:eastAsia="FangSong" w:cs="Times New Roman"/>
+        </w:rPr>
+        <w:t xml:space="preserve">苯磺酰氯</w:t>
+      </w:r>
+      <w:r>
+        <w:rPr>
+          <w:rFonts w:ascii="Times New Roman" w:hAnsi="Times New Roman" w:eastAsia="Times New Roman" w:cs="Times New Roman"/>
+        </w:rPr>
+        <w:t xml:space="preserve"> → </w:t>
+      </w:r>
+      <w:r>
+        <w:rPr>
+          <w:rFonts w:hint="eastAsia" w:ascii="Times New Roman" w:hAnsi="Times New Roman" w:eastAsia="FangSong" w:cs="Times New Roman"/>
+        </w:rPr>
+        <w:t>磺酰胺</w:t>
+      </w:r>
+      <w:r>
+        <w:rPr>
+          <w:rFonts w:hint="eastAsia" w:ascii="Times New Roman" w:hAnsi="Times New Roman" w:eastAsia="Times New Roman" w:cs="Times New Roman"/>
+        </w:rPr>
+        <w:t>（</w:t>
+      </w:r>
+      <w:r>
+        <w:rPr>
+          <w:rFonts w:hint="eastAsia" w:ascii="Times New Roman" w:hAnsi="Times New Roman" w:eastAsia="FangSong" w:cs="Times New Roman"/>
+        </w:rPr>
+        <w:t>不溶于</w:t>
+      </w:r>
+      <w:r>
+        <w:rPr>
+          <w:rFonts w:hint="eastAsia" w:ascii="Times New Roman" w:hAnsi="Times New Roman" w:eastAsia="Times New Roman" w:cs="Times New Roman"/>
+        </w:rPr>
+        <w:t>NaOH）</w:t>
+      </w:r>
+      <w:r>
+        <w:rPr>
+          <w:rFonts w:ascii="Times New Roman" w:hAnsi="Times New Roman" w:eastAsia="Times New Roman" w:cs="Times New Roman"/>
+        </w:rPr>
+        <w:t xml:space="preserve"> </w:t>
+      </w:r>
+      <w:r>
+        <w:rPr>
+          <w:rFonts w:ascii="Times New Roman" w:hAnsi="Times New Roman" w:eastAsia="Times New Roman" w:cs="Times New Roman"/>
+        </w:rPr>
+        <w:t xml:space="preserve">- </w:t>
+      </w:r>
+      <w:r>
+        <w:rPr>
+          <w:rFonts w:hint="eastAsia" w:ascii="Times New Roman" w:hAnsi="Times New Roman" w:eastAsia="Times New Roman" w:cs="Times New Roman"/>
+        </w:rPr>
+        <w:t>3°</w:t>
+      </w:r>
+      <w:r>
+        <w:rPr>
+          <w:rFonts w:hint="eastAsia" w:ascii="Times New Roman" w:hAnsi="Times New Roman" w:eastAsia="FangSong" w:cs="Times New Roman"/>
+        </w:rPr>
+        <w:t>胺</w:t>
+      </w:r>
+      <w:r>
+        <w:rPr>
+          <w:rFonts w:ascii="Times New Roman" w:hAnsi="Times New Roman" w:eastAsia="Times New Roman" w:cs="Times New Roman"/>
+        </w:rPr>
+        <w:t xml:space="preserve"> + </w:t>
+      </w:r>
+      <w:r>
+        <w:rPr>
+          <w:rFonts w:hint="eastAsia" w:ascii="Times New Roman" w:hAnsi="Times New Roman" w:eastAsia="FangSong" w:cs="Times New Roman"/>
+        </w:rPr>
+        <w:t xml:space="preserve">苯磺酰氯</w:t>
+      </w:r>
+      <w:r>
+        <w:rPr>
+          <w:rFonts w:ascii="Times New Roman" w:hAnsi="Times New Roman" w:eastAsia="Times New Roman" w:cs="Times New Roman"/>
+        </w:rPr>
+        <w:t xml:space="preserve"> → </w:t>
+      </w:r>
+      <w:r>
+        <w:rPr>
+          <w:rFonts w:hint="eastAsia" w:ascii="Times New Roman" w:hAnsi="Times New Roman" w:eastAsia="FangSong" w:cs="Times New Roman"/>
+        </w:rPr>
+        <w:t xml:space="preserve">不反应</w:t>
       </w:r>
     </w:p>
     <w:p>
       <w:pPr>
-        <w:pStyle w:val="BodyText"/>
+        <w:pStyle w:val="BlockText"/>
       </w:pPr>
       <w:r>
         <w:rPr>
-          <w:rFonts w:ascii="Times New Roman" w:hAnsi="Times New Roman" w:eastAsia="Times New Roman" w:cs="Times New Roman"/>
-          <w:b/>
-          <w:bCs/>
-        </w:rPr>
-        <w:t xml:space="preserve">① </w:t>
-      </w:r>
-      <w:r>
-        <w:rPr>
-          <w:rFonts w:hint="eastAsia" w:ascii="Times New Roman" w:hAnsi="Times New Roman" w:eastAsia="FangSong" w:cs="Times New Roman"/>
-          <w:b/>
-          <w:bCs/>
-        </w:rPr>
-        <w:t xml:space="preserve">酰化</w:t>
-      </w:r>
-      <w:r>
-        <w:rPr>
-          <w:rFonts w:ascii="Times New Roman" w:hAnsi="Times New Roman" w:eastAsia="Times New Roman" w:cs="Times New Roman"/>
-          <w:b/>
-          <w:bCs/>
-        </w:rPr>
-        <w:t xml:space="preserve"> </w:t>
-      </w:r>
-      <w:r>
-        <w:rPr>
-          <w:rFonts w:hint="eastAsia" w:ascii="Times New Roman" w:hAnsi="Times New Roman" w:eastAsia="Times New Roman" w:cs="Times New Roman"/>
-          <w:b/>
-          <w:bCs/>
-        </w:rPr>
-        <w:t>(Hinsberg</w:t>
-      </w:r>
-      <w:r>
-        <w:rPr>
-          <w:rFonts w:hint="eastAsia" w:ascii="Times New Roman" w:hAnsi="Times New Roman" w:eastAsia="FangSong" w:cs="Times New Roman"/>
-          <w:b/>
-          <w:bCs/>
-        </w:rPr>
-        <w:t>反应</w:t>
-      </w:r>
-      <w:r>
-        <w:rPr>
-          <w:rFonts w:hint="eastAsia" w:ascii="Times New Roman" w:hAnsi="Times New Roman" w:eastAsia="Times New Roman" w:cs="Times New Roman"/>
-          <w:b/>
-          <w:bCs/>
-        </w:rPr>
-        <w:t>)</w:t>
-      </w:r>
-      <w:r>
-        <w:rPr>
-          <w:rFonts w:hint="eastAsia" w:ascii="Times New Roman" w:hAnsi="Times New Roman" w:eastAsia="Times New Roman" w:cs="Times New Roman"/>
-        </w:rPr>
-        <w:t xml:space="preserve">：</w:t>
-      </w:r>
-      <w:r>
-        <w:rPr>
-          <w:rFonts w:ascii="Times New Roman" w:hAnsi="Times New Roman" w:eastAsia="Times New Roman" w:cs="Times New Roman"/>
-        </w:rPr>
-        <w:t xml:space="preserve"> </w:t>
-      </w:r>
-      <w:r>
-        <w:rPr>
-          <w:rFonts w:ascii="Times New Roman" w:hAnsi="Times New Roman" w:eastAsia="Times New Roman" w:cs="Times New Roman"/>
-        </w:rPr>
-        <w:t xml:space="preserve">- </w:t>
-      </w:r>
-      <w:r>
-        <w:rPr>
-          <w:rFonts w:hint="eastAsia" w:ascii="Times New Roman" w:hAnsi="Times New Roman" w:eastAsia="Times New Roman" w:cs="Times New Roman"/>
-        </w:rPr>
-        <w:t>1°</w:t>
-      </w:r>
-      <w:r>
-        <w:rPr>
-          <w:rFonts w:hint="eastAsia" w:ascii="Times New Roman" w:hAnsi="Times New Roman" w:eastAsia="FangSong" w:cs="Times New Roman"/>
-        </w:rPr>
-        <w:t>胺</w:t>
-      </w:r>
-      <w:r>
-        <w:rPr>
-          <w:rFonts w:ascii="Times New Roman" w:hAnsi="Times New Roman" w:eastAsia="Times New Roman" w:cs="Times New Roman"/>
-        </w:rPr>
-        <w:t xml:space="preserve"> + </w:t>
-      </w:r>
-      <w:r>
-        <w:rPr>
-          <w:rFonts w:hint="eastAsia" w:ascii="Times New Roman" w:hAnsi="Times New Roman" w:eastAsia="FangSong" w:cs="Times New Roman"/>
-        </w:rPr>
-        <w:t xml:space="preserve">苯磺酰氯</w:t>
-      </w:r>
-      <w:r>
-        <w:rPr>
-          <w:rFonts w:ascii="Times New Roman" w:hAnsi="Times New Roman" w:eastAsia="Times New Roman" w:cs="Times New Roman"/>
-        </w:rPr>
-        <w:t xml:space="preserve"> → </w:t>
-      </w:r>
-      <w:r>
-        <w:rPr>
-          <w:rFonts w:hint="eastAsia" w:ascii="Times New Roman" w:hAnsi="Times New Roman" w:eastAsia="FangSong" w:cs="Times New Roman"/>
-        </w:rPr>
-        <w:t>磺酰胺</w:t>
-      </w:r>
-      <w:r>
-        <w:rPr>
-          <w:rFonts w:hint="eastAsia" w:ascii="Times New Roman" w:hAnsi="Times New Roman" w:eastAsia="Times New Roman" w:cs="Times New Roman"/>
-        </w:rPr>
-        <w:t>（</w:t>
-      </w:r>
-      <w:r>
-        <w:rPr>
-          <w:rFonts w:hint="eastAsia" w:ascii="Times New Roman" w:hAnsi="Times New Roman" w:eastAsia="FangSong" w:cs="Times New Roman"/>
-        </w:rPr>
-        <w:t>溶于</w:t>
-      </w:r>
-      <w:r>
-        <w:rPr>
-          <w:rFonts w:hint="eastAsia" w:ascii="Times New Roman" w:hAnsi="Times New Roman" w:eastAsia="Times New Roman" w:cs="Times New Roman"/>
-        </w:rPr>
-        <w:t>NaOH）</w:t>
-      </w:r>
-      <w:r>
-        <w:rPr>
-          <w:rFonts w:ascii="Times New Roman" w:hAnsi="Times New Roman" w:eastAsia="Times New Roman" w:cs="Times New Roman"/>
-        </w:rPr>
-        <w:t xml:space="preserve"> </w:t>
-      </w:r>
-      <w:r>
-        <w:rPr>
-          <w:rFonts w:ascii="Times New Roman" w:hAnsi="Times New Roman" w:eastAsia="Times New Roman" w:cs="Times New Roman"/>
-        </w:rPr>
-        <w:t xml:space="preserve">- </w:t>
-      </w:r>
-      <w:r>
-        <w:rPr>
-          <w:rFonts w:hint="eastAsia" w:ascii="Times New Roman" w:hAnsi="Times New Roman" w:eastAsia="Times New Roman" w:cs="Times New Roman"/>
-        </w:rPr>
-        <w:t>2°</w:t>
-      </w:r>
-      <w:r>
-        <w:rPr>
-          <w:rFonts w:hint="eastAsia" w:ascii="Times New Roman" w:hAnsi="Times New Roman" w:eastAsia="FangSong" w:cs="Times New Roman"/>
-        </w:rPr>
-        <w:t>胺</w:t>
-      </w:r>
-      <w:r>
-        <w:rPr>
-          <w:rFonts w:ascii="Times New Roman" w:hAnsi="Times New Roman" w:eastAsia="Times New Roman" w:cs="Times New Roman"/>
-        </w:rPr>
-        <w:t xml:space="preserve"> + </w:t>
-      </w:r>
-      <w:r>
-        <w:rPr>
-          <w:rFonts w:hint="eastAsia" w:ascii="Times New Roman" w:hAnsi="Times New Roman" w:eastAsia="FangSong" w:cs="Times New Roman"/>
-        </w:rPr>
-        <w:t xml:space="preserve">苯磺酰氯</w:t>
-      </w:r>
-      <w:r>
-        <w:rPr>
-          <w:rFonts w:ascii="Times New Roman" w:hAnsi="Times New Roman" w:eastAsia="Times New Roman" w:cs="Times New Roman"/>
-        </w:rPr>
-        <w:t xml:space="preserve"> → </w:t>
-      </w:r>
-      <w:r>
-        <w:rPr>
-          <w:rFonts w:hint="eastAsia" w:ascii="Times New Roman" w:hAnsi="Times New Roman" w:eastAsia="FangSong" w:cs="Times New Roman"/>
-        </w:rPr>
-        <w:t>磺酰胺</w:t>
-      </w:r>
-      <w:r>
-        <w:rPr>
-          <w:rFonts w:hint="eastAsia" w:ascii="Times New Roman" w:hAnsi="Times New Roman" w:eastAsia="Times New Roman" w:cs="Times New Roman"/>
-        </w:rPr>
-        <w:t>（</w:t>
-      </w:r>
-      <w:r>
-        <w:rPr>
-          <w:rFonts w:hint="eastAsia" w:ascii="Times New Roman" w:hAnsi="Times New Roman" w:eastAsia="FangSong" w:cs="Times New Roman"/>
-        </w:rPr>
-        <w:t>不溶于</w:t>
-      </w:r>
-      <w:r>
-        <w:rPr>
-          <w:rFonts w:hint="eastAsia" w:ascii="Times New Roman" w:hAnsi="Times New Roman" w:eastAsia="Times New Roman" w:cs="Times New Roman"/>
-        </w:rPr>
-        <w:t>NaOH）</w:t>
-      </w:r>
-      <w:r>
-        <w:rPr>
-          <w:rFonts w:ascii="Times New Roman" w:hAnsi="Times New Roman" w:eastAsia="Times New Roman" w:cs="Times New Roman"/>
-        </w:rPr>
-        <w:t xml:space="preserve"> </w:t>
-      </w:r>
-      <w:r>
-        <w:rPr>
-          <w:rFonts w:ascii="Times New Roman" w:hAnsi="Times New Roman" w:eastAsia="Times New Roman" w:cs="Times New Roman"/>
-        </w:rPr>
-        <w:t xml:space="preserve">- </w:t>
-      </w:r>
-      <w:r>
-        <w:rPr>
-          <w:rFonts w:hint="eastAsia" w:ascii="Times New Roman" w:hAnsi="Times New Roman" w:eastAsia="Times New Roman" w:cs="Times New Roman"/>
-        </w:rPr>
-        <w:t>3°</w:t>
-      </w:r>
-      <w:r>
-        <w:rPr>
-          <w:rFonts w:hint="eastAsia" w:ascii="Times New Roman" w:hAnsi="Times New Roman" w:eastAsia="FangSong" w:cs="Times New Roman"/>
-        </w:rPr>
-        <w:t>胺</w:t>
-      </w:r>
-      <w:r>
-        <w:rPr>
-          <w:rFonts w:ascii="Times New Roman" w:hAnsi="Times New Roman" w:eastAsia="Times New Roman" w:cs="Times New Roman"/>
-        </w:rPr>
-        <w:t xml:space="preserve"> + </w:t>
-      </w:r>
-      <w:r>
-        <w:rPr>
-          <w:rFonts w:hint="eastAsia" w:ascii="Times New Roman" w:hAnsi="Times New Roman" w:eastAsia="FangSong" w:cs="Times New Roman"/>
-        </w:rPr>
-        <w:t xml:space="preserve">苯磺酰氯</w:t>
-      </w:r>
-      <w:r>
-        <w:rPr>
-          <w:rFonts w:ascii="Times New Roman" w:hAnsi="Times New Roman" w:eastAsia="Times New Roman" w:cs="Times New Roman"/>
-        </w:rPr>
-        <w:t xml:space="preserve"> → </w:t>
-      </w:r>
-      <w:r>
-        <w:rPr>
-          <w:rFonts w:hint="eastAsia" w:ascii="Times New Roman" w:hAnsi="Times New Roman" w:eastAsia="FangSong" w:cs="Times New Roman"/>
-        </w:rPr>
-        <w:t xml:space="preserve">不反应</w:t>
+          <w:rFonts w:hint="eastAsia" w:ascii="Times New Roman" w:hAnsi="Times New Roman" w:eastAsia="Times New Roman" w:cs="Times New Roman"/>
+          <w:b/>
+          <w:bCs/>
+        </w:rPr>
+        <w:t>Hinsberg</w:t>
+      </w:r>
+      <w:r>
+        <w:rPr>
+          <w:rFonts w:hint="eastAsia" w:ascii="Times New Roman" w:hAnsi="Times New Roman" w:eastAsia="FangSong" w:cs="Times New Roman"/>
+          <w:b/>
+          <w:bCs/>
+        </w:rPr>
+        <w:t>反应用于鉴别</w:t>
+      </w:r>
+      <w:r>
+        <w:rPr>
+          <w:rFonts w:hint="eastAsia" w:ascii="Times New Roman" w:hAnsi="Times New Roman" w:eastAsia="Times New Roman" w:cs="Times New Roman"/>
+          <w:b/>
+          <w:bCs/>
+        </w:rPr>
+        <w:t>/</w:t>
+      </w:r>
+      <w:r>
+        <w:rPr>
+          <w:rFonts w:hint="eastAsia" w:ascii="Times New Roman" w:hAnsi="Times New Roman" w:eastAsia="FangSong" w:cs="Times New Roman"/>
+          <w:b/>
+          <w:bCs/>
+        </w:rPr>
+        <w:t>分离伯</w:t>
+      </w:r>
+      <w:r>
+        <w:rPr>
+          <w:rFonts w:hint="eastAsia" w:ascii="Times New Roman" w:hAnsi="Times New Roman" w:eastAsia="Times New Roman" w:cs="Times New Roman"/>
+          <w:b/>
+          <w:bCs/>
+        </w:rPr>
+        <w:t>/</w:t>
+      </w:r>
+      <w:r>
+        <w:rPr>
+          <w:rFonts w:hint="eastAsia" w:ascii="Times New Roman" w:hAnsi="Times New Roman" w:eastAsia="FangSong" w:cs="Times New Roman"/>
+          <w:b/>
+          <w:bCs/>
+        </w:rPr>
+        <w:t>仲</w:t>
+      </w:r>
+      <w:r>
+        <w:rPr>
+          <w:rFonts w:hint="eastAsia" w:ascii="Times New Roman" w:hAnsi="Times New Roman" w:eastAsia="Times New Roman" w:cs="Times New Roman"/>
+          <w:b/>
+          <w:bCs/>
+        </w:rPr>
+        <w:t>/</w:t>
+      </w:r>
+      <w:r>
+        <w:rPr>
+          <w:rFonts w:hint="eastAsia" w:ascii="Times New Roman" w:hAnsi="Times New Roman" w:eastAsia="FangSong" w:cs="Times New Roman"/>
+          <w:b/>
+          <w:bCs/>
+        </w:rPr>
+        <w:t>叔胺</w:t>
+      </w:r>
+      <w:r>
+        <w:rPr>
+          <w:rFonts w:hint="eastAsia" w:ascii="Times New Roman" w:hAnsi="Times New Roman" w:eastAsia="Times New Roman" w:cs="Times New Roman"/>
+        </w:rPr>
+        <w:t>：</w:t>
+      </w:r>
+      <w:r>
+        <w:rPr>
+          <w:rFonts w:hint="eastAsia" w:ascii="Times New Roman" w:hAnsi="Times New Roman" w:eastAsia="FangSong" w:cs="Times New Roman"/>
+        </w:rPr>
+        <w:t>这是竞赛经典实验题</w:t>
+      </w:r>
+      <w:r>
+        <w:rPr>
+          <w:rFonts w:hint="eastAsia" w:ascii="Times New Roman" w:hAnsi="Times New Roman" w:eastAsia="Times New Roman" w:cs="Times New Roman"/>
+        </w:rPr>
+        <w:t>。1°</w:t>
+      </w:r>
+      <w:r>
+        <w:rPr>
+          <w:rFonts w:hint="eastAsia" w:ascii="Times New Roman" w:hAnsi="Times New Roman" w:eastAsia="FangSong" w:cs="Times New Roman"/>
+        </w:rPr>
+        <w:t>胺的磺酰胺有</w:t>
+      </w:r>
+      <w:r>
+        <w:rPr>
+          <w:rFonts w:hint="eastAsia" w:ascii="Times New Roman" w:hAnsi="Times New Roman" w:eastAsia="Times New Roman" w:cs="Times New Roman"/>
+        </w:rPr>
+        <w:t>N-H→</w:t>
+      </w:r>
+      <w:r>
+        <w:rPr>
+          <w:rFonts w:hint="eastAsia" w:ascii="Times New Roman" w:hAnsi="Times New Roman" w:eastAsia="FangSong" w:cs="Times New Roman"/>
+        </w:rPr>
+        <w:t>可溶于碱</w:t>
+      </w:r>
+      <w:r>
+        <w:rPr>
+          <w:rFonts w:hint="eastAsia" w:ascii="Times New Roman" w:hAnsi="Times New Roman" w:eastAsia="Times New Roman" w:cs="Times New Roman"/>
+        </w:rPr>
+        <w:t>；2°</w:t>
+      </w:r>
+      <w:r>
+        <w:rPr>
+          <w:rFonts w:hint="eastAsia" w:ascii="Times New Roman" w:hAnsi="Times New Roman" w:eastAsia="FangSong" w:cs="Times New Roman"/>
+        </w:rPr>
+        <w:t>胺的磺酰胺无</w:t>
+      </w:r>
+      <w:r>
+        <w:rPr>
+          <w:rFonts w:hint="eastAsia" w:ascii="Times New Roman" w:hAnsi="Times New Roman" w:eastAsia="Times New Roman" w:cs="Times New Roman"/>
+        </w:rPr>
+        <w:t>N-H→</w:t>
+      </w:r>
+      <w:r>
+        <w:rPr>
+          <w:rFonts w:hint="eastAsia" w:ascii="Times New Roman" w:hAnsi="Times New Roman" w:eastAsia="FangSong" w:cs="Times New Roman"/>
+        </w:rPr>
+        <w:t>不溶</w:t>
+      </w:r>
+      <w:r>
+        <w:rPr>
+          <w:rFonts w:hint="eastAsia" w:ascii="Times New Roman" w:hAnsi="Times New Roman" w:eastAsia="Times New Roman" w:cs="Times New Roman"/>
+        </w:rPr>
+        <w:t>；3°</w:t>
+      </w:r>
+      <w:r>
+        <w:rPr>
+          <w:rFonts w:hint="eastAsia" w:ascii="Times New Roman" w:hAnsi="Times New Roman" w:eastAsia="FangSong" w:cs="Times New Roman"/>
+        </w:rPr>
+        <w:t>胺不反应</w:t>
+      </w:r>
+      <w:r>
+        <w:rPr>
+          <w:rFonts w:hint="eastAsia" w:ascii="Times New Roman" w:hAnsi="Times New Roman" w:eastAsia="Times New Roman" w:cs="Times New Roman"/>
+        </w:rPr>
+        <w:t>→</w:t>
+      </w:r>
+      <w:r>
+        <w:rPr>
+          <w:rFonts w:hint="eastAsia" w:ascii="Times New Roman" w:hAnsi="Times New Roman" w:eastAsia="FangSong" w:cs="Times New Roman"/>
+        </w:rPr>
+        <w:t>不溶但可与酸区别</w:t>
+      </w:r>
+      <w:r>
+        <w:rPr>
+          <w:rFonts w:hint="eastAsia" w:ascii="Times New Roman" w:hAnsi="Times New Roman" w:eastAsia="Times New Roman" w:cs="Times New Roman"/>
+        </w:rPr>
+        <w:t>。</w:t>
       </w:r>
     </w:p>
     <w:p>
       <w:pPr>
-        <w:pStyle w:val="BodyText"/>
+        <w:pStyle w:val="FirstParagraph"/>
       </w:pPr>
       <w:r>
         <w:rPr>
-          <w:rFonts w:hint="eastAsia" w:ascii="Times New Roman" w:hAnsi="Times New Roman" w:eastAsia="Times New Roman" w:cs="Times New Roman"/>
-          <w:b/>
-          <w:bCs/>
-        </w:rPr>
-        <w:t>Hinsberg</w:t>
-      </w:r>
-      <w:r>
-        <w:rPr>
-          <w:rFonts w:hint="eastAsia" w:ascii="Times New Roman" w:hAnsi="Times New Roman" w:eastAsia="FangSong" w:cs="Times New Roman"/>
-          <w:b/>
-          <w:bCs/>
-        </w:rPr>
-        <w:t>反应用于鉴别</w:t>
-      </w:r>
-      <w:r>
-        <w:rPr>
-          <w:rFonts w:hint="eastAsia" w:ascii="Times New Roman" w:hAnsi="Times New Roman" w:eastAsia="Times New Roman" w:cs="Times New Roman"/>
-          <w:b/>
-          <w:bCs/>
-        </w:rPr>
-        <w:t>/</w:t>
-      </w:r>
-      <w:r>
-        <w:rPr>
-          <w:rFonts w:hint="eastAsia" w:ascii="Times New Roman" w:hAnsi="Times New Roman" w:eastAsia="FangSong" w:cs="Times New Roman"/>
-          <w:b/>
-          <w:bCs/>
-        </w:rPr>
-        <w:t>分离伯</w:t>
-      </w:r>
-      <w:r>
-        <w:rPr>
-          <w:rFonts w:hint="eastAsia" w:ascii="Times New Roman" w:hAnsi="Times New Roman" w:eastAsia="Times New Roman" w:cs="Times New Roman"/>
-          <w:b/>
-          <w:bCs/>
-        </w:rPr>
-        <w:t>/</w:t>
-      </w:r>
-      <w:r>
-        <w:rPr>
-          <w:rFonts w:hint="eastAsia" w:ascii="Times New Roman" w:hAnsi="Times New Roman" w:eastAsia="FangSong" w:cs="Times New Roman"/>
-          <w:b/>
-          <w:bCs/>
-        </w:rPr>
-        <w:t>仲</w:t>
-      </w:r>
-      <w:r>
-        <w:rPr>
-          <w:rFonts w:hint="eastAsia" w:ascii="Times New Roman" w:hAnsi="Times New Roman" w:eastAsia="Times New Roman" w:cs="Times New Roman"/>
-          <w:b/>
-          <w:bCs/>
-        </w:rPr>
-        <w:t>/</w:t>
-      </w:r>
-      <w:r>
-        <w:rPr>
-          <w:rFonts w:hint="eastAsia" w:ascii="Times New Roman" w:hAnsi="Times New Roman" w:eastAsia="FangSong" w:cs="Times New Roman"/>
-          <w:b/>
-          <w:bCs/>
-        </w:rPr>
-        <w:t>叔胺</w:t>
+          <w:rFonts w:ascii="Times New Roman" w:hAnsi="Times New Roman" w:eastAsia="Times New Roman" w:cs="Times New Roman"/>
+          <w:b/>
+          <w:bCs/>
+        </w:rPr>
+        <w:t xml:space="preserve">② </w:t>
+      </w:r>
+      <w:r>
+        <w:rPr>
+          <w:rFonts w:hint="eastAsia" w:ascii="Times New Roman" w:hAnsi="Times New Roman" w:eastAsia="Times New Roman" w:cs="Times New Roman"/>
+          <w:b/>
+          <w:bCs/>
+        </w:rPr>
+        <w:t>Hofmann</w:t>
+      </w:r>
+      <w:r>
+        <w:rPr>
+          <w:rFonts w:hint="eastAsia" w:ascii="Times New Roman" w:hAnsi="Times New Roman" w:eastAsia="FangSong" w:cs="Times New Roman"/>
+          <w:b/>
+          <w:bCs/>
+        </w:rPr>
+        <w:t>消除</w:t>
       </w:r>
       <w:r>
         <w:rPr>
@@ -14063,203 +14182,199 @@
         <w:rPr>
           <w:rFonts w:hint="eastAsia" w:ascii="Times New Roman" w:hAnsi="Times New Roman" w:eastAsia="FangSong" w:cs="Times New Roman"/>
         </w:rPr>
-        <w:t>这是竞赛经典实验题</w:t>
-      </w:r>
-      <w:r>
-        <w:rPr>
-          <w:rFonts w:hint="eastAsia" w:ascii="Times New Roman" w:hAnsi="Times New Roman" w:eastAsia="Times New Roman" w:cs="Times New Roman"/>
-        </w:rPr>
-        <w:t>。1°</w:t>
-      </w:r>
-      <w:r>
-        <w:rPr>
-          <w:rFonts w:hint="eastAsia" w:ascii="Times New Roman" w:hAnsi="Times New Roman" w:eastAsia="FangSong" w:cs="Times New Roman"/>
-        </w:rPr>
-        <w:t>胺的磺酰胺有</w:t>
-      </w:r>
-      <w:r>
-        <w:rPr>
-          <w:rFonts w:hint="eastAsia" w:ascii="Times New Roman" w:hAnsi="Times New Roman" w:eastAsia="Times New Roman" w:cs="Times New Roman"/>
-        </w:rPr>
-        <w:t>N-H→</w:t>
-      </w:r>
-      <w:r>
-        <w:rPr>
-          <w:rFonts w:hint="eastAsia" w:ascii="Times New Roman" w:hAnsi="Times New Roman" w:eastAsia="FangSong" w:cs="Times New Roman"/>
-        </w:rPr>
-        <w:t>可溶于碱</w:t>
-      </w:r>
-      <w:r>
-        <w:rPr>
-          <w:rFonts w:hint="eastAsia" w:ascii="Times New Roman" w:hAnsi="Times New Roman" w:eastAsia="Times New Roman" w:cs="Times New Roman"/>
-        </w:rPr>
-        <w:t>；2°</w:t>
-      </w:r>
-      <w:r>
-        <w:rPr>
-          <w:rFonts w:hint="eastAsia" w:ascii="Times New Roman" w:hAnsi="Times New Roman" w:eastAsia="FangSong" w:cs="Times New Roman"/>
-        </w:rPr>
-        <w:t>胺的磺酰胺无</w:t>
-      </w:r>
-      <w:r>
-        <w:rPr>
-          <w:rFonts w:hint="eastAsia" w:ascii="Times New Roman" w:hAnsi="Times New Roman" w:eastAsia="Times New Roman" w:cs="Times New Roman"/>
-        </w:rPr>
-        <w:t>N-H→</w:t>
-      </w:r>
-      <w:r>
-        <w:rPr>
-          <w:rFonts w:hint="eastAsia" w:ascii="Times New Roman" w:hAnsi="Times New Roman" w:eastAsia="FangSong" w:cs="Times New Roman"/>
-        </w:rPr>
-        <w:t>不溶</w:t>
-      </w:r>
-      <w:r>
-        <w:rPr>
-          <w:rFonts w:hint="eastAsia" w:ascii="Times New Roman" w:hAnsi="Times New Roman" w:eastAsia="Times New Roman" w:cs="Times New Roman"/>
-        </w:rPr>
-        <w:t>；3°</w:t>
-      </w:r>
-      <w:r>
-        <w:rPr>
-          <w:rFonts w:hint="eastAsia" w:ascii="Times New Roman" w:hAnsi="Times New Roman" w:eastAsia="FangSong" w:cs="Times New Roman"/>
-        </w:rPr>
-        <w:t>胺不反应</w:t>
-      </w:r>
-      <w:r>
-        <w:rPr>
-          <w:rFonts w:hint="eastAsia" w:ascii="Times New Roman" w:hAnsi="Times New Roman" w:eastAsia="Times New Roman" w:cs="Times New Roman"/>
-        </w:rPr>
-        <w:t>→</w:t>
-      </w:r>
-      <w:r>
-        <w:rPr>
-          <w:rFonts w:hint="eastAsia" w:ascii="Times New Roman" w:hAnsi="Times New Roman" w:eastAsia="FangSong" w:cs="Times New Roman"/>
-        </w:rPr>
-        <w:t>不溶但可与酸区别</w:t>
-      </w:r>
-      <w:r>
-        <w:rPr>
-          <w:rFonts w:hint="eastAsia" w:ascii="Times New Roman" w:hAnsi="Times New Roman" w:eastAsia="Times New Roman" w:cs="Times New Roman"/>
-        </w:rPr>
-        <w:t>。</w:t>
+        <w:t>季铵碱热解</w:t>
+      </w:r>
+      <w:r>
+        <w:rPr>
+          <w:rFonts w:ascii="Times New Roman" w:hAnsi="Times New Roman" w:eastAsia="Times New Roman" w:cs="Times New Roman"/>
+        </w:rPr>
+        <w:t xml:space="preserve"> → </w:t>
+      </w:r>
+      <w:r>
+        <w:rPr>
+          <w:rFonts w:hint="eastAsia" w:ascii="Times New Roman" w:hAnsi="Times New Roman" w:eastAsia="FangSong" w:cs="Times New Roman"/>
+        </w:rPr>
+        <w:t xml:space="preserve">烯烃</w:t>
+      </w:r>
+      <w:r>
+        <w:rPr>
+          <w:rFonts w:ascii="Times New Roman" w:hAnsi="Times New Roman" w:eastAsia="Times New Roman" w:cs="Times New Roman"/>
+        </w:rPr>
+        <w:t xml:space="preserve"> + </w:t>
+      </w:r>
+      <w:r>
+        <w:rPr>
+          <w:rFonts w:hint="eastAsia" w:ascii="Times New Roman" w:hAnsi="Times New Roman" w:eastAsia="FangSong" w:cs="Times New Roman"/>
+        </w:rPr>
+        <w:t xml:space="preserve">叔胺</w:t>
+      </w:r>
+      <w:r>
+        <w:rPr>
+          <w:rFonts w:ascii="Times New Roman" w:hAnsi="Times New Roman" w:eastAsia="Times New Roman" w:cs="Times New Roman"/>
+        </w:rPr>
+        <w:t xml:space="preserve"> + H</w:t>
+      </w:r>
+      <w:r>
+        <w:rPr>
+          <w:rFonts w:ascii="Times New Roman" w:hAnsi="Times New Roman" w:eastAsia="Times New Roman" w:cs="Times New Roman"/>
+          <w:vertAlign w:val="subscript"/>
+        </w:rPr>
+        <w:t>2</w:t>
+      </w:r>
+      <w:r>
+        <w:rPr>
+          <w:rFonts w:ascii="Times New Roman" w:hAnsi="Times New Roman" w:eastAsia="Times New Roman" w:cs="Times New Roman"/>
+        </w:rPr>
+        <w:t>O</w:t>
+      </w:r>
+      <w:r>
+        <w:rPr>
+          <w:rFonts w:ascii="Times New Roman" w:hAnsi="Times New Roman" w:eastAsia="Times New Roman" w:cs="Times New Roman"/>
+        </w:rPr>
+        <w:t xml:space="preserve"> </w:t>
+      </w:r>
+      <w:r>
+        <w:rPr>
+          <w:rFonts w:ascii="Times New Roman" w:hAnsi="Times New Roman" w:eastAsia="Times New Roman" w:cs="Times New Roman"/>
+        </w:rPr>
+        <w:t xml:space="preserve">- </w:t>
+      </w:r>
+      <w:r>
+        <w:rPr>
+          <w:rFonts w:hint="eastAsia" w:ascii="Times New Roman" w:hAnsi="Times New Roman" w:eastAsia="FangSong" w:cs="Times New Roman"/>
+        </w:rPr>
+        <w:t xml:space="preserve">遵循</w:t>
+      </w:r>
+      <w:r>
+        <w:rPr>
+          <w:rFonts w:hint="eastAsia" w:ascii="Times New Roman" w:hAnsi="Times New Roman" w:eastAsia="Times New Roman" w:cs="Times New Roman"/>
+          <w:b/>
+          <w:bCs/>
+        </w:rPr>
+        <w:t>Hofmann</w:t>
+      </w:r>
+      <w:r>
+        <w:rPr>
+          <w:rFonts w:hint="eastAsia" w:ascii="Times New Roman" w:hAnsi="Times New Roman" w:eastAsia="FangSong" w:cs="Times New Roman"/>
+          <w:b/>
+          <w:bCs/>
+        </w:rPr>
+        <w:t>规则</w:t>
+      </w:r>
+      <w:r>
+        <w:rPr>
+          <w:rFonts w:hint="eastAsia" w:ascii="Times New Roman" w:hAnsi="Times New Roman" w:eastAsia="Times New Roman" w:cs="Times New Roman"/>
+        </w:rPr>
+        <w:t>（</w:t>
+      </w:r>
+      <w:r>
+        <w:rPr>
+          <w:rFonts w:hint="eastAsia" w:ascii="Times New Roman" w:hAnsi="Times New Roman" w:eastAsia="FangSong" w:cs="Times New Roman"/>
+        </w:rPr>
+        <w:t>主产物是取代较少的烯烃</w:t>
+      </w:r>
+      <w:r>
+        <w:rPr>
+          <w:rFonts w:hint="eastAsia" w:ascii="Times New Roman" w:hAnsi="Times New Roman" w:eastAsia="Times New Roman" w:cs="Times New Roman"/>
+        </w:rPr>
+        <w:t>）</w:t>
+      </w:r>
+      <w:r>
+        <w:rPr>
+          <w:rFonts w:ascii="Times New Roman" w:hAnsi="Times New Roman" w:eastAsia="Times New Roman" w:cs="Times New Roman"/>
+        </w:rPr>
+        <w:t xml:space="preserve"> </w:t>
+      </w:r>
+      <w:r>
+        <w:rPr>
+          <w:rFonts w:ascii="Times New Roman" w:hAnsi="Times New Roman" w:eastAsia="Times New Roman" w:cs="Times New Roman"/>
+        </w:rPr>
+        <w:t xml:space="preserve">- </w:t>
+      </w:r>
+      <w:r>
+        <w:rPr>
+          <w:rFonts w:hint="eastAsia" w:ascii="Times New Roman" w:hAnsi="Times New Roman" w:eastAsia="FangSong" w:cs="Times New Roman"/>
+        </w:rPr>
+        <w:t>反式消除</w:t>
+      </w:r>
+      <w:r>
+        <w:rPr>
+          <w:rFonts w:hint="eastAsia" w:ascii="Times New Roman" w:hAnsi="Times New Roman" w:eastAsia="Times New Roman" w:cs="Times New Roman"/>
+        </w:rPr>
+        <w:t>（Hofmann</w:t>
+      </w:r>
+      <w:r>
+        <w:rPr>
+          <w:rFonts w:hint="eastAsia" w:ascii="Times New Roman" w:hAnsi="Times New Roman" w:eastAsia="FangSong" w:cs="Times New Roman"/>
+        </w:rPr>
+        <w:t>消除通过</w:t>
+      </w:r>
+      <w:r>
+        <w:rPr>
+          <w:rFonts w:hint="eastAsia" w:ascii="Times New Roman" w:hAnsi="Times New Roman" w:eastAsia="Times New Roman" w:cs="Times New Roman"/>
+        </w:rPr>
+        <w:t>E2</w:t>
+      </w:r>
+      <w:r>
+        <w:rPr>
+          <w:rFonts w:hint="eastAsia" w:ascii="Times New Roman" w:hAnsi="Times New Roman" w:eastAsia="FangSong" w:cs="Times New Roman"/>
+        </w:rPr>
+        <w:t>机理</w:t>
+      </w:r>
+      <w:r>
+        <w:rPr>
+          <w:rFonts w:hint="eastAsia" w:ascii="Times New Roman" w:hAnsi="Times New Roman" w:eastAsia="Times New Roman" w:cs="Times New Roman"/>
+        </w:rPr>
+        <w:t>，</w:t>
+      </w:r>
+      <w:r>
+        <w:rPr>
+          <w:rFonts w:hint="eastAsia" w:ascii="Times New Roman" w:hAnsi="Times New Roman" w:eastAsia="FangSong" w:cs="Times New Roman"/>
+        </w:rPr>
+        <w:t>要求反式共平面</w:t>
+      </w:r>
+      <w:r>
+        <w:rPr>
+          <w:rFonts w:hint="eastAsia" w:ascii="Times New Roman" w:hAnsi="Times New Roman" w:eastAsia="Times New Roman" w:cs="Times New Roman"/>
+        </w:rPr>
+        <w:t>）</w:t>
       </w:r>
     </w:p>
     <w:p>
       <w:pPr>
-        <w:pStyle w:val="BodyText"/>
+        <w:pStyle w:val="BlockText"/>
       </w:pPr>
       <w:r>
         <w:rPr>
-          <w:rFonts w:ascii="Times New Roman" w:hAnsi="Times New Roman" w:eastAsia="Times New Roman" w:cs="Times New Roman"/>
-          <w:b/>
-          <w:bCs/>
-        </w:rPr>
-        <w:t xml:space="preserve">② </w:t>
-      </w:r>
-      <w:r>
-        <w:rPr>
-          <w:rFonts w:hint="eastAsia" w:ascii="Times New Roman" w:hAnsi="Times New Roman" w:eastAsia="Times New Roman" w:cs="Times New Roman"/>
-          <w:b/>
-          <w:bCs/>
-        </w:rPr>
-        <w:t>Hofmann</w:t>
-      </w:r>
-      <w:r>
-        <w:rPr>
-          <w:rFonts w:hint="eastAsia" w:ascii="Times New Roman" w:hAnsi="Times New Roman" w:eastAsia="FangSong" w:cs="Times New Roman"/>
-          <w:b/>
-          <w:bCs/>
-        </w:rPr>
-        <w:t>消除</w:t>
-      </w:r>
-      <w:r>
-        <w:rPr>
-          <w:rFonts w:hint="eastAsia" w:ascii="Times New Roman" w:hAnsi="Times New Roman" w:eastAsia="Times New Roman" w:cs="Times New Roman"/>
-        </w:rPr>
-        <w:t>：</w:t>
-      </w:r>
-      <w:r>
-        <w:rPr>
-          <w:rFonts w:hint="eastAsia" w:ascii="Times New Roman" w:hAnsi="Times New Roman" w:eastAsia="FangSong" w:cs="Times New Roman"/>
-        </w:rPr>
-        <w:t>季铵碱热解</w:t>
-      </w:r>
-      <w:r>
-        <w:rPr>
-          <w:rFonts w:ascii="Times New Roman" w:hAnsi="Times New Roman" w:eastAsia="Times New Roman" w:cs="Times New Roman"/>
-        </w:rPr>
-        <w:t xml:space="preserve"> → </w:t>
-      </w:r>
-      <w:r>
-        <w:rPr>
-          <w:rFonts w:hint="eastAsia" w:ascii="Times New Roman" w:hAnsi="Times New Roman" w:eastAsia="FangSong" w:cs="Times New Roman"/>
-        </w:rPr>
-        <w:t xml:space="preserve">烯烃</w:t>
-      </w:r>
-      <w:r>
-        <w:rPr>
-          <w:rFonts w:ascii="Times New Roman" w:hAnsi="Times New Roman" w:eastAsia="Times New Roman" w:cs="Times New Roman"/>
-        </w:rPr>
-        <w:t xml:space="preserve"> + </w:t>
-      </w:r>
-      <w:r>
-        <w:rPr>
-          <w:rFonts w:hint="eastAsia" w:ascii="Times New Roman" w:hAnsi="Times New Roman" w:eastAsia="FangSong" w:cs="Times New Roman"/>
-        </w:rPr>
-        <w:t xml:space="preserve">叔胺</w:t>
-      </w:r>
-      <w:r>
-        <w:rPr>
-          <w:rFonts w:ascii="Times New Roman" w:hAnsi="Times New Roman" w:eastAsia="Times New Roman" w:cs="Times New Roman"/>
-        </w:rPr>
-        <w:t xml:space="preserve"> + H</w:t>
-      </w:r>
-      <w:r>
-        <w:rPr>
-          <w:rFonts w:ascii="Times New Roman" w:hAnsi="Times New Roman" w:eastAsia="Times New Roman" w:cs="Times New Roman"/>
-          <w:vertAlign w:val="subscript"/>
-        </w:rPr>
-        <w:t>2</w:t>
-      </w:r>
-      <w:r>
-        <w:rPr>
-          <w:rFonts w:ascii="Times New Roman" w:hAnsi="Times New Roman" w:eastAsia="Times New Roman" w:cs="Times New Roman"/>
-        </w:rPr>
-        <w:t>O</w:t>
-      </w:r>
-      <w:r>
-        <w:rPr>
-          <w:rFonts w:ascii="Times New Roman" w:hAnsi="Times New Roman" w:eastAsia="Times New Roman" w:cs="Times New Roman"/>
-        </w:rPr>
-        <w:t xml:space="preserve"> </w:t>
-      </w:r>
-      <w:r>
-        <w:rPr>
-          <w:rFonts w:ascii="Times New Roman" w:hAnsi="Times New Roman" w:eastAsia="Times New Roman" w:cs="Times New Roman"/>
-        </w:rPr>
-        <w:t xml:space="preserve">- </w:t>
-      </w:r>
-      <w:r>
-        <w:rPr>
-          <w:rFonts w:hint="eastAsia" w:ascii="Times New Roman" w:hAnsi="Times New Roman" w:eastAsia="FangSong" w:cs="Times New Roman"/>
-        </w:rPr>
-        <w:t xml:space="preserve">遵循</w:t>
-      </w:r>
-      <w:r>
-        <w:rPr>
-          <w:rFonts w:hint="eastAsia" w:ascii="Times New Roman" w:hAnsi="Times New Roman" w:eastAsia="Times New Roman" w:cs="Times New Roman"/>
-          <w:b/>
-          <w:bCs/>
-        </w:rPr>
-        <w:t>Hofmann</w:t>
-      </w:r>
-      <w:r>
-        <w:rPr>
-          <w:rFonts w:hint="eastAsia" w:ascii="Times New Roman" w:hAnsi="Times New Roman" w:eastAsia="FangSong" w:cs="Times New Roman"/>
-          <w:b/>
-          <w:bCs/>
-        </w:rPr>
-        <w:t>规则</w:t>
+          <w:rFonts w:hint="eastAsia" w:ascii="Times New Roman" w:hAnsi="Times New Roman" w:eastAsia="FangSong" w:cs="Times New Roman"/>
+          <w:b/>
+          <w:bCs/>
+        </w:rPr>
+        <w:t xml:space="preserve">竞赛应用</w:t>
+      </w:r>
+      <w:r>
+        <w:rPr>
+          <w:rFonts w:hint="eastAsia" w:ascii="Times New Roman" w:hAnsi="Times New Roman" w:eastAsia="Times New Roman" w:cs="Times New Roman"/>
+        </w:rPr>
+        <w:t>：Hofmann</w:t>
+      </w:r>
+      <w:r>
+        <w:rPr>
+          <w:rFonts w:hint="eastAsia" w:ascii="Times New Roman" w:hAnsi="Times New Roman" w:eastAsia="FangSong" w:cs="Times New Roman"/>
+        </w:rPr>
+        <w:t>消除可用于推断胺的结构</w:t>
+      </w:r>
+      <w:r>
+        <w:rPr>
+          <w:rFonts w:hint="eastAsia" w:ascii="Times New Roman" w:hAnsi="Times New Roman" w:eastAsia="Times New Roman" w:cs="Times New Roman"/>
+        </w:rPr>
+        <w:t>，</w:t>
+      </w:r>
+      <w:r>
+        <w:rPr>
+          <w:rFonts w:hint="eastAsia" w:ascii="Times New Roman" w:hAnsi="Times New Roman" w:eastAsia="FangSong" w:cs="Times New Roman"/>
+        </w:rPr>
+        <w:t>也可用于合成特殊的烯烃</w:t>
       </w:r>
       <w:r>
         <w:rPr>
@@ -14271,133 +14386,18 @@
         <w:rPr>
           <w:rFonts w:hint="eastAsia" w:ascii="Times New Roman" w:hAnsi="Times New Roman" w:eastAsia="FangSong" w:cs="Times New Roman"/>
         </w:rPr>
-        <w:t>主产物是取代较少的烯烃</w:t>
-      </w:r>
-      <w:r>
-        <w:rPr>
-          <w:rFonts w:hint="eastAsia" w:ascii="Times New Roman" w:hAnsi="Times New Roman" w:eastAsia="Times New Roman" w:cs="Times New Roman"/>
-        </w:rPr>
-        <w:t>）</w:t>
-      </w:r>
-      <w:r>
-        <w:rPr>
-          <w:rFonts w:ascii="Times New Roman" w:hAnsi="Times New Roman" w:eastAsia="Times New Roman" w:cs="Times New Roman"/>
-        </w:rPr>
-        <w:t xml:space="preserve"> </w:t>
-      </w:r>
-      <w:r>
-        <w:rPr>
-          <w:rFonts w:ascii="Times New Roman" w:hAnsi="Times New Roman" w:eastAsia="Times New Roman" w:cs="Times New Roman"/>
-        </w:rPr>
-        <w:t xml:space="preserve">- </w:t>
-      </w:r>
-      <w:r>
-        <w:rPr>
-          <w:rFonts w:hint="eastAsia" w:ascii="Times New Roman" w:hAnsi="Times New Roman" w:eastAsia="FangSong" w:cs="Times New Roman"/>
-        </w:rPr>
-        <w:t>反式消除</w:t>
-      </w:r>
-      <w:r>
-        <w:rPr>
-          <w:rFonts w:hint="eastAsia" w:ascii="Times New Roman" w:hAnsi="Times New Roman" w:eastAsia="Times New Roman" w:cs="Times New Roman"/>
-        </w:rPr>
-        <w:t>（Hofmann</w:t>
-      </w:r>
-      <w:r>
-        <w:rPr>
-          <w:rFonts w:hint="eastAsia" w:ascii="Times New Roman" w:hAnsi="Times New Roman" w:eastAsia="FangSong" w:cs="Times New Roman"/>
-        </w:rPr>
-        <w:t>消除通过</w:t>
-      </w:r>
-      <w:r>
-        <w:rPr>
-          <w:rFonts w:hint="eastAsia" w:ascii="Times New Roman" w:hAnsi="Times New Roman" w:eastAsia="Times New Roman" w:cs="Times New Roman"/>
-        </w:rPr>
-        <w:t>E2</w:t>
-      </w:r>
-      <w:r>
-        <w:rPr>
-          <w:rFonts w:hint="eastAsia" w:ascii="Times New Roman" w:hAnsi="Times New Roman" w:eastAsia="FangSong" w:cs="Times New Roman"/>
-        </w:rPr>
-        <w:t>机理</w:t>
-      </w:r>
-      <w:r>
-        <w:rPr>
-          <w:rFonts w:hint="eastAsia" w:ascii="Times New Roman" w:hAnsi="Times New Roman" w:eastAsia="Times New Roman" w:cs="Times New Roman"/>
-        </w:rPr>
-        <w:t>，</w:t>
-      </w:r>
-      <w:r>
-        <w:rPr>
-          <w:rFonts w:hint="eastAsia" w:ascii="Times New Roman" w:hAnsi="Times New Roman" w:eastAsia="FangSong" w:cs="Times New Roman"/>
-        </w:rPr>
-        <w:t>要求反式共平面</w:t>
-      </w:r>
-      <w:r>
-        <w:rPr>
-          <w:rFonts w:hint="eastAsia" w:ascii="Times New Roman" w:hAnsi="Times New Roman" w:eastAsia="Times New Roman" w:cs="Times New Roman"/>
-        </w:rPr>
-        <w:t>）</w:t>
+        <w:t>如环状胺的开环</w:t>
+      </w:r>
+      <w:r>
+        <w:rPr>
+          <w:rFonts w:hint="eastAsia" w:ascii="Times New Roman" w:hAnsi="Times New Roman" w:eastAsia="Times New Roman" w:cs="Times New Roman"/>
+        </w:rPr>
+        <w:t>）。</w:t>
       </w:r>
     </w:p>
     <w:p>
       <w:pPr>
-        <w:pStyle w:val="BodyText"/>
-      </w:pPr>
-      <w:r>
-        <w:rPr>
-          <w:rFonts w:hint="eastAsia" w:ascii="Times New Roman" w:hAnsi="Times New Roman" w:eastAsia="FangSong" w:cs="Times New Roman"/>
-          <w:b/>
-          <w:bCs/>
-        </w:rPr>
-        <w:t xml:space="preserve">竞赛应用</w:t>
-      </w:r>
-      <w:r>
-        <w:rPr>
-          <w:rFonts w:hint="eastAsia" w:ascii="Times New Roman" w:hAnsi="Times New Roman" w:eastAsia="Times New Roman" w:cs="Times New Roman"/>
-        </w:rPr>
-        <w:t>：Hofmann</w:t>
-      </w:r>
-      <w:r>
-        <w:rPr>
-          <w:rFonts w:hint="eastAsia" w:ascii="Times New Roman" w:hAnsi="Times New Roman" w:eastAsia="FangSong" w:cs="Times New Roman"/>
-        </w:rPr>
-        <w:t>消除可用于推断胺的结构</w:t>
-      </w:r>
-      <w:r>
-        <w:rPr>
-          <w:rFonts w:hint="eastAsia" w:ascii="Times New Roman" w:hAnsi="Times New Roman" w:eastAsia="Times New Roman" w:cs="Times New Roman"/>
-        </w:rPr>
-        <w:t>，</w:t>
-      </w:r>
-      <w:r>
-        <w:rPr>
-          <w:rFonts w:hint="eastAsia" w:ascii="Times New Roman" w:hAnsi="Times New Roman" w:eastAsia="FangSong" w:cs="Times New Roman"/>
-        </w:rPr>
-        <w:t>也可用于合成特殊的烯烃</w:t>
-      </w:r>
-      <w:r>
-        <w:rPr>
-          <w:rFonts w:hint="eastAsia" w:ascii="Times New Roman" w:hAnsi="Times New Roman" w:eastAsia="Times New Roman" w:cs="Times New Roman"/>
-        </w:rPr>
-        <w:t>（</w:t>
-      </w:r>
-      <w:r>
-        <w:rPr>
-          <w:rFonts w:hint="eastAsia" w:ascii="Times New Roman" w:hAnsi="Times New Roman" w:eastAsia="FangSong" w:cs="Times New Roman"/>
-        </w:rPr>
-        <w:t>如环状胺的开环</w:t>
-      </w:r>
-      <w:r>
-        <w:rPr>
-          <w:rFonts w:hint="eastAsia" w:ascii="Times New Roman" w:hAnsi="Times New Roman" w:eastAsia="Times New Roman" w:cs="Times New Roman"/>
-        </w:rPr>
-        <w:t>）。</w:t>
-      </w:r>
-    </w:p>
-    <w:p>
-      <w:pPr>
-        <w:pStyle w:val="BodyText"/>
+        <w:pStyle w:val="FirstParagraph"/>
         <w:spacing w:after="80"/>
       </w:pPr>
       <w:r>
@@ -17682,7 +17682,7 @@
     </w:p>
     <w:p>
       <w:pPr>
-        <w:pStyle w:val="FirstParagraph"/>
+        <w:pStyle w:val="BlockText"/>
       </w:pPr>
       <w:r>
         <w:rPr>
@@ -17791,7 +17791,7 @@
     </w:p>
     <w:p>
       <w:pPr>
-        <w:pStyle w:val="BodyText"/>
+        <w:pStyle w:val="BlockText"/>
       </w:pPr>
       <w:r>
         <w:rPr>
@@ -17948,7 +17948,7 @@
     </w:p>
     <w:p>
       <w:pPr>
-        <w:pStyle w:val="BodyText"/>
+        <w:pStyle w:val="FirstParagraph"/>
       </w:pPr>
       <w:r>
         <w:rPr>

--- a/06-学生侧材料/讲义/6-有机化学/醇醚胺酚.docx
+++ b/06-学生侧材料/讲义/6-有机化学/醇醚胺酚.docx
@@ -16567,7 +16567,7 @@
               <w:rPr>
                 <w:rFonts w:ascii="Times New Roman" w:hAnsi="Times New Roman" w:eastAsia="Times New Roman" w:cs="Times New Roman"/>
               </w:rPr>
-              <w:t xml:space="preserve">❌</w:t>
+              <w:t xml:space="preserve">✗</w:t>
             </w:r>
           </w:p>
         </w:tc>
@@ -16638,7 +16638,7 @@
               <w:rPr>
                 <w:rFonts w:ascii="Times New Roman" w:hAnsi="Times New Roman" w:eastAsia="Times New Roman" w:cs="Times New Roman"/>
               </w:rPr>
-              <w:t xml:space="preserve">❌</w:t>
+              <w:t xml:space="preserve">✗</w:t>
             </w:r>
           </w:p>
         </w:tc>
@@ -18769,12 +18769,6 @@
       </w:pPr>
       <w:r>
         <w:rPr>
-          <w:rFonts w:ascii="Times New Roman" w:hAnsi="Times New Roman" w:eastAsia="Times New Roman" w:cs="Times New Roman"/>
-        </w:rPr>
-        <w:t xml:space="preserve">📖 </w:t>
-      </w:r>
-      <w:r>
-        <w:rPr>
           <w:rFonts w:hint="eastAsia" w:ascii="Times New Roman" w:hAnsi="Times New Roman" w:eastAsia="FangSong" w:cs="Times New Roman"/>
         </w:rPr>
         <w:t>来源</w:t>
@@ -20995,7 +20989,7 @@
         <w:rPr>
           <w:rFonts w:ascii="Times New Roman" w:hAnsi="Times New Roman" w:eastAsia="Times New Roman" w:cs="Times New Roman"/>
         </w:rPr>
-        <w:t xml:space="preserve"> → ❌ </w:t>
+        <w:t xml:space="preserve"> → ✗ </w:t>
       </w:r>
       <w:r>
         <w:rPr>

--- a/06-学生侧材料/讲义/6-有机化学/醇醚胺酚.docx
+++ b/06-学生侧材料/讲义/6-有机化学/醇醚胺酚.docx
@@ -673,43 +673,37 @@
               <w:rPr>
                 <w:rFonts w:hint="eastAsia" w:ascii="Times New Roman" w:hAnsi="Times New Roman" w:eastAsia="FangSong" w:cs="Times New Roman"/>
               </w:rPr>
-              <w:t>能设计</w:t>
+              <w:t xml:space="preserve">能设计</w:t>
+            </w:r>
+            <w:r>
+              <w:rPr>
+                <w:rFonts w:ascii="Times New Roman" w:hAnsi="Times New Roman" w:eastAsia="Times New Roman" w:cs="Times New Roman"/>
+              </w:rPr>
+              <w:t xml:space="preserve"> Williamson </w:t>
+            </w:r>
+            <w:r>
+              <w:rPr>
+                <w:rFonts w:hint="eastAsia" w:ascii="Times New Roman" w:hAnsi="Times New Roman" w:eastAsia="FangSong" w:cs="Times New Roman"/>
+              </w:rPr>
+              <w:t>醚合成路线</w:t>
             </w:r>
             <w:r>
               <w:rPr>
                 <w:rFonts w:hint="eastAsia" w:ascii="Times New Roman" w:hAnsi="Times New Roman" w:eastAsia="Times New Roman" w:cs="Times New Roman"/>
               </w:rPr>
-              <w:t>Williamson</w:t>
+              <w:t>（</w:t>
             </w:r>
             <w:r>
               <w:rPr>
                 <w:rFonts w:hint="eastAsia" w:ascii="Times New Roman" w:hAnsi="Times New Roman" w:eastAsia="FangSong" w:cs="Times New Roman"/>
               </w:rPr>
-              <w:t>醚合成</w:t>
+              <w:t>含逆合成切断</w:t>
             </w:r>
             <w:r>
               <w:rPr>
                 <w:rFonts w:hint="eastAsia" w:ascii="Times New Roman" w:hAnsi="Times New Roman" w:eastAsia="Times New Roman" w:cs="Times New Roman"/>
               </w:rPr>
-              <w:t>、</w:t>
-            </w:r>
-            <w:r>
-              <w:rPr>
-                <w:rFonts w:hint="eastAsia" w:ascii="Times New Roman" w:hAnsi="Times New Roman" w:eastAsia="FangSong" w:cs="Times New Roman"/>
-              </w:rPr>
-              <w:t>胺的</w:t>
-            </w:r>
-            <w:r>
-              <w:rPr>
-                <w:rFonts w:hint="eastAsia" w:ascii="Times New Roman" w:hAnsi="Times New Roman" w:eastAsia="Times New Roman" w:cs="Times New Roman"/>
-              </w:rPr>
-              <w:t>Hofmann</w:t>
-            </w:r>
-            <w:r>
-              <w:rPr>
-                <w:rFonts w:hint="eastAsia" w:ascii="Times New Roman" w:hAnsi="Times New Roman" w:eastAsia="FangSong" w:cs="Times New Roman"/>
-              </w:rPr>
-              <w:t>消除路线</w:t>
+              <w:t>）</w:t>
             </w:r>
           </w:p>
         </w:tc>
@@ -759,43 +753,25 @@
               <w:rPr>
                 <w:rFonts w:hint="eastAsia" w:ascii="Times New Roman" w:hAnsi="Times New Roman" w:eastAsia="FangSong" w:cs="Times New Roman"/>
               </w:rPr>
-              <w:t>能设计</w:t>
+              <w:t>能设计胺的彻底甲基化</w:t>
             </w:r>
             <w:r>
               <w:rPr>
                 <w:rFonts w:hint="eastAsia" w:ascii="Times New Roman" w:hAnsi="Times New Roman" w:eastAsia="Times New Roman" w:cs="Times New Roman"/>
               </w:rPr>
-              <w:t>Williamson</w:t>
+              <w:t>—Hofmann</w:t>
+            </w:r>
+            <w:r>
+              <w:rPr>
+                <w:rFonts w:ascii="Times New Roman" w:hAnsi="Times New Roman" w:eastAsia="Times New Roman" w:cs="Times New Roman"/>
+              </w:rPr>
+              <w:t xml:space="preserve"> </w:t>
             </w:r>
             <w:r>
               <w:rPr>
                 <w:rFonts w:hint="eastAsia" w:ascii="Times New Roman" w:hAnsi="Times New Roman" w:eastAsia="FangSong" w:cs="Times New Roman"/>
               </w:rPr>
-              <w:t>醚合成</w:t>
-            </w:r>
-            <w:r>
-              <w:rPr>
-                <w:rFonts w:hint="eastAsia" w:ascii="Times New Roman" w:hAnsi="Times New Roman" w:eastAsia="Times New Roman" w:cs="Times New Roman"/>
-              </w:rPr>
-              <w:t>、</w:t>
-            </w:r>
-            <w:r>
-              <w:rPr>
-                <w:rFonts w:hint="eastAsia" w:ascii="Times New Roman" w:hAnsi="Times New Roman" w:eastAsia="FangSong" w:cs="Times New Roman"/>
-              </w:rPr>
-              <w:t>胺的</w:t>
-            </w:r>
-            <w:r>
-              <w:rPr>
-                <w:rFonts w:hint="eastAsia" w:ascii="Times New Roman" w:hAnsi="Times New Roman" w:eastAsia="Times New Roman" w:cs="Times New Roman"/>
-              </w:rPr>
-              <w:t>Hofmann</w:t>
-            </w:r>
-            <w:r>
-              <w:rPr>
-                <w:rFonts w:hint="eastAsia" w:ascii="Times New Roman" w:hAnsi="Times New Roman" w:eastAsia="FangSong" w:cs="Times New Roman"/>
-              </w:rPr>
-              <w:t>消除路线</w:t>
+              <w:t xml:space="preserve">消除路线</w:t>
             </w:r>
           </w:p>
         </w:tc>
@@ -3119,7 +3095,7 @@
               <w:rPr>
                 <w:rFonts w:hint="eastAsia" w:ascii="Times New Roman" w:hAnsi="Times New Roman" w:eastAsia="FangSong" w:cs="Times New Roman"/>
               </w:rPr>
-              <w:t>硼氢氧化</w:t>
+              <w:t>硼氢化</w:t>
             </w:r>
             <w:r>
               <w:rPr>
@@ -3845,13 +3821,158 @@
         <w:rPr>
           <w:rFonts w:hint="eastAsia" w:ascii="Times New Roman" w:hAnsi="Times New Roman" w:eastAsia="Times New Roman" w:cs="Times New Roman"/>
         </w:rPr>
-        <w:t>1°（</w:t>
-      </w:r>
-      <w:r>
-        <w:rPr>
-          <w:rFonts w:hint="eastAsia" w:ascii="Times New Roman" w:hAnsi="Times New Roman" w:eastAsia="FangSong" w:cs="Times New Roman"/>
-        </w:rPr>
-        <w:t>碳正离子稳定性决定</w:t>
+        <w:t>1°——</w:t>
+      </w:r>
+      <w:r>
+        <w:rPr>
+          <w:rFonts w:hint="eastAsia" w:ascii="Times New Roman" w:hAnsi="Times New Roman" w:eastAsia="FangSong" w:cs="Times New Roman"/>
+        </w:rPr>
+        <w:t>但机理分岔</w:t>
+      </w:r>
+      <w:r>
+        <w:rPr>
+          <w:rFonts w:hint="eastAsia" w:ascii="Times New Roman" w:hAnsi="Times New Roman" w:eastAsia="Times New Roman" w:cs="Times New Roman"/>
+        </w:rPr>
+        <w:t>：3°/2°</w:t>
+      </w:r>
+      <w:r>
+        <w:rPr>
+          <w:rFonts w:ascii="Times New Roman" w:hAnsi="Times New Roman" w:eastAsia="Times New Roman" w:cs="Times New Roman"/>
+        </w:rPr>
+        <w:t xml:space="preserve"> </w:t>
+      </w:r>
+      <w:r>
+        <w:rPr>
+          <w:rFonts w:hint="eastAsia" w:ascii="Times New Roman" w:hAnsi="Times New Roman" w:eastAsia="FangSong" w:cs="Times New Roman"/>
+        </w:rPr>
+        <w:t xml:space="preserve">走</w:t>
+      </w:r>
+      <w:r>
+        <w:rPr>
+          <w:rFonts w:ascii="Times New Roman" w:hAnsi="Times New Roman" w:eastAsia="Times New Roman" w:cs="Times New Roman"/>
+        </w:rPr>
+        <w:t xml:space="preserve"> </w:t>
+      </w:r>
+      <w:r>
+        <w:rPr>
+          <w:rFonts w:hint="eastAsia" w:ascii="Times New Roman" w:hAnsi="Times New Roman" w:eastAsia="Times New Roman" w:cs="Times New Roman"/>
+        </w:rPr>
+        <w:t>SN1，</w:t>
+      </w:r>
+      <w:r>
+        <w:rPr>
+          <w:rFonts w:hint="eastAsia" w:ascii="Times New Roman" w:hAnsi="Times New Roman" w:eastAsia="FangSong" w:cs="Times New Roman"/>
+        </w:rPr>
+        <w:t>速率由</w:t>
+      </w:r>
+      <w:r>
+        <w:rPr>
+          <w:rFonts w:hint="eastAsia" w:ascii="Times New Roman" w:hAnsi="Times New Roman" w:eastAsia="FangSong" w:cs="Times New Roman"/>
+          <w:b/>
+          <w:bCs/>
+        </w:rPr>
+        <w:t xml:space="preserve">碳正离子稳定性</w:t>
+      </w:r>
+      <w:r>
+        <w:rPr>
+          <w:rFonts w:hint="eastAsia" w:ascii="Times New Roman" w:hAnsi="Times New Roman" w:eastAsia="FangSong" w:cs="Times New Roman"/>
+        </w:rPr>
+        <w:t>决定</w:t>
+      </w:r>
+      <w:r>
+        <w:rPr>
+          <w:rFonts w:hint="eastAsia" w:ascii="Times New Roman" w:hAnsi="Times New Roman" w:eastAsia="Times New Roman" w:cs="Times New Roman"/>
+        </w:rPr>
+        <w:t>；</w:t>
+      </w:r>
+      <w:r>
+        <w:rPr>
+          <w:rFonts w:ascii="Times New Roman" w:hAnsi="Times New Roman" w:eastAsia="Times New Roman" w:cs="Times New Roman"/>
+          <w:b/>
+          <w:bCs/>
+        </w:rPr>
+        <w:t xml:space="preserve">1° </w:t>
+      </w:r>
+      <w:r>
+        <w:rPr>
+          <w:rFonts w:hint="eastAsia" w:ascii="Times New Roman" w:hAnsi="Times New Roman" w:eastAsia="FangSong" w:cs="Times New Roman"/>
+          <w:b/>
+          <w:bCs/>
+        </w:rPr>
+        <w:t xml:space="preserve">走</w:t>
+      </w:r>
+      <w:r>
+        <w:rPr>
+          <w:rFonts w:ascii="Times New Roman" w:hAnsi="Times New Roman" w:eastAsia="Times New Roman" w:cs="Times New Roman"/>
+          <w:b/>
+          <w:bCs/>
+        </w:rPr>
+        <w:t xml:space="preserve"> </w:t>
+      </w:r>
+      <w:r>
+        <w:rPr>
+          <w:rFonts w:hint="eastAsia" w:ascii="Times New Roman" w:hAnsi="Times New Roman" w:eastAsia="Times New Roman" w:cs="Times New Roman"/>
+          <w:b/>
+          <w:bCs/>
+        </w:rPr>
+        <w:t>SN2，</w:t>
+      </w:r>
+      <w:r>
+        <w:rPr>
+          <w:rFonts w:hint="eastAsia" w:ascii="Times New Roman" w:hAnsi="Times New Roman" w:eastAsia="FangSong" w:cs="Times New Roman"/>
+          <w:b/>
+          <w:bCs/>
+        </w:rPr>
+        <w:t>与碳正离子稳定性无关</w:t>
+      </w:r>
+      <w:r>
+        <w:rPr>
+          <w:rFonts w:hint="eastAsia" w:ascii="Times New Roman" w:hAnsi="Times New Roman" w:eastAsia="Times New Roman" w:cs="Times New Roman"/>
+        </w:rPr>
+        <w:t>（</w:t>
+      </w:r>
+      <w:r>
+        <w:rPr>
+          <w:rFonts w:hint="eastAsia" w:ascii="Times New Roman" w:hAnsi="Times New Roman" w:eastAsia="FangSong" w:cs="Times New Roman"/>
+        </w:rPr>
+        <w:t>受位阻控制</w:t>
+      </w:r>
+      <w:r>
+        <w:rPr>
+          <w:rFonts w:hint="eastAsia" w:ascii="Times New Roman" w:hAnsi="Times New Roman" w:eastAsia="Times New Roman" w:cs="Times New Roman"/>
+        </w:rPr>
+        <w:t>，</w:t>
+      </w:r>
+      <w:r>
+        <w:rPr>
+          <w:rFonts w:hint="eastAsia" w:ascii="Times New Roman" w:hAnsi="Times New Roman" w:eastAsia="FangSong" w:cs="Times New Roman"/>
+        </w:rPr>
+        <w:t>故常需</w:t>
+      </w:r>
+      <w:r>
+        <w:rPr>
+          <w:rFonts w:ascii="Times New Roman" w:hAnsi="Times New Roman" w:eastAsia="Times New Roman" w:cs="Times New Roman"/>
+        </w:rPr>
+        <w:t xml:space="preserve"> ZnCl</w:t>
+      </w:r>
+      <w:r>
+        <w:rPr>
+          <w:rFonts w:ascii="Times New Roman" w:hAnsi="Times New Roman" w:eastAsia="Times New Roman" w:cs="Times New Roman"/>
+          <w:vertAlign w:val="subscript"/>
+        </w:rPr>
+        <w:t>2</w:t>
+      </w:r>
+      <w:r>
+        <w:rPr>
+          <w:rFonts w:ascii="Times New Roman" w:hAnsi="Times New Roman" w:eastAsia="Times New Roman" w:cs="Times New Roman"/>
+        </w:rPr>
+        <w:t xml:space="preserve"> </w:t>
+      </w:r>
+      <w:r>
+        <w:rPr>
+          <w:rFonts w:hint="eastAsia" w:ascii="Times New Roman" w:hAnsi="Times New Roman" w:eastAsia="FangSong" w:cs="Times New Roman"/>
+        </w:rPr>
+        <w:t>催化活化</w:t>
       </w:r>
       <w:r>
         <w:rPr>
@@ -4833,23 +4954,128 @@
         <w:rPr>
           <w:rFonts w:ascii="Times New Roman" w:hAnsi="Times New Roman" w:eastAsia="Times New Roman" w:cs="Times New Roman"/>
         </w:rPr>
+        <w:t xml:space="preserve"> → </w:t>
+      </w:r>
+      <w:r>
+        <w:rPr>
+          <w:rFonts w:hint="eastAsia" w:ascii="Times New Roman" w:hAnsi="Times New Roman" w:eastAsia="Times New Roman" w:cs="Times New Roman"/>
+        </w:rPr>
+        <w:t>(S)-2-</w:t>
+      </w:r>
+      <w:r>
+        <w:rPr>
+          <w:rFonts w:hint="eastAsia" w:ascii="Times New Roman" w:hAnsi="Times New Roman" w:eastAsia="FangSong" w:cs="Times New Roman"/>
+        </w:rPr>
+        <w:t>氯丁烷</w:t>
+      </w:r>
+      <w:r>
+        <w:rPr>
+          <w:rFonts w:hint="eastAsia" w:ascii="Times New Roman" w:hAnsi="Times New Roman" w:eastAsia="Times New Roman" w:cs="Times New Roman"/>
+        </w:rPr>
+        <w:t>。</w:t>
+      </w:r>
+      <w:r>
+        <w:rPr>
+          <w:rFonts w:ascii="Times New Roman" w:hAnsi="Times New Roman" w:eastAsia="Times New Roman" w:cs="Times New Roman"/>
+          <w:b/>
+          <w:bCs/>
+        </w:rPr>
+        <w:t>PBr</w:t>
+      </w:r>
+      <w:r>
+        <w:rPr>
+          <w:rFonts w:ascii="Times New Roman" w:hAnsi="Times New Roman" w:eastAsia="Times New Roman" w:cs="Times New Roman"/>
+          <w:b/>
+          <w:bCs/>
+          <w:vertAlign w:val="subscript"/>
+        </w:rPr>
+        <w:t>3</w:t>
+      </w:r>
+      <w:r>
+        <w:rPr>
+          <w:rFonts w:ascii="Times New Roman" w:hAnsi="Times New Roman" w:eastAsia="Times New Roman" w:cs="Times New Roman"/>
+          <w:b/>
+          <w:bCs/>
+        </w:rPr>
         <w:t xml:space="preserve"> </w:t>
       </w:r>
       <w:r>
         <w:rPr>
           <w:rFonts w:hint="eastAsia" w:ascii="Times New Roman" w:hAnsi="Times New Roman" w:eastAsia="FangSong" w:cs="Times New Roman"/>
-        </w:rPr>
-        <w:t xml:space="preserve">或</w:t>
-      </w:r>
-      <w:r>
-        <w:rPr>
-          <w:rFonts w:ascii="Times New Roman" w:hAnsi="Times New Roman" w:eastAsia="Times New Roman" w:cs="Times New Roman"/>
-        </w:rPr>
-        <w:t xml:space="preserve"> PBr</w:t>
-      </w:r>
-      <w:r>
-        <w:rPr>
-          <w:rFonts w:ascii="Times New Roman" w:hAnsi="Times New Roman" w:eastAsia="Times New Roman" w:cs="Times New Roman"/>
+          <w:b/>
+          <w:bCs/>
+        </w:rPr>
+        <w:t xml:space="preserve">走</w:t>
+      </w:r>
+      <w:r>
+        <w:rPr>
+          <w:rFonts w:ascii="Times New Roman" w:hAnsi="Times New Roman" w:eastAsia="Times New Roman" w:cs="Times New Roman"/>
+          <w:b/>
+          <w:bCs/>
+        </w:rPr>
+        <w:t xml:space="preserve"> </w:t>
+      </w:r>
+      <w:r>
+        <w:rPr>
+          <w:rFonts w:hint="eastAsia" w:ascii="Times New Roman" w:hAnsi="Times New Roman" w:eastAsia="Times New Roman" w:cs="Times New Roman"/>
+          <w:b/>
+          <w:bCs/>
+        </w:rPr>
+        <w:t>SN2、</w:t>
+      </w:r>
+      <w:r>
+        <w:rPr>
+          <w:rFonts w:hint="eastAsia" w:ascii="Times New Roman" w:hAnsi="Times New Roman" w:eastAsia="FangSong" w:cs="Times New Roman"/>
+          <w:b/>
+          <w:bCs/>
+        </w:rPr>
+        <w:t>构型反转</w:t>
+      </w:r>
+      <w:r>
+        <w:rPr>
+          <w:rFonts w:hint="eastAsia" w:ascii="Times New Roman" w:hAnsi="Times New Roman" w:eastAsia="Times New Roman" w:cs="Times New Roman"/>
+          <w:b/>
+          <w:bCs/>
+        </w:rPr>
+        <w:t>，</w:t>
+      </w:r>
+      <w:r>
+        <w:rPr>
+          <w:rFonts w:hint="eastAsia" w:ascii="Times New Roman" w:hAnsi="Times New Roman" w:eastAsia="FangSong" w:cs="Times New Roman"/>
+          <w:b/>
+          <w:bCs/>
+        </w:rPr>
+        <w:t>但产物是溴代物</w:t>
+      </w:r>
+      <w:r>
+        <w:rPr>
+          <w:rFonts w:hint="eastAsia" w:ascii="Times New Roman" w:hAnsi="Times New Roman" w:eastAsia="Times New Roman" w:cs="Times New Roman"/>
+          <w:b/>
+          <w:bCs/>
+        </w:rPr>
+        <w:t>：(R)-2-</w:t>
+      </w:r>
+      <w:r>
+        <w:rPr>
+          <w:rFonts w:hint="eastAsia" w:ascii="Times New Roman" w:hAnsi="Times New Roman" w:eastAsia="FangSong" w:cs="Times New Roman"/>
+          <w:b/>
+          <w:bCs/>
+        </w:rPr>
+        <w:t>丁醇</w:t>
+      </w:r>
+      <w:r>
+        <w:rPr>
+          <w:rFonts w:ascii="Times New Roman" w:hAnsi="Times New Roman" w:eastAsia="Times New Roman" w:cs="Times New Roman"/>
+          <w:b/>
+          <w:bCs/>
+        </w:rPr>
+        <w:t xml:space="preserve"> + PBr</w:t>
+      </w:r>
+      <w:r>
+        <w:rPr>
+          <w:rFonts w:ascii="Times New Roman" w:hAnsi="Times New Roman" w:eastAsia="Times New Roman" w:cs="Times New Roman"/>
+          <w:b/>
+          <w:bCs/>
           <w:vertAlign w:val="subscript"/>
         </w:rPr>
         <w:t>3</w:t>
@@ -4857,18 +5083,54 @@
       <w:r>
         <w:rPr>
           <w:rFonts w:ascii="Times New Roman" w:hAnsi="Times New Roman" w:eastAsia="Times New Roman" w:cs="Times New Roman"/>
+          <w:b/>
+          <w:bCs/>
         </w:rPr>
         <w:t xml:space="preserve"> → </w:t>
       </w:r>
       <w:r>
         <w:rPr>
           <w:rFonts w:hint="eastAsia" w:ascii="Times New Roman" w:hAnsi="Times New Roman" w:eastAsia="Times New Roman" w:cs="Times New Roman"/>
+          <w:b/>
+          <w:bCs/>
         </w:rPr>
         <w:t>(S)-2-</w:t>
       </w:r>
       <w:r>
         <w:rPr>
           <w:rFonts w:hint="eastAsia" w:ascii="Times New Roman" w:hAnsi="Times New Roman" w:eastAsia="FangSong" w:cs="Times New Roman"/>
+          <w:b/>
+          <w:bCs/>
+        </w:rPr>
+        <w:t>溴丁烷</w:t>
+      </w:r>
+      <w:r>
+        <w:rPr>
+          <w:rFonts w:hint="eastAsia" w:ascii="Times New Roman" w:hAnsi="Times New Roman" w:eastAsia="Times New Roman" w:cs="Times New Roman"/>
+        </w:rPr>
+        <w:t>（</w:t>
+      </w:r>
+      <w:r>
+        <w:rPr>
+          <w:rFonts w:hint="eastAsia" w:ascii="Times New Roman" w:hAnsi="Times New Roman" w:eastAsia="FangSong" w:cs="Times New Roman"/>
+        </w:rPr>
+        <w:t>不是</w:t>
+      </w:r>
+      <w:r>
+        <w:rPr>
+          <w:rFonts w:ascii="Times New Roman" w:hAnsi="Times New Roman" w:eastAsia="Times New Roman" w:cs="Times New Roman"/>
+        </w:rPr>
+        <w:t xml:space="preserve"> </w:t>
+      </w:r>
+      <w:r>
+        <w:rPr>
+          <w:rFonts w:hint="eastAsia" w:ascii="Times New Roman" w:hAnsi="Times New Roman" w:eastAsia="Times New Roman" w:cs="Times New Roman"/>
+        </w:rPr>
+        <w:t>2-</w:t>
+      </w:r>
+      <w:r>
+        <w:rPr>
+          <w:rFonts w:hint="eastAsia" w:ascii="Times New Roman" w:hAnsi="Times New Roman" w:eastAsia="FangSong" w:cs="Times New Roman"/>
         </w:rPr>
         <w:t>氯丁烷</w:t>
       </w:r>
@@ -4876,7 +5138,115 @@
         <w:rPr>
           <w:rFonts w:hint="eastAsia" w:ascii="Times New Roman" w:hAnsi="Times New Roman" w:eastAsia="Times New Roman" w:cs="Times New Roman"/>
         </w:rPr>
-        <w:t>。</w:t>
+        <w:t>；CIP</w:t>
+      </w:r>
+      <w:r>
+        <w:rPr>
+          <w:rFonts w:ascii="Times New Roman" w:hAnsi="Times New Roman" w:eastAsia="Times New Roman" w:cs="Times New Roman"/>
+        </w:rPr>
+        <w:t xml:space="preserve"> </w:t>
+      </w:r>
+      <w:r>
+        <w:rPr>
+          <w:rFonts w:hint="eastAsia" w:ascii="Times New Roman" w:hAnsi="Times New Roman" w:eastAsia="FangSong" w:cs="Times New Roman"/>
+        </w:rPr>
+        <w:t xml:space="preserve">中</w:t>
+      </w:r>
+      <w:r>
+        <w:rPr>
+          <w:rFonts w:ascii="Times New Roman" w:hAnsi="Times New Roman" w:eastAsia="Times New Roman" w:cs="Times New Roman"/>
+        </w:rPr>
+        <w:t xml:space="preserve"> Br </w:t>
+      </w:r>
+      <w:r>
+        <w:rPr>
+          <w:rFonts w:hint="eastAsia" w:ascii="Times New Roman" w:hAnsi="Times New Roman" w:eastAsia="FangSong" w:cs="Times New Roman"/>
+        </w:rPr>
+        <w:t xml:space="preserve">与</w:t>
+      </w:r>
+      <w:r>
+        <w:rPr>
+          <w:rFonts w:ascii="Times New Roman" w:hAnsi="Times New Roman" w:eastAsia="Times New Roman" w:cs="Times New Roman"/>
+        </w:rPr>
+        <w:t xml:space="preserve"> OH </w:t>
+      </w:r>
+      <w:r>
+        <w:rPr>
+          <w:rFonts w:hint="eastAsia" w:ascii="Times New Roman" w:hAnsi="Times New Roman" w:eastAsia="FangSong" w:cs="Times New Roman"/>
+        </w:rPr>
+        <w:t>同为最高优先级</w:t>
+      </w:r>
+      <w:r>
+        <w:rPr>
+          <w:rFonts w:hint="eastAsia" w:ascii="Times New Roman" w:hAnsi="Times New Roman" w:eastAsia="Times New Roman" w:cs="Times New Roman"/>
+        </w:rPr>
+        <w:t>，</w:t>
+      </w:r>
+      <w:r>
+        <w:rPr>
+          <w:rFonts w:hint="eastAsia" w:ascii="Times New Roman" w:hAnsi="Times New Roman" w:eastAsia="FangSong" w:cs="Times New Roman"/>
+        </w:rPr>
+        <w:t>故反转后</w:t>
+      </w:r>
+      <w:r>
+        <w:rPr>
+          <w:rFonts w:ascii="Times New Roman" w:hAnsi="Times New Roman" w:eastAsia="Times New Roman" w:cs="Times New Roman"/>
+        </w:rPr>
+        <w:t xml:space="preserve"> R/S </w:t>
+      </w:r>
+      <w:r>
+        <w:rPr>
+          <w:rFonts w:hint="eastAsia" w:ascii="Times New Roman" w:hAnsi="Times New Roman" w:eastAsia="FangSong" w:cs="Times New Roman"/>
+        </w:rPr>
+        <w:t xml:space="preserve">标记同为</w:t>
+      </w:r>
+      <w:r>
+        <w:rPr>
+          <w:rFonts w:ascii="Times New Roman" w:hAnsi="Times New Roman" w:eastAsia="Times New Roman" w:cs="Times New Roman"/>
+        </w:rPr>
+        <w:t xml:space="preserve"> </w:t>
+      </w:r>
+      <w:r>
+        <w:rPr>
+          <w:rFonts w:hint="eastAsia" w:ascii="Times New Roman" w:hAnsi="Times New Roman" w:eastAsia="Times New Roman" w:cs="Times New Roman"/>
+        </w:rPr>
+        <w:t>S——</w:t>
+      </w:r>
+      <w:r>
+        <w:rPr>
+          <w:rFonts w:hint="eastAsia" w:ascii="Times New Roman" w:hAnsi="Times New Roman" w:eastAsia="FangSong" w:cs="Times New Roman"/>
+        </w:rPr>
+        <w:t>取代基换成</w:t>
+      </w:r>
+      <w:r>
+        <w:rPr>
+          <w:rFonts w:ascii="Times New Roman" w:hAnsi="Times New Roman" w:eastAsia="Times New Roman" w:cs="Times New Roman"/>
+        </w:rPr>
+        <w:t xml:space="preserve"> Br </w:t>
+      </w:r>
+      <w:r>
+        <w:rPr>
+          <w:rFonts w:hint="eastAsia" w:ascii="Times New Roman" w:hAnsi="Times New Roman" w:eastAsia="FangSong" w:cs="Times New Roman"/>
+        </w:rPr>
+        <w:t xml:space="preserve">与</w:t>
+      </w:r>
+      <w:r>
+        <w:rPr>
+          <w:rFonts w:ascii="Times New Roman" w:hAnsi="Times New Roman" w:eastAsia="Times New Roman" w:cs="Times New Roman"/>
+        </w:rPr>
+        <w:t xml:space="preserve"> R/S </w:t>
+      </w:r>
+      <w:r>
+        <w:rPr>
+          <w:rFonts w:hint="eastAsia" w:ascii="Times New Roman" w:hAnsi="Times New Roman" w:eastAsia="FangSong" w:cs="Times New Roman"/>
+        </w:rPr>
+        <w:t>标记是否改变是两回事</w:t>
+      </w:r>
+      <w:r>
+        <w:rPr>
+          <w:rFonts w:hint="eastAsia" w:ascii="Times New Roman" w:hAnsi="Times New Roman" w:eastAsia="Times New Roman" w:cs="Times New Roman"/>
+        </w:rPr>
+        <w:t>）。</w:t>
       </w:r>
     </w:p>
     <w:p>
@@ -7640,7 +8010,95 @@
         <w:rPr>
           <w:rFonts w:hint="eastAsia" w:ascii="Times New Roman" w:hAnsi="Times New Roman" w:eastAsia="FangSong" w:cs="Times New Roman"/>
         </w:rPr>
-        <w:t>迁移能力</w:t>
+        <w:t>迁移能力取决于基团在迁移过渡态中承受正电荷的能力</w:t>
+      </w:r>
+      <w:r>
+        <w:rPr>
+          <w:rFonts w:hint="eastAsia" w:ascii="Times New Roman" w:hAnsi="Times New Roman" w:eastAsia="Times New Roman" w:cs="Times New Roman"/>
+        </w:rPr>
+        <w:t>——</w:t>
+      </w:r>
+      <w:r>
+        <w:rPr>
+          <w:rFonts w:hint="eastAsia" w:ascii="Times New Roman" w:hAnsi="Times New Roman" w:eastAsia="FangSong" w:cs="Times New Roman"/>
+        </w:rPr>
+        <w:t>一般</w:t>
+      </w:r>
+      <w:r>
+        <w:rPr>
+          <w:rFonts w:ascii="Times New Roman" w:hAnsi="Times New Roman" w:eastAsia="Times New Roman" w:cs="Times New Roman"/>
+        </w:rPr>
+        <w:t xml:space="preserve"> </w:t>
+      </w:r>
+      <w:r>
+        <w:rPr>
+          <w:rFonts w:ascii="Times New Roman" w:hAnsi="Times New Roman" w:eastAsia="Times New Roman" w:cs="Times New Roman"/>
+          <w:b/>
+          <w:bCs/>
+        </w:rPr>
+        <w:t xml:space="preserve">H </w:t>
+      </w:r>
+      <w:r>
+        <w:rPr>
+          <w:rFonts w:hint="eastAsia" w:ascii="Times New Roman" w:hAnsi="Times New Roman" w:eastAsia="FangSong" w:cs="Times New Roman"/>
+          <w:b/>
+          <w:bCs/>
+        </w:rPr>
+        <w:t xml:space="preserve">与芳基均优先于烷基</w:t>
+      </w:r>
+      <w:r>
+        <w:rPr>
+          <w:rFonts w:hint="eastAsia" w:ascii="Times New Roman" w:hAnsi="Times New Roman" w:eastAsia="Times New Roman" w:cs="Times New Roman"/>
+        </w:rPr>
+        <w:t>；</w:t>
+      </w:r>
+      <w:r>
+        <w:rPr>
+          <w:rFonts w:hint="eastAsia" w:ascii="Times New Roman" w:hAnsi="Times New Roman" w:eastAsia="FangSong" w:cs="Times New Roman"/>
+        </w:rPr>
+        <w:t>烷基内部</w:t>
+      </w:r>
+      <w:r>
+        <w:rPr>
+          <w:rFonts w:ascii="Times New Roman" w:hAnsi="Times New Roman" w:eastAsia="Times New Roman" w:cs="Times New Roman"/>
+        </w:rPr>
+        <w:t xml:space="preserve"> </w:t>
+      </w:r>
+      <w:r>
+        <w:rPr>
+          <w:rFonts w:ascii="Times New Roman" w:hAnsi="Times New Roman" w:eastAsia="Times New Roman" w:cs="Times New Roman"/>
+          <w:b/>
+          <w:bCs/>
+        </w:rPr>
+        <w:t xml:space="preserve">3° &gt; 2° &gt; 1° &gt; </w:t>
+      </w:r>
+      <w:r>
+        <w:rPr>
+          <w:rFonts w:hint="eastAsia" w:ascii="Times New Roman" w:hAnsi="Times New Roman" w:eastAsia="FangSong" w:cs="Times New Roman"/>
+          <w:b/>
+          <w:bCs/>
+        </w:rPr>
+        <w:t xml:space="preserve">甲基</w:t>
+      </w:r>
+      <w:r>
+        <w:rPr>
+          <w:rFonts w:hint="eastAsia" w:ascii="Times New Roman" w:hAnsi="Times New Roman" w:eastAsia="Times New Roman" w:cs="Times New Roman"/>
+        </w:rPr>
+        <w:t>。</w:t>
+      </w:r>
+      <w:r>
+        <w:rPr>
+          <w:rFonts w:hint="eastAsia" w:ascii="Times New Roman" w:hAnsi="Times New Roman" w:eastAsia="FangSong" w:cs="Times New Roman"/>
+        </w:rPr>
+        <w:t>但</w:t>
+      </w:r>
+      <w:r>
+        <w:rPr>
+          <w:rFonts w:hint="eastAsia" w:ascii="Times New Roman" w:hAnsi="Times New Roman" w:eastAsia="FangSong" w:cs="Times New Roman"/>
+          <w:b/>
+          <w:bCs/>
+        </w:rPr>
+        <w:t xml:space="preserve">反式共平面的构象要求优先级更高</w:t>
       </w:r>
       <w:r>
         <w:rPr>
@@ -7652,51 +8110,31 @@
         <w:rPr>
           <w:rFonts w:hint="eastAsia" w:ascii="Times New Roman" w:hAnsi="Times New Roman" w:eastAsia="FangSong" w:cs="Times New Roman"/>
         </w:rPr>
-        <w:t>芳基</w:t>
-      </w:r>
-      <w:r>
-        <w:rPr>
-          <w:rFonts w:ascii="Times New Roman" w:hAnsi="Times New Roman" w:eastAsia="Times New Roman" w:cs="Times New Roman"/>
-        </w:rPr>
-        <w:t xml:space="preserve"> &gt; </w:t>
-      </w:r>
-      <w:r>
-        <w:rPr>
-          <w:rFonts w:hint="eastAsia" w:ascii="Times New Roman" w:hAnsi="Times New Roman" w:eastAsia="FangSong" w:cs="Times New Roman"/>
-        </w:rPr>
-        <w:t xml:space="preserve">烷基</w:t>
-      </w:r>
-      <w:r>
-        <w:rPr>
-          <w:rFonts w:ascii="Times New Roman" w:hAnsi="Times New Roman" w:eastAsia="Times New Roman" w:cs="Times New Roman"/>
-        </w:rPr>
-        <w:t xml:space="preserve"> &gt; </w:t>
-      </w:r>
-      <w:r>
-        <w:rPr>
-          <w:rFonts w:hint="eastAsia" w:ascii="Times New Roman" w:hAnsi="Times New Roman" w:eastAsia="Times New Roman" w:cs="Times New Roman"/>
-        </w:rPr>
-        <w:t>H；</w:t>
-      </w:r>
-      <w:r>
-        <w:rPr>
-          <w:rFonts w:hint="eastAsia" w:ascii="Times New Roman" w:hAnsi="Times New Roman" w:eastAsia="FangSong" w:cs="Times New Roman"/>
-        </w:rPr>
-        <w:t>迁移基团与离去基团处于</w:t>
-      </w:r>
-      <w:r>
-        <w:rPr>
-          <w:rFonts w:hint="eastAsia" w:ascii="Times New Roman" w:hAnsi="Times New Roman" w:eastAsia="FangSong" w:cs="Times New Roman"/>
-          <w:b/>
-          <w:bCs/>
-        </w:rPr>
-        <w:t xml:space="preserve">反式共平面</w:t>
-      </w:r>
-      <w:r>
-        <w:rPr>
-          <w:rFonts w:hint="eastAsia" w:ascii="Times New Roman" w:hAnsi="Times New Roman" w:eastAsia="FangSong" w:cs="Times New Roman"/>
-        </w:rPr>
-        <w:t>位置</w:t>
+        <w:t>只有处在离去基反式位的基团才可能迁移</w:t>
+      </w:r>
+      <w:r>
+        <w:rPr>
+          <w:rFonts w:hint="eastAsia" w:ascii="Times New Roman" w:hAnsi="Times New Roman" w:eastAsia="Times New Roman" w:cs="Times New Roman"/>
+        </w:rPr>
+        <w:t>，</w:t>
+      </w:r>
+      <w:r>
+        <w:rPr>
+          <w:rFonts w:hint="eastAsia" w:ascii="Times New Roman" w:hAnsi="Times New Roman" w:eastAsia="FangSong" w:cs="Times New Roman"/>
+        </w:rPr>
+        <w:t>迁移能力顺序只在构象允许时才起作用</w:t>
+      </w:r>
+      <w:r>
+        <w:rPr>
+          <w:rFonts w:hint="eastAsia" w:ascii="Times New Roman" w:hAnsi="Times New Roman" w:eastAsia="Times New Roman" w:cs="Times New Roman"/>
+        </w:rPr>
+        <w:t>，</w:t>
+      </w:r>
+      <w:r>
+        <w:rPr>
+          <w:rFonts w:hint="eastAsia" w:ascii="Times New Roman" w:hAnsi="Times New Roman" w:eastAsia="FangSong" w:cs="Times New Roman"/>
+        </w:rPr>
+        <w:t>两者冲突时先满足构象</w:t>
       </w:r>
       <w:r>
         <w:rPr>
@@ -9946,16 +10384,49 @@
         </m:oMathParaPr>
         <m:oMath>
           <m:r>
-            <m:t>环</m:t>
+            <m:rPr>
+              <m:sty m:val="p"/>
+            </m:rPr>
+            <m:t>(</m:t>
           </m:r>
           <m:r>
-            <m:t>氧</m:t>
+            <m:t>C</m:t>
+          </m:r>
+          <m:sSub>
+            <m:e>
+              <m:r>
+                <m:t>H</m:t>
+              </m:r>
+            </m:e>
+            <m:sub>
+              <m:r>
+                <m:t>2</m:t>
+              </m:r>
+            </m:sub>
+          </m:sSub>
+          <m:r>
+            <m:t>C</m:t>
+          </m:r>
+          <m:sSub>
+            <m:e>
+              <m:r>
+                <m:t>H</m:t>
+              </m:r>
+            </m:e>
+            <m:sub>
+              <m:r>
+                <m:t>2</m:t>
+              </m:r>
+            </m:sub>
+          </m:sSub>
+          <m:r>
+            <m:rPr>
+              <m:sty m:val="p"/>
+            </m:rPr>
+            <m:t>)</m:t>
           </m:r>
           <m:r>
-            <m:t>乙</m:t>
-          </m:r>
-          <m:r>
-            <m:t>烷</m:t>
+            <m:t>O</m:t>
           </m:r>
           <m:r>
             <m:rPr>
@@ -11001,19 +11472,49 @@
           <m:t>−</m:t>
         </m:r>
         <m:r>
-          <m:t>三</m:t>
+          <m:t>B</m:t>
+        </m:r>
+        <m:sSub>
+          <m:e>
+            <m:r>
+              <m:t>r</m:t>
+            </m:r>
+          </m:e>
+          <m:sub>
+            <m:r>
+              <m:t>3</m:t>
+            </m:r>
+          </m:sub>
+        </m:sSub>
+        <m:sSub>
+          <m:e>
+            <m:r>
+              <m:t>C</m:t>
+            </m:r>
+          </m:e>
+          <m:sub>
+            <m:r>
+              <m:t>6</m:t>
+            </m:r>
+          </m:sub>
+        </m:sSub>
+        <m:sSub>
+          <m:e>
+            <m:r>
+              <m:t>H</m:t>
+            </m:r>
+          </m:e>
+          <m:sub>
+            <m:r>
+              <m:t>2</m:t>
+            </m:r>
+          </m:sub>
+        </m:sSub>
+        <m:r>
+          <m:t>O</m:t>
         </m:r>
         <m:r>
-          <m:t>溴</m:t>
-        </m:r>
-        <m:r>
-          <m:t>苯</m:t>
-        </m:r>
-        <m:r>
-          <m:t>酚</m:t>
-        </m:r>
-        <m:r>
-          <m:t>v</m:t>
+          <m:t>H</m:t>
         </m:r>
         <m:r>
           <m:rPr>
@@ -11036,21 +11537,55 @@
       </m:oMath>
       <w:r>
         <w:rPr>
+          <w:rFonts w:ascii="Times New Roman" w:hAnsi="Times New Roman" w:eastAsia="Times New Roman" w:cs="Times New Roman"/>
+        </w:rPr>
+        <w:t xml:space="preserve"> </w:t>
+      </w:r>
+      <w:r>
+        <w:rPr>
+          <w:rFonts w:ascii="Times New Roman" w:hAnsi="Times New Roman" w:eastAsia="Times New Roman" w:cs="Times New Roman"/>
+        </w:rPr>
+        <w:t xml:space="preserve">→</w:t>
+      </w:r>
+      <w:r>
+        <w:rPr>
+          <w:rFonts w:ascii="Times New Roman" w:hAnsi="Times New Roman" w:eastAsia="Times New Roman" w:cs="Times New Roman"/>
+        </w:rPr>
+        <w:t xml:space="preserve"> </w:t>
+      </w:r>
+      <w:r>
+        <w:rPr>
+          <w:rFonts w:hint="eastAsia" w:ascii="Times New Roman" w:hAnsi="Times New Roman" w:eastAsia="Times New Roman" w:cs="Times New Roman"/>
+          <w:b/>
+          <w:bCs/>
+        </w:rPr>
+        <w:t>2,4,6-</w:t>
+      </w:r>
+      <w:r>
+        <w:rPr>
+          <w:rFonts w:hint="eastAsia" w:ascii="Times New Roman" w:hAnsi="Times New Roman" w:eastAsia="FangSong" w:cs="Times New Roman"/>
+          <w:b/>
+          <w:bCs/>
+        </w:rPr>
+        <w:t>三溴苯酚</w:t>
+      </w:r>
+      <w:r>
+        <w:rPr>
+          <w:rFonts w:hint="eastAsia" w:ascii="Times New Roman" w:hAnsi="Times New Roman" w:eastAsia="Times New Roman" w:cs="Times New Roman"/>
+        </w:rPr>
+        <w:t>↓</w:t>
+      </w:r>
+      <w:r>
+        <w:rPr>
+          <w:rFonts w:hint="eastAsia" w:ascii="Times New Roman" w:hAnsi="Times New Roman" w:eastAsia="FangSong" w:cs="Times New Roman"/>
+        </w:rPr>
+        <w:t>白色沉淀</w:t>
+      </w:r>
+      <w:r>
+        <w:rPr>
           <w:rFonts w:hint="eastAsia" w:ascii="Times New Roman" w:hAnsi="Times New Roman" w:eastAsia="Times New Roman" w:cs="Times New Roman"/>
         </w:rPr>
         <w:t>（</w:t>
-      </w:r>
-      <w:r>
-        <w:rPr>
-          <w:rFonts w:hint="eastAsia" w:ascii="Times New Roman" w:hAnsi="Times New Roman" w:eastAsia="FangSong" w:cs="Times New Roman"/>
-        </w:rPr>
-        <w:t>白色沉淀</w:t>
-      </w:r>
-      <w:r>
-        <w:rPr>
-          <w:rFonts w:hint="eastAsia" w:ascii="Times New Roman" w:hAnsi="Times New Roman" w:eastAsia="Times New Roman" w:cs="Times New Roman"/>
-        </w:rPr>
-        <w:t>，</w:t>
       </w:r>
       <w:r>
         <w:rPr>
@@ -14406,7 +14941,7 @@
           <w:b/>
           <w:bCs/>
         </w:rPr>
-        <w:t xml:space="preserve">④ </w:t>
+        <w:t xml:space="preserve">③ </w:t>
       </w:r>
       <w:r>
         <w:rPr>
@@ -15382,7 +15917,7 @@
           <w:b/>
           <w:bCs/>
         </w:rPr>
-        <w:t xml:space="preserve">③ </w:t>
+        <w:t xml:space="preserve">④ </w:t>
       </w:r>
       <w:r>
         <w:rPr>
@@ -19243,7 +19778,7 @@
           <w:b/>
           <w:bCs/>
         </w:rPr>
-        <w:t xml:space="preserve">碳负离子家族</w:t>
+        <w:t xml:space="preserve">亲电取代家族</w:t>
       </w:r>
       <w:r>
         <w:rPr>
@@ -19261,13 +19796,19 @@
         <w:rPr>
           <w:rFonts w:hint="eastAsia" w:ascii="Times New Roman" w:hAnsi="Times New Roman" w:eastAsia="Times New Roman" w:cs="Times New Roman"/>
         </w:rPr>
-        <w:t>（</w:t>
-      </w:r>
-      <w:r>
-        <w:rPr>
-          <w:rFonts w:hint="eastAsia" w:ascii="Times New Roman" w:hAnsi="Times New Roman" w:eastAsia="FangSong" w:cs="Times New Roman"/>
-        </w:rPr>
-        <w:t>越位活化</w:t>
+        <w:t>（–OH</w:t>
+      </w:r>
+      <w:r>
+        <w:rPr>
+          <w:rFonts w:ascii="Times New Roman" w:hAnsi="Times New Roman" w:eastAsia="Times New Roman" w:cs="Times New Roman"/>
+        </w:rPr>
+        <w:t xml:space="preserve"> </w:t>
+      </w:r>
+      <w:r>
+        <w:rPr>
+          <w:rFonts w:hint="eastAsia" w:ascii="Times New Roman" w:hAnsi="Times New Roman" w:eastAsia="FangSong" w:cs="Times New Roman"/>
+        </w:rPr>
+        <w:t>强活化邻对位</w:t>
       </w:r>
       <w:r>
         <w:rPr>
@@ -22389,13 +22930,141 @@
         <w:rPr>
           <w:rFonts w:hint="eastAsia" w:ascii="Times New Roman" w:hAnsi="Times New Roman" w:eastAsia="Times New Roman" w:cs="Times New Roman"/>
         </w:rPr>
+        <w:t>，1-</w:t>
+      </w:r>
+      <w:r>
+        <w:rPr>
+          <w:rFonts w:hint="eastAsia" w:ascii="Times New Roman" w:hAnsi="Times New Roman" w:eastAsia="FangSong" w:cs="Times New Roman"/>
+        </w:rPr>
+        <w:t>甲基环戊烯是</w:t>
+      </w:r>
+      <w:r>
+        <w:rPr>
+          <w:rFonts w:hint="eastAsia" w:ascii="Times New Roman" w:hAnsi="Times New Roman" w:eastAsia="FangSong" w:cs="Times New Roman"/>
+          <w:b/>
+          <w:bCs/>
+        </w:rPr>
+        <w:t xml:space="preserve">前手性</w:t>
+      </w:r>
+      <w:r>
+        <w:rPr>
+          <w:rFonts w:hint="eastAsia" w:ascii="Times New Roman" w:hAnsi="Times New Roman" w:eastAsia="FangSong" w:cs="Times New Roman"/>
+        </w:rPr>
+        <w:t>底物</w:t>
+      </w:r>
+      <w:r>
+        <w:rPr>
+          <w:rFonts w:hint="eastAsia" w:ascii="Times New Roman" w:hAnsi="Times New Roman" w:eastAsia="Times New Roman" w:cs="Times New Roman"/>
+        </w:rPr>
+        <w:t>：mCPBA</w:t>
+      </w:r>
+      <w:r>
+        <w:rPr>
+          <w:rFonts w:ascii="Times New Roman" w:hAnsi="Times New Roman" w:eastAsia="Times New Roman" w:cs="Times New Roman"/>
+        </w:rPr>
+        <w:t xml:space="preserve"> </w:t>
+      </w:r>
+      <w:r>
+        <w:rPr>
+          <w:rFonts w:hint="eastAsia" w:ascii="Times New Roman" w:hAnsi="Times New Roman" w:eastAsia="FangSong" w:cs="Times New Roman"/>
+        </w:rPr>
+        <w:t xml:space="preserve">从环两面进攻等价</w:t>
+      </w:r>
+      <w:r>
+        <w:rPr>
+          <w:rFonts w:ascii="Times New Roman" w:hAnsi="Times New Roman" w:eastAsia="Times New Roman" w:cs="Times New Roman"/>
+        </w:rPr>
+        <w:t xml:space="preserve"> → </w:t>
+      </w:r>
+      <w:r>
+        <w:rPr>
+          <w:rFonts w:hint="eastAsia" w:ascii="Times New Roman" w:hAnsi="Times New Roman" w:eastAsia="FangSong" w:cs="Times New Roman"/>
+        </w:rPr>
+        <w:t xml:space="preserve">先得</w:t>
+      </w:r>
+      <w:r>
+        <w:rPr>
+          <w:rFonts w:hint="eastAsia" w:ascii="Times New Roman" w:hAnsi="Times New Roman" w:eastAsia="FangSong" w:cs="Times New Roman"/>
+          <w:b/>
+          <w:bCs/>
+        </w:rPr>
+        <w:t xml:space="preserve">一对外消旋的环氧化物</w:t>
+      </w:r>
+      <w:r>
+        <w:rPr>
+          <w:rFonts w:hint="eastAsia" w:ascii="Times New Roman" w:hAnsi="Times New Roman" w:eastAsia="Times New Roman" w:cs="Times New Roman"/>
+        </w:rPr>
+        <w:t>；</w:t>
+      </w:r>
+      <w:r>
+        <w:rPr>
+          <w:rFonts w:hint="eastAsia" w:ascii="Times New Roman" w:hAnsi="Times New Roman" w:eastAsia="FangSong" w:cs="Times New Roman"/>
+        </w:rPr>
+        <w:t>酸催化开环从背面进攻</w:t>
+      </w:r>
+      <w:r>
+        <w:rPr>
+          <w:rFonts w:hint="eastAsia" w:ascii="Times New Roman" w:hAnsi="Times New Roman" w:eastAsia="Times New Roman" w:cs="Times New Roman"/>
+        </w:rPr>
         <w:t>，</w:t>
       </w:r>
       <w:r>
         <w:rPr>
           <w:rFonts w:hint="eastAsia" w:ascii="Times New Roman" w:hAnsi="Times New Roman" w:eastAsia="FangSong" w:cs="Times New Roman"/>
         </w:rPr>
-        <w:t>由于环戊烯没有顺反异构</w:t>
+        <w:t>立体逻辑相同</w:t>
+      </w:r>
+      <w:r>
+        <w:rPr>
+          <w:rFonts w:ascii="Times New Roman" w:hAnsi="Times New Roman" w:eastAsia="Times New Roman" w:cs="Times New Roman"/>
+        </w:rPr>
+        <w:t xml:space="preserve"> → </w:t>
+      </w:r>
+      <w:r>
+        <w:rPr>
+          <w:rFonts w:hint="eastAsia" w:ascii="Times New Roman" w:hAnsi="Times New Roman" w:eastAsia="FangSong" w:cs="Times New Roman"/>
+        </w:rPr>
+        <w:t xml:space="preserve">最终产物是</w:t>
+      </w:r>
+      <w:r>
+        <w:rPr>
+          <w:rFonts w:hint="eastAsia" w:ascii="Times New Roman" w:hAnsi="Times New Roman" w:eastAsia="FangSong" w:cs="Times New Roman"/>
+          <w:b/>
+          <w:bCs/>
+        </w:rPr>
+        <w:t>外消旋的反式</w:t>
+      </w:r>
+      <w:r>
+        <w:rPr>
+          <w:rFonts w:hint="eastAsia" w:ascii="Times New Roman" w:hAnsi="Times New Roman" w:eastAsia="Times New Roman" w:cs="Times New Roman"/>
+          <w:b/>
+          <w:bCs/>
+        </w:rPr>
+        <w:t>-1-</w:t>
+      </w:r>
+      <w:r>
+        <w:rPr>
+          <w:rFonts w:hint="eastAsia" w:ascii="Times New Roman" w:hAnsi="Times New Roman" w:eastAsia="FangSong" w:cs="Times New Roman"/>
+          <w:b/>
+          <w:bCs/>
+        </w:rPr>
+        <w:t>甲基环戊烷</w:t>
+      </w:r>
+      <w:r>
+        <w:rPr>
+          <w:rFonts w:hint="eastAsia" w:ascii="Times New Roman" w:hAnsi="Times New Roman" w:eastAsia="Times New Roman" w:cs="Times New Roman"/>
+          <w:b/>
+          <w:bCs/>
+        </w:rPr>
+        <w:t>-1,2-</w:t>
+      </w:r>
+      <w:r>
+        <w:rPr>
+          <w:rFonts w:hint="eastAsia" w:ascii="Times New Roman" w:hAnsi="Times New Roman" w:eastAsia="FangSong" w:cs="Times New Roman"/>
+          <w:b/>
+          <w:bCs/>
+        </w:rPr>
+        <w:t>二醇</w:t>
       </w:r>
       <w:r>
         <w:rPr>
@@ -22407,71 +23076,45 @@
         <w:rPr>
           <w:rFonts w:hint="eastAsia" w:ascii="Times New Roman" w:hAnsi="Times New Roman" w:eastAsia="FangSong" w:cs="Times New Roman"/>
         </w:rPr>
-        <w:t>只有一个面</w:t>
-      </w:r>
-      <w:r>
-        <w:rPr>
-          <w:rFonts w:hint="eastAsia" w:ascii="Times New Roman" w:hAnsi="Times New Roman" w:eastAsia="Times New Roman" w:cs="Times New Roman"/>
-        </w:rPr>
-        <w:t>），</w:t>
-      </w:r>
-      <w:r>
-        <w:rPr>
-          <w:rFonts w:hint="eastAsia" w:ascii="Times New Roman" w:hAnsi="Times New Roman" w:eastAsia="FangSong" w:cs="Times New Roman"/>
-        </w:rPr>
-        <w:t>所以产物是</w:t>
-      </w:r>
-      <w:r>
-        <w:rPr>
-          <w:rFonts w:hint="eastAsia" w:ascii="Times New Roman" w:hAnsi="Times New Roman" w:eastAsia="FangSong" w:cs="Times New Roman"/>
-          <w:b/>
-          <w:bCs/>
-        </w:rPr>
-        <w:t>反式</w:t>
-      </w:r>
-      <w:r>
-        <w:rPr>
-          <w:rFonts w:hint="eastAsia" w:ascii="Times New Roman" w:hAnsi="Times New Roman" w:eastAsia="Times New Roman" w:cs="Times New Roman"/>
-          <w:b/>
-          <w:bCs/>
-        </w:rPr>
-        <w:t>-1-</w:t>
-      </w:r>
-      <w:r>
-        <w:rPr>
-          <w:rFonts w:hint="eastAsia" w:ascii="Times New Roman" w:hAnsi="Times New Roman" w:eastAsia="FangSong" w:cs="Times New Roman"/>
-          <w:b/>
-          <w:bCs/>
-        </w:rPr>
-        <w:t>甲基环戊烷</w:t>
-      </w:r>
-      <w:r>
-        <w:rPr>
-          <w:rFonts w:hint="eastAsia" w:ascii="Times New Roman" w:hAnsi="Times New Roman" w:eastAsia="Times New Roman" w:cs="Times New Roman"/>
-          <w:b/>
-          <w:bCs/>
-        </w:rPr>
-        <w:t>-1,2-</w:t>
-      </w:r>
-      <w:r>
-        <w:rPr>
-          <w:rFonts w:hint="eastAsia" w:ascii="Times New Roman" w:hAnsi="Times New Roman" w:eastAsia="FangSong" w:cs="Times New Roman"/>
-          <w:b/>
-          <w:bCs/>
-        </w:rPr>
-        <w:t>二醇</w:t>
-      </w:r>
-      <w:r>
-        <w:rPr>
-          <w:rFonts w:hint="eastAsia" w:ascii="Times New Roman" w:hAnsi="Times New Roman" w:eastAsia="Times New Roman" w:cs="Times New Roman"/>
-        </w:rPr>
-        <w:t>（</w:t>
-      </w:r>
-      <w:r>
-        <w:rPr>
-          <w:rFonts w:hint="eastAsia" w:ascii="Times New Roman" w:hAnsi="Times New Roman" w:eastAsia="FangSong" w:cs="Times New Roman"/>
-        </w:rPr>
-        <w:t>单一产物</w:t>
+        <w:t>一对对映体各半</w:t>
+      </w:r>
+      <w:r>
+        <w:rPr>
+          <w:rFonts w:hint="eastAsia" w:ascii="Times New Roman" w:hAnsi="Times New Roman" w:eastAsia="Times New Roman" w:cs="Times New Roman"/>
+        </w:rPr>
+        <w:t>）。</w:t>
+      </w:r>
+      <w:r>
+        <w:rPr>
+          <w:rFonts w:hint="eastAsia" w:ascii="Times New Roman" w:hAnsi="Times New Roman" w:eastAsia="FangSong" w:cs="Times New Roman"/>
+        </w:rPr>
+        <w:t>说只有一种产物仅在</w:t>
+      </w:r>
+      <w:r>
+        <w:rPr>
+          <w:rFonts w:hint="eastAsia" w:ascii="Times New Roman" w:hAnsi="Times New Roman" w:eastAsia="FangSong" w:cs="Times New Roman"/>
+          <w:b/>
+          <w:bCs/>
+        </w:rPr>
+        <w:t xml:space="preserve">构造</w:t>
+      </w:r>
+      <w:r>
+        <w:rPr>
+          <w:rFonts w:hint="eastAsia" w:ascii="Times New Roman" w:hAnsi="Times New Roman" w:eastAsia="FangSong" w:cs="Times New Roman"/>
+        </w:rPr>
+        <w:t>层面成立</w:t>
+      </w:r>
+      <w:r>
+        <w:rPr>
+          <w:rFonts w:hint="eastAsia" w:ascii="Times New Roman" w:hAnsi="Times New Roman" w:eastAsia="Times New Roman" w:cs="Times New Roman"/>
+        </w:rPr>
+        <w:t>；</w:t>
+      </w:r>
+      <w:r>
+        <w:rPr>
+          <w:rFonts w:hint="eastAsia" w:ascii="Times New Roman" w:hAnsi="Times New Roman" w:eastAsia="FangSong" w:cs="Times New Roman"/>
+        </w:rPr>
+        <w:t>按立体化学计是外消旋体</w:t>
       </w:r>
       <w:r>
         <w:rPr>
@@ -22483,43 +23126,13 @@
         <w:rPr>
           <w:rFonts w:hint="eastAsia" w:ascii="Times New Roman" w:hAnsi="Times New Roman" w:eastAsia="FangSong" w:cs="Times New Roman"/>
         </w:rPr>
-        <w:t>即</w:t>
-      </w:r>
-      <w:r>
-        <w:rPr>
-          <w:rFonts w:ascii="Times New Roman" w:hAnsi="Times New Roman" w:eastAsia="Times New Roman" w:cs="Times New Roman"/>
-        </w:rPr>
-        <w:t xml:space="preserve"> </w:t>
-      </w:r>
-      <w:r>
-        <w:rPr>
-          <w:rFonts w:hint="eastAsia" w:ascii="Times New Roman" w:hAnsi="Times New Roman" w:eastAsia="Times New Roman" w:cs="Times New Roman"/>
-        </w:rPr>
-        <w:t>1-</w:t>
-      </w:r>
-      <w:r>
-        <w:rPr>
-          <w:rFonts w:hint="eastAsia" w:ascii="Times New Roman" w:hAnsi="Times New Roman" w:eastAsia="FangSong" w:cs="Times New Roman"/>
-        </w:rPr>
-        <w:t>甲基</w:t>
-      </w:r>
-      <w:r>
-        <w:rPr>
-          <w:rFonts w:hint="eastAsia" w:ascii="Times New Roman" w:hAnsi="Times New Roman" w:eastAsia="Times New Roman" w:cs="Times New Roman"/>
-        </w:rPr>
-        <w:t>-1,2-</w:t>
-      </w:r>
-      <w:r>
-        <w:rPr>
-          <w:rFonts w:hint="eastAsia" w:ascii="Times New Roman" w:hAnsi="Times New Roman" w:eastAsia="FangSong" w:cs="Times New Roman"/>
-        </w:rPr>
-        <w:t>环戊二醇</w:t>
-      </w:r>
-      <w:r>
-        <w:rPr>
-          <w:rFonts w:hint="eastAsia" w:ascii="Times New Roman" w:hAnsi="Times New Roman" w:eastAsia="Times New Roman" w:cs="Times New Roman"/>
-        </w:rPr>
-        <w:t>）。</w:t>
+        <w:t>不能写成手性纯的单一化合物</w:t>
+      </w:r>
+      <w:r>
+        <w:rPr>
+          <w:rFonts w:hint="eastAsia" w:ascii="Times New Roman" w:hAnsi="Times New Roman" w:eastAsia="Times New Roman" w:cs="Times New Roman"/>
+        </w:rPr>
+        <w:t>。</w:t>
       </w:r>
     </w:p>
     <w:p>
@@ -24886,13 +25499,37 @@
               <w:rPr>
                 <w:rFonts w:hint="eastAsia" w:ascii="Times New Roman" w:hAnsi="Times New Roman" w:eastAsia="Times New Roman" w:cs="Times New Roman"/>
               </w:rPr>
-              <w:t>Saytzeff</w:t>
+              <w:t>Zaitsev</w:t>
             </w:r>
             <w:r>
               <w:rPr>
                 <w:rFonts w:hint="eastAsia" w:ascii="Times New Roman" w:hAnsi="Times New Roman" w:eastAsia="FangSong" w:cs="Times New Roman"/>
               </w:rPr>
               <w:t>规则</w:t>
+            </w:r>
+            <w:r>
+              <w:rPr>
+                <w:rFonts w:hint="eastAsia" w:ascii="Times New Roman" w:hAnsi="Times New Roman" w:eastAsia="Times New Roman" w:cs="Times New Roman"/>
+              </w:rPr>
+              <w:t>（Saytzeff</w:t>
+            </w:r>
+            <w:r>
+              <w:rPr>
+                <w:rFonts w:ascii="Times New Roman" w:hAnsi="Times New Roman" w:eastAsia="Times New Roman" w:cs="Times New Roman"/>
+              </w:rPr>
+              <w:t xml:space="preserve"> </w:t>
+            </w:r>
+            <w:r>
+              <w:rPr>
+                <w:rFonts w:hint="eastAsia" w:ascii="Times New Roman" w:hAnsi="Times New Roman" w:eastAsia="FangSong" w:cs="Times New Roman"/>
+              </w:rPr>
+              <w:t>旧译</w:t>
+            </w:r>
+            <w:r>
+              <w:rPr>
+                <w:rFonts w:hint="eastAsia" w:ascii="Times New Roman" w:hAnsi="Times New Roman" w:eastAsia="Times New Roman" w:cs="Times New Roman"/>
+              </w:rPr>
+              <w:t>）</w:t>
             </w:r>
           </w:p>
         </w:tc>
@@ -28662,13 +29299,27 @@
         <w:rPr>
           <w:rFonts w:hint="eastAsia" w:ascii="Times New Roman" w:hAnsi="Times New Roman" w:eastAsia="FangSong" w:cs="Times New Roman"/>
         </w:rPr>
-        <w:t xml:space="preserve">中</w:t>
-      </w:r>
-      <w:r>
-        <w:rPr>
-          <w:rFonts w:ascii="Times New Roman" w:hAnsi="Times New Roman" w:eastAsia="Times New Roman" w:cs="Times New Roman"/>
-        </w:rPr>
-        <w:t xml:space="preserve"> OH </w:t>
+        <w:t xml:space="preserve">是</w:t>
+      </w:r>
+      <w:r>
+        <w:rPr>
+          <w:rFonts w:hint="eastAsia" w:ascii="Times New Roman" w:hAnsi="Times New Roman" w:eastAsia="FangSong" w:cs="Times New Roman"/>
+          <w:b/>
+          <w:bCs/>
+        </w:rPr>
+        <w:t xml:space="preserve">伯醇</w:t>
+      </w:r>
+      <w:r>
+        <w:rPr>
+          <w:rFonts w:hint="eastAsia" w:ascii="Times New Roman" w:hAnsi="Times New Roman" w:eastAsia="Times New Roman" w:cs="Times New Roman"/>
+        </w:rPr>
+        <w:t xml:space="preserve">：OH</w:t>
+      </w:r>
+      <w:r>
+        <w:rPr>
+          <w:rFonts w:ascii="Times New Roman" w:hAnsi="Times New Roman" w:eastAsia="Times New Roman" w:cs="Times New Roman"/>
+        </w:rPr>
+        <w:t xml:space="preserve"> </w:t>
       </w:r>
       <w:r>
         <w:rPr>
@@ -28699,13 +29350,19 @@
         <w:rPr>
           <w:rFonts w:hint="eastAsia" w:ascii="Times New Roman" w:hAnsi="Times New Roman" w:eastAsia="FangSong" w:cs="Times New Roman"/>
         </w:rPr>
-        <w:t>质子化</w:t>
-      </w:r>
-      <w:r>
-        <w:rPr>
-          <w:rFonts w:hint="eastAsia" w:ascii="Times New Roman" w:hAnsi="Times New Roman" w:eastAsia="Times New Roman" w:cs="Times New Roman"/>
-        </w:rPr>
-        <w:t>、H</w:t>
+        <w:t xml:space="preserve">质子化成</w:t>
+      </w:r>
+      <w:r>
+        <w:rPr>
+          <w:rFonts w:ascii="Times New Roman" w:hAnsi="Times New Roman" w:eastAsia="Times New Roman" w:cs="Times New Roman"/>
+        </w:rPr>
+        <w:t xml:space="preserve"> </w:t>
+      </w:r>
+      <w:r>
+        <w:rPr>
+          <w:rFonts w:hint="eastAsia" w:ascii="Times New Roman" w:hAnsi="Times New Roman" w:eastAsia="Times New Roman" w:cs="Times New Roman"/>
+        </w:rPr>
+        <w:t>–OH</w:t>
       </w:r>
       <w:r>
         <w:rPr>
@@ -28717,8 +29374,22 @@
       <w:r>
         <w:rPr>
           <w:rFonts w:hint="eastAsia" w:ascii="Times New Roman" w:hAnsi="Times New Roman" w:eastAsia="Times New Roman" w:cs="Times New Roman"/>
-        </w:rPr>
-        <w:t>O</w:t>
+          <w:vertAlign w:val="superscript"/>
+        </w:rPr>
+        <w:t>+</w:t>
+      </w:r>
+      <w:r>
+        <w:rPr>
+          <w:rFonts w:hint="eastAsia" w:ascii="Times New Roman" w:hAnsi="Times New Roman" w:eastAsia="Times New Roman" w:cs="Times New Roman"/>
+        </w:rPr>
+        <w:t>，Br</w:t>
+      </w:r>
+      <w:r>
+        <w:rPr>
+          <w:rFonts w:hint="eastAsia" w:ascii="Times New Roman" w:hAnsi="Times New Roman" w:eastAsia="Times New Roman" w:cs="Times New Roman"/>
+          <w:vertAlign w:val="superscript"/>
+        </w:rPr>
+        <w:t>-</w:t>
       </w:r>
       <w:r>
         <w:rPr>
@@ -28730,7 +29401,190 @@
         <w:rPr>
           <w:rFonts w:hint="eastAsia" w:ascii="Times New Roman" w:hAnsi="Times New Roman" w:eastAsia="FangSong" w:cs="Times New Roman"/>
         </w:rPr>
-        <w:t>离去</w:t>
+        <w:t xml:space="preserve">随即从背面</w:t>
+      </w:r>
+      <w:r>
+        <w:rPr>
+          <w:rFonts w:ascii="Times New Roman" w:hAnsi="Times New Roman" w:eastAsia="Times New Roman" w:cs="Times New Roman"/>
+          <w:b/>
+          <w:bCs/>
+        </w:rPr>
+        <w:t xml:space="preserve">SN2 </w:t>
+      </w:r>
+      <w:r>
+        <w:rPr>
+          <w:rFonts w:hint="eastAsia" w:ascii="Times New Roman" w:hAnsi="Times New Roman" w:eastAsia="FangSong" w:cs="Times New Roman"/>
+          <w:b/>
+          <w:bCs/>
+        </w:rPr>
+        <w:t xml:space="preserve">进攻</w:t>
+      </w:r>
+      <w:r>
+        <w:rPr>
+          <w:rFonts w:ascii="Times New Roman" w:hAnsi="Times New Roman" w:eastAsia="Times New Roman" w:cs="Times New Roman"/>
+          <w:b/>
+          <w:bCs/>
+        </w:rPr>
+        <w:t xml:space="preserve"> C1</w:t>
+      </w:r>
+      <w:r>
+        <w:rPr>
+          <w:rFonts w:hint="eastAsia" w:ascii="Times New Roman" w:hAnsi="Times New Roman" w:eastAsia="Times New Roman" w:cs="Times New Roman"/>
+        </w:rPr>
+        <w:t>、</w:t>
+      </w:r>
+      <w:r>
+        <w:rPr>
+          <w:rFonts w:hint="eastAsia" w:ascii="Times New Roman" w:hAnsi="Times New Roman" w:eastAsia="FangSong" w:cs="Times New Roman"/>
+        </w:rPr>
+        <w:t>一步给出</w:t>
+      </w:r>
+      <w:r>
+        <w:rPr>
+          <w:rFonts w:ascii="Times New Roman" w:hAnsi="Times New Roman" w:eastAsia="Times New Roman" w:cs="Times New Roman"/>
+        </w:rPr>
+        <w:t xml:space="preserve"> </w:t>
+      </w:r>
+      <w:r>
+        <w:rPr>
+          <w:rFonts w:hint="eastAsia" w:ascii="Times New Roman" w:hAnsi="Times New Roman" w:eastAsia="Times New Roman" w:cs="Times New Roman"/>
+        </w:rPr>
+        <w:t>1-</w:t>
+      </w:r>
+      <w:r>
+        <w:rPr>
+          <w:rFonts w:hint="eastAsia" w:ascii="Times New Roman" w:hAnsi="Times New Roman" w:eastAsia="FangSong" w:cs="Times New Roman"/>
+        </w:rPr>
+        <w:t>溴</w:t>
+      </w:r>
+      <w:r>
+        <w:rPr>
+          <w:rFonts w:hint="eastAsia" w:ascii="Times New Roman" w:hAnsi="Times New Roman" w:eastAsia="Times New Roman" w:cs="Times New Roman"/>
+        </w:rPr>
+        <w:t>-3-</w:t>
+      </w:r>
+      <w:r>
+        <w:rPr>
+          <w:rFonts w:hint="eastAsia" w:ascii="Times New Roman" w:hAnsi="Times New Roman" w:eastAsia="FangSong" w:cs="Times New Roman"/>
+        </w:rPr>
+        <w:t>丁烯</w:t>
+      </w:r>
+      <w:r>
+        <w:rPr>
+          <w:rFonts w:hint="eastAsia" w:ascii="Times New Roman" w:hAnsi="Times New Roman" w:eastAsia="Times New Roman" w:cs="Times New Roman"/>
+        </w:rPr>
+        <w:t>（BrCH</w:t>
+      </w:r>
+      <w:r>
+        <w:rPr>
+          <w:rFonts w:hint="eastAsia" w:ascii="Times New Roman" w:hAnsi="Times New Roman" w:eastAsia="Times New Roman" w:cs="Times New Roman"/>
+          <w:vertAlign w:val="subscript"/>
+        </w:rPr>
+        <w:t>2</w:t>
+      </w:r>
+      <w:r>
+        <w:rPr>
+          <w:rFonts w:hint="eastAsia" w:ascii="Times New Roman" w:hAnsi="Times New Roman" w:eastAsia="Times New Roman" w:cs="Times New Roman"/>
+        </w:rPr>
+        <w:t>CH</w:t>
+      </w:r>
+      <w:r>
+        <w:rPr>
+          <w:rFonts w:hint="eastAsia" w:ascii="Times New Roman" w:hAnsi="Times New Roman" w:eastAsia="Times New Roman" w:cs="Times New Roman"/>
+          <w:vertAlign w:val="subscript"/>
+        </w:rPr>
+        <w:t>2</w:t>
+      </w:r>
+      <w:r>
+        <w:rPr>
+          <w:rFonts w:hint="eastAsia" w:ascii="Times New Roman" w:hAnsi="Times New Roman" w:eastAsia="Times New Roman" w:cs="Times New Roman"/>
+        </w:rPr>
+        <w:t>CH=CH</w:t>
+      </w:r>
+      <w:r>
+        <w:rPr>
+          <w:rFonts w:hint="eastAsia" w:ascii="Times New Roman" w:hAnsi="Times New Roman" w:eastAsia="Times New Roman" w:cs="Times New Roman"/>
+          <w:vertAlign w:val="subscript"/>
+        </w:rPr>
+        <w:t>2</w:t>
+      </w:r>
+      <w:r>
+        <w:rPr>
+          <w:rFonts w:hint="eastAsia" w:ascii="Times New Roman" w:hAnsi="Times New Roman" w:eastAsia="Times New Roman" w:cs="Times New Roman"/>
+        </w:rPr>
+        <w:t>），</w:t>
+      </w:r>
+      <w:r>
+        <w:rPr>
+          <w:rFonts w:hint="eastAsia" w:ascii="Times New Roman" w:hAnsi="Times New Roman" w:eastAsia="FangSong" w:cs="Times New Roman"/>
+          <w:b/>
+          <w:bCs/>
+        </w:rPr>
+        <w:t xml:space="preserve">全程不经碳正离子</w:t>
+      </w:r>
+      <w:r>
+        <w:rPr>
+          <w:rFonts w:hint="eastAsia" w:ascii="Times New Roman" w:hAnsi="Times New Roman" w:eastAsia="Times New Roman" w:cs="Times New Roman"/>
+        </w:rPr>
+        <w:t>。（</w:t>
+      </w:r>
+      <w:r>
+        <w:rPr>
+          <w:rFonts w:hint="eastAsia" w:ascii="Times New Roman" w:hAnsi="Times New Roman" w:eastAsia="FangSong" w:cs="Times New Roman"/>
+        </w:rPr>
+        <w:t>若设想先电离出</w:t>
+      </w:r>
+      <w:r>
+        <w:rPr>
+          <w:rFonts w:ascii="Times New Roman" w:hAnsi="Times New Roman" w:eastAsia="Times New Roman" w:cs="Times New Roman"/>
+        </w:rPr>
+        <w:t xml:space="preserve"> </w:t>
+      </w:r>
+      <w:r>
+        <w:rPr>
+          <w:rFonts w:hint="eastAsia" w:ascii="Times New Roman" w:hAnsi="Times New Roman" w:eastAsia="Times New Roman" w:cs="Times New Roman"/>
+          <w:vertAlign w:val="superscript"/>
+        </w:rPr>
+        <w:t>+</w:t>
+      </w:r>
+      <w:r>
+        <w:rPr>
+          <w:rFonts w:hint="eastAsia" w:ascii="Times New Roman" w:hAnsi="Times New Roman" w:eastAsia="Times New Roman" w:cs="Times New Roman"/>
+        </w:rPr>
+        <w:t>CH</w:t>
+      </w:r>
+      <w:r>
+        <w:rPr>
+          <w:rFonts w:hint="eastAsia" w:ascii="Times New Roman" w:hAnsi="Times New Roman" w:eastAsia="Times New Roman" w:cs="Times New Roman"/>
+          <w:vertAlign w:val="subscript"/>
+        </w:rPr>
+        <w:t>2</w:t>
+      </w:r>
+      <w:r>
+        <w:rPr>
+          <w:rFonts w:hint="eastAsia" w:ascii="Times New Roman" w:hAnsi="Times New Roman" w:eastAsia="Times New Roman" w:cs="Times New Roman"/>
+        </w:rPr>
+        <w:t>CH</w:t>
+      </w:r>
+      <w:r>
+        <w:rPr>
+          <w:rFonts w:hint="eastAsia" w:ascii="Times New Roman" w:hAnsi="Times New Roman" w:eastAsia="Times New Roman" w:cs="Times New Roman"/>
+          <w:vertAlign w:val="subscript"/>
+        </w:rPr>
+        <w:t>2</w:t>
+      </w:r>
+      <w:r>
+        <w:rPr>
+          <w:rFonts w:hint="eastAsia" w:ascii="Times New Roman" w:hAnsi="Times New Roman" w:eastAsia="Times New Roman" w:cs="Times New Roman"/>
+        </w:rPr>
+        <w:t>CH=CH</w:t>
+      </w:r>
+      <w:r>
+        <w:rPr>
+          <w:rFonts w:hint="eastAsia" w:ascii="Times New Roman" w:hAnsi="Times New Roman" w:eastAsia="Times New Roman" w:cs="Times New Roman"/>
+          <w:vertAlign w:val="subscript"/>
+        </w:rPr>
+        <w:t>2</w:t>
       </w:r>
       <w:r>
         <w:rPr>
@@ -28742,16 +29596,205 @@
         <w:rPr>
           <w:rFonts w:hint="eastAsia" w:ascii="Times New Roman" w:hAnsi="Times New Roman" w:eastAsia="FangSong" w:cs="Times New Roman"/>
         </w:rPr>
-        <w:t>生成同烯丙基碳正离子</w:t>
-      </w:r>
-      <w:r>
-        <w:rPr>
-          <w:rFonts w:ascii="Times New Roman" w:hAnsi="Times New Roman" w:eastAsia="Times New Roman" w:cs="Times New Roman"/>
+        <w:t>它属于</w:t>
+      </w:r>
+      <w:r>
+        <w:rPr>
+          <w:rFonts w:hint="eastAsia" w:ascii="Times New Roman" w:hAnsi="Times New Roman" w:eastAsia="FangSong" w:cs="Times New Roman"/>
+          <w:b/>
+          <w:bCs/>
+        </w:rPr>
+        <w:t>高烯丙基</w:t>
+      </w:r>
+      <w:r>
+        <w:rPr>
+          <w:rFonts w:hint="eastAsia" w:ascii="Times New Roman" w:hAnsi="Times New Roman" w:eastAsia="Times New Roman" w:cs="Times New Roman"/>
+          <w:b/>
+          <w:bCs/>
+        </w:rPr>
+        <w:t>（</w:t>
+      </w:r>
+      <w:r>
+        <w:rPr>
+          <w:rFonts w:hint="eastAsia" w:ascii="Times New Roman" w:hAnsi="Times New Roman" w:eastAsia="FangSong" w:cs="Times New Roman"/>
+          <w:b/>
+          <w:bCs/>
+        </w:rPr>
+        <w:t>同烯丙基</w:t>
+      </w:r>
+      <w:r>
+        <w:rPr>
+          <w:rFonts w:hint="eastAsia" w:ascii="Times New Roman" w:hAnsi="Times New Roman" w:eastAsia="Times New Roman" w:cs="Times New Roman"/>
+          <w:b/>
+          <w:bCs/>
+        </w:rPr>
+        <w:t>）</w:t>
+      </w:r>
+      <w:r>
+        <w:rPr>
+          <w:rFonts w:hint="eastAsia" w:ascii="Times New Roman" w:hAnsi="Times New Roman" w:eastAsia="FangSong" w:cs="Times New Roman"/>
+        </w:rPr>
+        <w:t>碳正离子</w:t>
+      </w:r>
+      <w:r>
+        <w:rPr>
+          <w:rFonts w:hint="eastAsia" w:ascii="Times New Roman" w:hAnsi="Times New Roman" w:eastAsia="Times New Roman" w:cs="Times New Roman"/>
+        </w:rPr>
+        <w:t>——</w:t>
+      </w:r>
+      <w:r>
+        <w:rPr>
+          <w:rFonts w:hint="eastAsia" w:ascii="Times New Roman" w:hAnsi="Times New Roman" w:eastAsia="FangSong" w:cs="Times New Roman"/>
+        </w:rPr>
+        <w:t>正电荷与双键之间</w:t>
+      </w:r>
+      <w:r>
+        <w:rPr>
+          <w:rFonts w:hint="eastAsia" w:ascii="Times New Roman" w:hAnsi="Times New Roman" w:eastAsia="FangSong" w:cs="Times New Roman"/>
+          <w:b/>
+          <w:bCs/>
+        </w:rPr>
+        <w:t xml:space="preserve">隔一个</w:t>
+      </w:r>
+      <w:r>
+        <w:rPr>
+          <w:rFonts w:ascii="Times New Roman" w:hAnsi="Times New Roman" w:eastAsia="Times New Roman" w:cs="Times New Roman"/>
+          <w:b/>
+          <w:bCs/>
+        </w:rPr>
+        <w:t xml:space="preserve"> sp</w:t>
+      </w:r>
+      <w:r>
+        <w:rPr>
+          <w:rFonts w:ascii="Times New Roman" w:hAnsi="Times New Roman" w:eastAsia="Times New Roman" w:cs="Times New Roman"/>
+          <w:b/>
+          <w:bCs/>
+          <w:vertAlign w:val="superscript"/>
+        </w:rPr>
+        <w:t>3</w:t>
+      </w:r>
+      <w:r>
+        <w:rPr>
+          <w:rFonts w:ascii="Times New Roman" w:hAnsi="Times New Roman" w:eastAsia="Times New Roman" w:cs="Times New Roman"/>
+          <w:b/>
+          <w:bCs/>
         </w:rPr>
         <w:t xml:space="preserve"> </w:t>
       </w:r>
       <w:r>
         <w:rPr>
+          <w:rFonts w:hint="eastAsia" w:ascii="Times New Roman" w:hAnsi="Times New Roman" w:eastAsia="FangSong" w:cs="Times New Roman"/>
+          <w:b/>
+          <w:bCs/>
+        </w:rPr>
+        <w:t>碳</w:t>
+      </w:r>
+      <w:r>
+        <w:rPr>
+          <w:rFonts w:hint="eastAsia" w:ascii="Times New Roman" w:hAnsi="Times New Roman" w:eastAsia="Times New Roman" w:cs="Times New Roman"/>
+          <w:b/>
+          <w:bCs/>
+        </w:rPr>
+        <w:t>（C2）</w:t>
+      </w:r>
+      <w:r>
+        <w:rPr>
+          <w:rFonts w:hint="eastAsia" w:ascii="Times New Roman" w:hAnsi="Times New Roman" w:eastAsia="Times New Roman" w:cs="Times New Roman"/>
+        </w:rPr>
+        <w:t xml:space="preserve">，</w:t>
+      </w:r>
+      <w:r>
+        <w:rPr>
+          <w:rFonts w:hint="eastAsia" w:ascii="Times New Roman" w:hAnsi="Times New Roman" w:eastAsia="FangSong" w:cs="Times New Roman"/>
+          <w:b/>
+          <w:bCs/>
+        </w:rPr>
+        <w:t xml:space="preserve">没有</w:t>
+      </w:r>
+      <w:r>
+        <w:rPr>
+          <w:rFonts w:hint="eastAsia" w:ascii="Times New Roman" w:hAnsi="Times New Roman" w:eastAsia="FangSong" w:cs="Times New Roman"/>
+        </w:rPr>
+        <w:t xml:space="preserve">与</w:t>
+      </w:r>
+      <w:r>
+        <w:rPr>
+          <w:rFonts w:ascii="Times New Roman" w:hAnsi="Times New Roman" w:eastAsia="Times New Roman" w:cs="Times New Roman"/>
+        </w:rPr>
+        <w:t xml:space="preserve"> C=C </w:t>
+      </w:r>
+      <w:r>
+        <w:rPr>
+          <w:rFonts w:hint="eastAsia" w:ascii="Times New Roman" w:hAnsi="Times New Roman" w:eastAsia="FangSong" w:cs="Times New Roman"/>
+        </w:rPr>
+        <w:t>的共轭稳定作用</w:t>
+      </w:r>
+      <w:r>
+        <w:rPr>
+          <w:rFonts w:hint="eastAsia" w:ascii="Times New Roman" w:hAnsi="Times New Roman" w:eastAsia="Times New Roman" w:cs="Times New Roman"/>
+        </w:rPr>
+        <w:t>；</w:t>
+      </w:r>
+      <w:r>
+        <w:rPr>
+          <w:rFonts w:hint="eastAsia" w:ascii="Times New Roman" w:hAnsi="Times New Roman" w:eastAsia="FangSong" w:cs="Times New Roman"/>
+        </w:rPr>
+        <w:t>能被</w:t>
+      </w:r>
+      <w:r>
+        <w:rPr>
+          <w:rFonts w:ascii="Times New Roman" w:hAnsi="Times New Roman" w:eastAsia="Times New Roman" w:cs="Times New Roman"/>
+        </w:rPr>
+        <w:t xml:space="preserve"> π </w:t>
+      </w:r>
+      <w:r>
+        <w:rPr>
+          <w:rFonts w:hint="eastAsia" w:ascii="Times New Roman" w:hAnsi="Times New Roman" w:eastAsia="FangSong" w:cs="Times New Roman"/>
+        </w:rPr>
+        <w:t xml:space="preserve">电子稳定的是</w:t>
+      </w:r>
+      <w:r>
+        <w:rPr>
+          <w:rFonts w:hint="eastAsia" w:ascii="Times New Roman" w:hAnsi="Times New Roman" w:eastAsia="FangSong" w:cs="Times New Roman"/>
+          <w:b/>
+          <w:bCs/>
+        </w:rPr>
+        <w:t xml:space="preserve">烯丙基</w:t>
+      </w:r>
+      <w:r>
+        <w:rPr>
+          <w:rFonts w:hint="eastAsia" w:ascii="Times New Roman" w:hAnsi="Times New Roman" w:eastAsia="FangSong" w:cs="Times New Roman"/>
+        </w:rPr>
+        <w:t>正离子</w:t>
+      </w:r>
+      <w:r>
+        <w:rPr>
+          <w:rFonts w:hint="eastAsia" w:ascii="Times New Roman" w:hAnsi="Times New Roman" w:eastAsia="Times New Roman" w:cs="Times New Roman"/>
+        </w:rPr>
+        <w:t>CH</w:t>
+      </w:r>
+      <w:r>
+        <w:rPr>
+          <w:rFonts w:hint="eastAsia" w:ascii="Times New Roman" w:hAnsi="Times New Roman" w:eastAsia="Times New Roman" w:cs="Times New Roman"/>
+          <w:vertAlign w:val="subscript"/>
+        </w:rPr>
+        <w:t>2</w:t>
+      </w:r>
+      <w:r>
+        <w:rPr>
+          <w:rFonts w:hint="eastAsia" w:ascii="Times New Roman" w:hAnsi="Times New Roman" w:eastAsia="Times New Roman" w:cs="Times New Roman"/>
+        </w:rPr>
+        <w:t>=CH–CH</w:t>
+      </w:r>
+      <w:r>
+        <w:rPr>
+          <w:rFonts w:hint="eastAsia" w:ascii="Times New Roman" w:hAnsi="Times New Roman" w:eastAsia="Times New Roman" w:cs="Times New Roman"/>
+          <w:vertAlign w:val="subscript"/>
+        </w:rPr>
+        <w:t>2</w:t>
+      </w:r>
+      <w:r>
+        <w:rPr>
           <w:rFonts w:hint="eastAsia" w:ascii="Times New Roman" w:hAnsi="Times New Roman" w:eastAsia="Times New Roman" w:cs="Times New Roman"/>
           <w:vertAlign w:val="superscript"/>
         </w:rPr>
@@ -28761,6 +29804,24 @@
         <w:rPr>
           <w:rFonts w:hint="eastAsia" w:ascii="Times New Roman" w:hAnsi="Times New Roman" w:eastAsia="Times New Roman" w:cs="Times New Roman"/>
         </w:rPr>
+        <w:t>，</w:t>
+      </w:r>
+      <w:r>
+        <w:rPr>
+          <w:rFonts w:hint="eastAsia" w:ascii="Times New Roman" w:hAnsi="Times New Roman" w:eastAsia="FangSong" w:cs="Times New Roman"/>
+        </w:rPr>
+        <w:t>对应底物是烯丙醇</w:t>
+      </w:r>
+      <w:r>
+        <w:rPr>
+          <w:rFonts w:ascii="Times New Roman" w:hAnsi="Times New Roman" w:eastAsia="Times New Roman" w:cs="Times New Roman"/>
+        </w:rPr>
+        <w:t xml:space="preserve"> </w:t>
+      </w:r>
+      <w:r>
+        <w:rPr>
+          <w:rFonts w:hint="eastAsia" w:ascii="Times New Roman" w:hAnsi="Times New Roman" w:eastAsia="Times New Roman" w:cs="Times New Roman"/>
+        </w:rPr>
         <w:t>CH</w:t>
       </w:r>
       <w:r>
@@ -28774,6 +29835,79 @@
         <w:rPr>
           <w:rFonts w:hint="eastAsia" w:ascii="Times New Roman" w:hAnsi="Times New Roman" w:eastAsia="Times New Roman" w:cs="Times New Roman"/>
         </w:rPr>
+        <w:t>=CH–CH</w:t>
+      </w:r>
+      <w:r>
+        <w:rPr>
+          <w:rFonts w:hint="eastAsia" w:ascii="Times New Roman" w:hAnsi="Times New Roman" w:eastAsia="Times New Roman" w:cs="Times New Roman"/>
+          <w:vertAlign w:val="subscript"/>
+        </w:rPr>
+        <w:t>2</w:t>
+      </w:r>
+      <w:r>
+        <w:rPr>
+          <w:rFonts w:hint="eastAsia" w:ascii="Times New Roman" w:hAnsi="Times New Roman" w:eastAsia="Times New Roman" w:cs="Times New Roman"/>
+        </w:rPr>
+        <w:t>OH，</w:t>
+      </w:r>
+      <w:r>
+        <w:rPr>
+          <w:rFonts w:hint="eastAsia" w:ascii="Times New Roman" w:hAnsi="Times New Roman" w:eastAsia="FangSong" w:cs="Times New Roman"/>
+        </w:rPr>
+        <w:t>与本例不同</w:t>
+      </w:r>
+      <w:r>
+        <w:rPr>
+          <w:rFonts w:hint="eastAsia" w:ascii="Times New Roman" w:hAnsi="Times New Roman" w:eastAsia="Times New Roman" w:cs="Times New Roman"/>
+        </w:rPr>
+        <w:t>。）HBr</w:t>
+      </w:r>
+      <w:r>
+        <w:rPr>
+          <w:rFonts w:ascii="Times New Roman" w:hAnsi="Times New Roman" w:eastAsia="Times New Roman" w:cs="Times New Roman"/>
+        </w:rPr>
+        <w:t xml:space="preserve"> </w:t>
+      </w:r>
+      <w:r>
+        <w:rPr>
+          <w:rFonts w:hint="eastAsia" w:ascii="Times New Roman" w:hAnsi="Times New Roman" w:eastAsia="FangSong" w:cs="Times New Roman"/>
+        </w:rPr>
+        <w:t>对双键直接加成走马氏路径</w:t>
+      </w:r>
+      <w:r>
+        <w:rPr>
+          <w:rFonts w:hint="eastAsia" w:ascii="Times New Roman" w:hAnsi="Times New Roman" w:eastAsia="Times New Roman" w:cs="Times New Roman"/>
+        </w:rPr>
+        <w:t>，</w:t>
+      </w:r>
+      <w:r>
+        <w:rPr>
+          <w:rFonts w:hint="eastAsia" w:ascii="Times New Roman" w:hAnsi="Times New Roman" w:eastAsia="FangSong" w:cs="Times New Roman"/>
+        </w:rPr>
+        <w:t>要先生成</w:t>
+      </w:r>
+      <w:r>
+        <w:rPr>
+          <w:rFonts w:ascii="Times New Roman" w:hAnsi="Times New Roman" w:eastAsia="Times New Roman" w:cs="Times New Roman"/>
+        </w:rPr>
+        <w:t xml:space="preserve"> 2° </w:t>
+      </w:r>
+      <w:r>
+        <w:rPr>
+          <w:rFonts w:hint="eastAsia" w:ascii="Times New Roman" w:hAnsi="Times New Roman" w:eastAsia="FangSong" w:cs="Times New Roman"/>
+        </w:rPr>
+        <w:t xml:space="preserve">碳正离子</w:t>
+      </w:r>
+      <w:r>
+        <w:rPr>
+          <w:rFonts w:ascii="Times New Roman" w:hAnsi="Times New Roman" w:eastAsia="Times New Roman" w:cs="Times New Roman"/>
+        </w:rPr>
+        <w:t xml:space="preserve"> </w:t>
+      </w:r>
+      <w:r>
+        <w:rPr>
+          <w:rFonts w:hint="eastAsia" w:ascii="Times New Roman" w:hAnsi="Times New Roman" w:eastAsia="Times New Roman" w:cs="Times New Roman"/>
+        </w:rPr>
         <w:t>CH</w:t>
       </w:r>
       <w:r>
@@ -28781,13 +29915,39 @@
           <w:rFonts w:hint="eastAsia" w:ascii="Times New Roman" w:hAnsi="Times New Roman" w:eastAsia="Times New Roman" w:cs="Times New Roman"/>
           <w:vertAlign w:val="subscript"/>
         </w:rPr>
+        <w:t>3</w:t>
+      </w:r>
+      <w:r>
+        <w:rPr>
+          <w:rFonts w:hint="eastAsia" w:ascii="Times New Roman" w:hAnsi="Times New Roman" w:eastAsia="Times New Roman" w:cs="Times New Roman"/>
+        </w:rPr>
+        <w:t>–CH</w:t>
+      </w:r>
+      <w:r>
+        <w:rPr>
+          <w:rFonts w:hint="eastAsia" w:ascii="Times New Roman" w:hAnsi="Times New Roman" w:eastAsia="Times New Roman" w:cs="Times New Roman"/>
+          <w:vertAlign w:val="superscript"/>
+        </w:rPr>
+        <w:t>+</w:t>
+      </w:r>
+      <w:r>
+        <w:rPr>
+          <w:rFonts w:hint="eastAsia" w:ascii="Times New Roman" w:hAnsi="Times New Roman" w:eastAsia="Times New Roman" w:cs="Times New Roman"/>
+        </w:rPr>
+        <w:t>–CH</w:t>
+      </w:r>
+      <w:r>
+        <w:rPr>
+          <w:rFonts w:hint="eastAsia" w:ascii="Times New Roman" w:hAnsi="Times New Roman" w:eastAsia="Times New Roman" w:cs="Times New Roman"/>
+          <w:vertAlign w:val="subscript"/>
+        </w:rPr>
         <w:t>2</w:t>
       </w:r>
       <w:r>
         <w:rPr>
           <w:rFonts w:hint="eastAsia" w:ascii="Times New Roman" w:hAnsi="Times New Roman" w:eastAsia="Times New Roman" w:cs="Times New Roman"/>
         </w:rPr>
-        <w:t>CH=CH</w:t>
+        <w:t>CH</w:t>
       </w:r>
       <w:r>
         <w:rPr>
@@ -28800,37 +29960,262 @@
         <w:rPr>
           <w:rFonts w:hint="eastAsia" w:ascii="Times New Roman" w:hAnsi="Times New Roman" w:eastAsia="Times New Roman" w:cs="Times New Roman"/>
         </w:rPr>
+        <w:t>OH，</w:t>
+      </w:r>
+      <w:r>
+        <w:rPr>
+          <w:rFonts w:hint="eastAsia" w:ascii="Times New Roman" w:hAnsi="Times New Roman" w:eastAsia="FangSong" w:cs="Times New Roman"/>
+        </w:rPr>
+        <w:t>与</w:t>
+      </w:r>
+      <w:r>
+        <w:rPr>
+          <w:rFonts w:ascii="Times New Roman" w:hAnsi="Times New Roman" w:eastAsia="Times New Roman" w:cs="Times New Roman"/>
+        </w:rPr>
+        <w:t xml:space="preserve"> C1 </w:t>
+      </w:r>
+      <w:r>
+        <w:rPr>
+          <w:rFonts w:hint="eastAsia" w:ascii="Times New Roman" w:hAnsi="Times New Roman" w:eastAsia="FangSong" w:cs="Times New Roman"/>
+        </w:rPr>
+        <w:t xml:space="preserve">上的快速</w:t>
+      </w:r>
+      <w:r>
+        <w:rPr>
+          <w:rFonts w:ascii="Times New Roman" w:hAnsi="Times New Roman" w:eastAsia="Times New Roman" w:cs="Times New Roman"/>
+        </w:rPr>
+        <w:t xml:space="preserve"> SN2 </w:t>
+      </w:r>
+      <w:r>
+        <w:rPr>
+          <w:rFonts w:hint="eastAsia" w:ascii="Times New Roman" w:hAnsi="Times New Roman" w:eastAsia="FangSong" w:cs="Times New Roman"/>
+        </w:rPr>
+        <w:t>相比不占优</w:t>
+      </w:r>
+      <w:r>
+        <w:rPr>
+          <w:rFonts w:hint="eastAsia" w:ascii="Times New Roman" w:hAnsi="Times New Roman" w:eastAsia="Times New Roman" w:cs="Times New Roman"/>
+        </w:rPr>
+        <w:t>，</w:t>
+      </w:r>
+      <w:r>
+        <w:rPr>
+          <w:rFonts w:hint="eastAsia" w:ascii="Times New Roman" w:hAnsi="Times New Roman" w:eastAsia="FangSong" w:cs="Times New Roman"/>
+        </w:rPr>
+        <w:t>故羟基取代产物为主</w:t>
+      </w:r>
+      <w:r>
+        <w:rPr>
+          <w:rFonts w:hint="eastAsia" w:ascii="Times New Roman" w:hAnsi="Times New Roman" w:eastAsia="Times New Roman" w:cs="Times New Roman"/>
+        </w:rPr>
+        <w:t>。</w:t>
+      </w:r>
+      <w:r>
+        <w:rPr>
+          <w:rFonts w:ascii="Times New Roman" w:hAnsi="Times New Roman" w:eastAsia="Times New Roman" w:cs="Times New Roman"/>
+        </w:rPr>
+        <w:t xml:space="preserve"> </w:t>
+      </w:r>
+      <w:r>
+        <w:rPr>
+          <w:rFonts w:ascii="Times New Roman" w:hAnsi="Times New Roman" w:eastAsia="Times New Roman" w:cs="Times New Roman"/>
+          <w:b/>
+          <w:bCs/>
+        </w:rPr>
+        <w:t xml:space="preserve">8.</w:t>
+      </w:r>
+      <w:r>
+        <w:rPr>
+          <w:rFonts w:ascii="Times New Roman" w:hAnsi="Times New Roman" w:eastAsia="Times New Roman" w:cs="Times New Roman"/>
+        </w:rPr>
+        <w:t xml:space="preserve"> </w:t>
+      </w:r>
+      <w:r>
+        <w:rPr>
+          <w:rFonts w:hint="eastAsia" w:ascii="Times New Roman" w:hAnsi="Times New Roman" w:eastAsia="Times New Roman" w:cs="Times New Roman"/>
+        </w:rPr>
+        <w:t>Hinsberg（</w:t>
+      </w:r>
+      <w:r>
+        <w:rPr>
+          <w:rFonts w:hint="eastAsia" w:ascii="Times New Roman" w:hAnsi="Times New Roman" w:eastAsia="FangSong" w:cs="Times New Roman"/>
+        </w:rPr>
+        <w:t>苯磺酰氯</w:t>
+      </w:r>
+      <w:r>
+        <w:rPr>
+          <w:rFonts w:hint="eastAsia" w:ascii="Times New Roman" w:hAnsi="Times New Roman" w:eastAsia="Times New Roman" w:cs="Times New Roman"/>
+        </w:rPr>
+        <w:t>/NaOH）：</w:t>
+      </w:r>
+      <w:r>
+        <w:rPr>
+          <w:rFonts w:hint="eastAsia" w:ascii="Times New Roman" w:hAnsi="Times New Roman" w:eastAsia="FangSong" w:cs="Times New Roman"/>
+        </w:rPr>
+        <w:t>正丁胺</w:t>
+      </w:r>
+      <w:r>
+        <w:rPr>
+          <w:rFonts w:hint="eastAsia" w:ascii="Times New Roman" w:hAnsi="Times New Roman" w:eastAsia="Times New Roman" w:cs="Times New Roman"/>
+        </w:rPr>
+        <w:t>（1°）→</w:t>
+      </w:r>
+      <w:r>
+        <w:rPr>
+          <w:rFonts w:ascii="Times New Roman" w:hAnsi="Times New Roman" w:eastAsia="Times New Roman" w:cs="Times New Roman"/>
+        </w:rPr>
+        <w:t xml:space="preserve"> </w:t>
+      </w:r>
+      <w:r>
+        <w:rPr>
+          <w:rFonts w:hint="eastAsia" w:ascii="Times New Roman" w:hAnsi="Times New Roman" w:eastAsia="FangSong" w:cs="Times New Roman"/>
+        </w:rPr>
+        <w:t xml:space="preserve">磺酰胺溶于</w:t>
+      </w:r>
+      <w:r>
+        <w:rPr>
+          <w:rFonts w:ascii="Times New Roman" w:hAnsi="Times New Roman" w:eastAsia="Times New Roman" w:cs="Times New Roman"/>
+        </w:rPr>
+        <w:t xml:space="preserve"> </w:t>
+      </w:r>
+      <w:r>
+        <w:rPr>
+          <w:rFonts w:hint="eastAsia" w:ascii="Times New Roman" w:hAnsi="Times New Roman" w:eastAsia="Times New Roman" w:cs="Times New Roman"/>
+        </w:rPr>
+        <w:t>NaOH；</w:t>
+      </w:r>
+      <w:r>
+        <w:rPr>
+          <w:rFonts w:hint="eastAsia" w:ascii="Times New Roman" w:hAnsi="Times New Roman" w:eastAsia="FangSong" w:cs="Times New Roman"/>
+        </w:rPr>
+        <w:t>二乙胺</w:t>
+      </w:r>
+      <w:r>
+        <w:rPr>
+          <w:rFonts w:hint="eastAsia" w:ascii="Times New Roman" w:hAnsi="Times New Roman" w:eastAsia="Times New Roman" w:cs="Times New Roman"/>
+        </w:rPr>
+        <w:t>（2°）→</w:t>
+      </w:r>
+      <w:r>
+        <w:rPr>
+          <w:rFonts w:ascii="Times New Roman" w:hAnsi="Times New Roman" w:eastAsia="Times New Roman" w:cs="Times New Roman"/>
+        </w:rPr>
+        <w:t xml:space="preserve"> </w:t>
+      </w:r>
+      <w:r>
+        <w:rPr>
+          <w:rFonts w:hint="eastAsia" w:ascii="Times New Roman" w:hAnsi="Times New Roman" w:eastAsia="FangSong" w:cs="Times New Roman"/>
+        </w:rPr>
+        <w:t>磺酰胺不溶</w:t>
+      </w:r>
+      <w:r>
+        <w:rPr>
+          <w:rFonts w:hint="eastAsia" w:ascii="Times New Roman" w:hAnsi="Times New Roman" w:eastAsia="Times New Roman" w:cs="Times New Roman"/>
+        </w:rPr>
         <w:t>；</w:t>
       </w:r>
       <w:r>
         <w:rPr>
           <w:rFonts w:hint="eastAsia" w:ascii="Times New Roman" w:hAnsi="Times New Roman" w:eastAsia="FangSong" w:cs="Times New Roman"/>
         </w:rPr>
-        <w:t>邻位</w:t>
-      </w:r>
-      <w:r>
-        <w:rPr>
-          <w:rFonts w:ascii="Times New Roman" w:hAnsi="Times New Roman" w:eastAsia="Times New Roman" w:cs="Times New Roman"/>
-        </w:rPr>
-        <w:t xml:space="preserve"> C=C </w:t>
-      </w:r>
-      <w:r>
-        <w:rPr>
-          <w:rFonts w:hint="eastAsia" w:ascii="Times New Roman" w:hAnsi="Times New Roman" w:eastAsia="FangSong" w:cs="Times New Roman"/>
-        </w:rPr>
-        <w:t xml:space="preserve">的</w:t>
-      </w:r>
-      <w:r>
-        <w:rPr>
-          <w:rFonts w:ascii="Times New Roman" w:hAnsi="Times New Roman" w:eastAsia="Times New Roman" w:cs="Times New Roman"/>
-        </w:rPr>
-        <w:t xml:space="preserve"> π </w:t>
-      </w:r>
-      <w:r>
-        <w:rPr>
-          <w:rFonts w:hint="eastAsia" w:ascii="Times New Roman" w:hAnsi="Times New Roman" w:eastAsia="FangSong" w:cs="Times New Roman"/>
-        </w:rPr>
-        <w:t>电子参与使碳正离子稳定</w:t>
+        <w:t>三甲胺</w:t>
+      </w:r>
+      <w:r>
+        <w:rPr>
+          <w:rFonts w:hint="eastAsia" w:ascii="Times New Roman" w:hAnsi="Times New Roman" w:eastAsia="Times New Roman" w:cs="Times New Roman"/>
+        </w:rPr>
+        <w:t>（3°）→</w:t>
+      </w:r>
+      <w:r>
+        <w:rPr>
+          <w:rFonts w:ascii="Times New Roman" w:hAnsi="Times New Roman" w:eastAsia="Times New Roman" w:cs="Times New Roman"/>
+        </w:rPr>
+        <w:t xml:space="preserve"> </w:t>
+      </w:r>
+      <w:r>
+        <w:rPr>
+          <w:rFonts w:hint="eastAsia" w:ascii="Times New Roman" w:hAnsi="Times New Roman" w:eastAsia="FangSong" w:cs="Times New Roman"/>
+        </w:rPr>
+        <w:t>不反应</w:t>
+      </w:r>
+      <w:r>
+        <w:rPr>
+          <w:rFonts w:hint="eastAsia" w:ascii="Times New Roman" w:hAnsi="Times New Roman" w:eastAsia="Times New Roman" w:cs="Times New Roman"/>
+        </w:rPr>
+        <w:t>，</w:t>
+      </w:r>
+      <w:r>
+        <w:rPr>
+          <w:rFonts w:hint="eastAsia" w:ascii="Times New Roman" w:hAnsi="Times New Roman" w:eastAsia="FangSong" w:cs="Times New Roman"/>
+        </w:rPr>
+        <w:t>可据此区分</w:t>
+      </w:r>
+      <w:r>
+        <w:rPr>
+          <w:rFonts w:hint="eastAsia" w:ascii="Times New Roman" w:hAnsi="Times New Roman" w:eastAsia="Times New Roman" w:cs="Times New Roman"/>
+        </w:rPr>
+        <w:t>。</w:t>
+      </w:r>
+      <w:r>
+        <w:rPr>
+          <w:rFonts w:hint="eastAsia" w:ascii="Times New Roman" w:hAnsi="Times New Roman" w:eastAsia="FangSong" w:cs="Times New Roman"/>
+        </w:rPr>
+        <w:t>重氮化说明</w:t>
+      </w:r>
+      <w:r>
+        <w:rPr>
+          <w:rFonts w:hint="eastAsia" w:ascii="Times New Roman" w:hAnsi="Times New Roman" w:eastAsia="Times New Roman" w:cs="Times New Roman"/>
+        </w:rPr>
+        <w:t>：</w:t>
+      </w:r>
+      <w:r>
+        <w:rPr>
+          <w:rFonts w:hint="eastAsia" w:ascii="Times New Roman" w:hAnsi="Times New Roman" w:eastAsia="FangSong" w:cs="Times New Roman"/>
+        </w:rPr>
+        <w:t>脂肪伯胺的重氮盐极不稳定</w:t>
+      </w:r>
+      <w:r>
+        <w:rPr>
+          <w:rFonts w:hint="eastAsia" w:ascii="Times New Roman" w:hAnsi="Times New Roman" w:eastAsia="Times New Roman" w:cs="Times New Roman"/>
+        </w:rPr>
+        <w:t>、</w:t>
+      </w:r>
+      <w:r>
+        <w:rPr>
+          <w:rFonts w:hint="eastAsia" w:ascii="Times New Roman" w:hAnsi="Times New Roman" w:eastAsia="FangSong" w:cs="Times New Roman"/>
+        </w:rPr>
+        <w:t>立即放出</w:t>
+      </w:r>
+      <w:r>
+        <w:rPr>
+          <w:rFonts w:ascii="Times New Roman" w:hAnsi="Times New Roman" w:eastAsia="Times New Roman" w:cs="Times New Roman"/>
+        </w:rPr>
+        <w:t xml:space="preserve"> </w:t>
+      </w:r>
+      <w:r>
+        <w:rPr>
+          <w:rFonts w:hint="eastAsia" w:ascii="Times New Roman" w:hAnsi="Times New Roman" w:eastAsia="Times New Roman" w:cs="Times New Roman"/>
+        </w:rPr>
+        <w:t>N</w:t>
+      </w:r>
+      <w:r>
+        <w:rPr>
+          <w:rFonts w:hint="eastAsia" w:ascii="Times New Roman" w:hAnsi="Times New Roman" w:eastAsia="Times New Roman" w:cs="Times New Roman"/>
+          <w:vertAlign w:val="subscript"/>
+        </w:rPr>
+        <w:t>2</w:t>
+      </w:r>
+      <w:r>
+        <w:rPr>
+          <w:rFonts w:hint="eastAsia" w:ascii="Times New Roman" w:hAnsi="Times New Roman" w:eastAsia="Times New Roman" w:cs="Times New Roman"/>
+        </w:rPr>
+        <w:t>，</w:t>
+      </w:r>
+      <w:r>
+        <w:rPr>
+          <w:rFonts w:hint="eastAsia" w:ascii="Times New Roman" w:hAnsi="Times New Roman" w:eastAsia="FangSong" w:cs="Times New Roman"/>
+        </w:rPr>
+        <w:t>故重氮化仅适用于芳伯胺</w:t>
       </w:r>
       <w:r>
         <w:rPr>
@@ -28842,68 +30227,605 @@
         <w:rPr>
           <w:rFonts w:hint="eastAsia" w:ascii="Times New Roman" w:hAnsi="Times New Roman" w:eastAsia="FangSong" w:cs="Times New Roman"/>
         </w:rPr>
-        <w:t>烯丙基型共轭</w:t>
-      </w:r>
-      <w:r>
-        <w:rPr>
-          <w:rFonts w:hint="eastAsia" w:ascii="Times New Roman" w:hAnsi="Times New Roman" w:eastAsia="Times New Roman" w:cs="Times New Roman"/>
-        </w:rPr>
-        <w:t>），Br</w:t>
+        <w:t>如苯胺</w:t>
+      </w:r>
+      <w:r>
+        <w:rPr>
+          <w:rFonts w:hint="eastAsia" w:ascii="Times New Roman" w:hAnsi="Times New Roman" w:eastAsia="Times New Roman" w:cs="Times New Roman"/>
+        </w:rPr>
+        <w:t>），</w:t>
+      </w:r>
+      <w:r>
+        <w:rPr>
+          <w:rFonts w:hint="eastAsia" w:ascii="Times New Roman" w:hAnsi="Times New Roman" w:eastAsia="FangSong" w:cs="Times New Roman"/>
+        </w:rPr>
+        <w:t>本组三种脂肪胺需以</w:t>
+      </w:r>
+      <w:r>
+        <w:rPr>
+          <w:rFonts w:ascii="Times New Roman" w:hAnsi="Times New Roman" w:eastAsia="Times New Roman" w:cs="Times New Roman"/>
+        </w:rPr>
+        <w:t xml:space="preserve"> Hinsberg </w:t>
+      </w:r>
+      <w:r>
+        <w:rPr>
+          <w:rFonts w:hint="eastAsia" w:ascii="Times New Roman" w:hAnsi="Times New Roman" w:eastAsia="FangSong" w:cs="Times New Roman"/>
+        </w:rPr>
+        <w:t>法区分</w:t>
+      </w:r>
+      <w:r>
+        <w:rPr>
+          <w:rFonts w:hint="eastAsia" w:ascii="Times New Roman" w:hAnsi="Times New Roman" w:eastAsia="Times New Roman" w:cs="Times New Roman"/>
+        </w:rPr>
+        <w:t>。</w:t>
+      </w:r>
+      <w:r>
+        <w:rPr>
+          <w:rFonts w:ascii="Times New Roman" w:hAnsi="Times New Roman" w:eastAsia="Times New Roman" w:cs="Times New Roman"/>
+        </w:rPr>
+        <w:t xml:space="preserve"> </w:t>
+      </w:r>
+      <w:r>
+        <w:rPr>
+          <w:rFonts w:ascii="Times New Roman" w:hAnsi="Times New Roman" w:eastAsia="Times New Roman" w:cs="Times New Roman"/>
+          <w:b/>
+          <w:bCs/>
+        </w:rPr>
+        <w:t xml:space="preserve">9.</w:t>
+      </w:r>
+      <w:r>
+        <w:rPr>
+          <w:rFonts w:ascii="Times New Roman" w:hAnsi="Times New Roman" w:eastAsia="Times New Roman" w:cs="Times New Roman"/>
+        </w:rPr>
+        <w:t xml:space="preserve"> </w:t>
+      </w:r>
+      <w:r>
+        <w:rPr>
+          <w:rFonts w:ascii="Times New Roman" w:hAnsi="Times New Roman" w:eastAsia="Times New Roman" w:cs="Times New Roman"/>
+        </w:rPr>
+        <w:t xml:space="preserve">A = </w:t>
+      </w:r>
+      <w:r>
+        <w:rPr>
+          <w:rFonts w:hint="eastAsia" w:ascii="Times New Roman" w:hAnsi="Times New Roman" w:eastAsia="Times New Roman" w:cs="Times New Roman"/>
+        </w:rPr>
+        <w:t>2-</w:t>
+      </w:r>
+      <w:r>
+        <w:rPr>
+          <w:rFonts w:hint="eastAsia" w:ascii="Times New Roman" w:hAnsi="Times New Roman" w:eastAsia="FangSong" w:cs="Times New Roman"/>
+        </w:rPr>
+        <w:t>甲基</w:t>
+      </w:r>
+      <w:r>
+        <w:rPr>
+          <w:rFonts w:hint="eastAsia" w:ascii="Times New Roman" w:hAnsi="Times New Roman" w:eastAsia="Times New Roman" w:cs="Times New Roman"/>
+        </w:rPr>
+        <w:t>-2-</w:t>
+      </w:r>
+      <w:r>
+        <w:rPr>
+          <w:rFonts w:hint="eastAsia" w:ascii="Times New Roman" w:hAnsi="Times New Roman" w:eastAsia="FangSong" w:cs="Times New Roman"/>
+        </w:rPr>
+        <w:t>丁胺</w:t>
+      </w:r>
+      <w:r>
+        <w:rPr>
+          <w:rFonts w:ascii="Times New Roman" w:hAnsi="Times New Roman" w:eastAsia="Times New Roman" w:cs="Times New Roman"/>
+        </w:rPr>
+        <w:t xml:space="preserve"> (CH</w:t>
+      </w:r>
+      <w:r>
+        <w:rPr>
+          <w:rFonts w:ascii="Times New Roman" w:hAnsi="Times New Roman" w:eastAsia="Times New Roman" w:cs="Times New Roman"/>
+          <w:vertAlign w:val="subscript"/>
+        </w:rPr>
+        <w:t>3</w:t>
+      </w:r>
+      <w:r>
+        <w:rPr>
+          <w:rFonts w:ascii="Times New Roman" w:hAnsi="Times New Roman" w:eastAsia="Times New Roman" w:cs="Times New Roman"/>
+        </w:rPr>
+        <w:t>)</w:t>
+      </w:r>
+      <w:r>
+        <w:rPr>
+          <w:rFonts w:ascii="Times New Roman" w:hAnsi="Times New Roman" w:eastAsia="Times New Roman" w:cs="Times New Roman"/>
+          <w:vertAlign w:val="subscript"/>
+        </w:rPr>
+        <w:t>2</w:t>
+      </w:r>
+      <w:r>
+        <w:rPr>
+          <w:rFonts w:ascii="Times New Roman" w:hAnsi="Times New Roman" w:eastAsia="Times New Roman" w:cs="Times New Roman"/>
+        </w:rPr>
+        <w:t>C(NH</w:t>
+      </w:r>
+      <w:r>
+        <w:rPr>
+          <w:rFonts w:ascii="Times New Roman" w:hAnsi="Times New Roman" w:eastAsia="Times New Roman" w:cs="Times New Roman"/>
+          <w:vertAlign w:val="subscript"/>
+        </w:rPr>
+        <w:t>2</w:t>
+      </w:r>
+      <w:r>
+        <w:rPr>
+          <w:rFonts w:ascii="Times New Roman" w:hAnsi="Times New Roman" w:eastAsia="Times New Roman" w:cs="Times New Roman"/>
+        </w:rPr>
+        <w:t>)CH</w:t>
+      </w:r>
+      <w:r>
+        <w:rPr>
+          <w:rFonts w:ascii="Times New Roman" w:hAnsi="Times New Roman" w:eastAsia="Times New Roman" w:cs="Times New Roman"/>
+          <w:vertAlign w:val="subscript"/>
+        </w:rPr>
+        <w:t>2</w:t>
+      </w:r>
+      <w:r>
+        <w:rPr>
+          <w:rFonts w:ascii="Times New Roman" w:hAnsi="Times New Roman" w:eastAsia="Times New Roman" w:cs="Times New Roman"/>
+        </w:rPr>
+        <w:t>CH</w:t>
+      </w:r>
+      <w:r>
+        <w:rPr>
+          <w:rFonts w:ascii="Times New Roman" w:hAnsi="Times New Roman" w:eastAsia="Times New Roman" w:cs="Times New Roman"/>
+          <w:vertAlign w:val="subscript"/>
+        </w:rPr>
+        <w:t>3</w:t>
+      </w:r>
+      <w:r>
+        <w:rPr>
+          <w:rFonts w:ascii="Times New Roman" w:hAnsi="Times New Roman" w:eastAsia="Times New Roman" w:cs="Times New Roman"/>
+        </w:rPr>
+        <w:t>。</w:t>
+      </w:r>
+      <w:r>
+        <w:rPr>
+          <w:rFonts w:ascii="Times New Roman" w:hAnsi="Times New Roman" w:eastAsia="Times New Roman" w:cs="Times New Roman"/>
+        </w:rPr>
+        <w:t xml:space="preserve"> </w:t>
+      </w:r>
+      <w:r>
+        <w:rPr>
+          <w:rFonts w:ascii="Times New Roman" w:hAnsi="Times New Roman" w:eastAsia="Times New Roman" w:cs="Times New Roman"/>
+        </w:rPr>
+        <w:t xml:space="preserve">- ① A + </w:t>
+      </w:r>
+      <w:r>
+        <w:rPr>
+          <w:rFonts w:hint="eastAsia" w:ascii="Times New Roman" w:hAnsi="Times New Roman" w:eastAsia="FangSong" w:cs="Times New Roman"/>
+        </w:rPr>
+        <w:t xml:space="preserve">过量</w:t>
+      </w:r>
+      <w:r>
+        <w:rPr>
+          <w:rFonts w:ascii="Times New Roman" w:hAnsi="Times New Roman" w:eastAsia="Times New Roman" w:cs="Times New Roman"/>
+        </w:rPr>
+        <w:t xml:space="preserve"> CH</w:t>
+      </w:r>
+      <w:r>
+        <w:rPr>
+          <w:rFonts w:ascii="Times New Roman" w:hAnsi="Times New Roman" w:eastAsia="Times New Roman" w:cs="Times New Roman"/>
+          <w:vertAlign w:val="subscript"/>
+        </w:rPr>
+        <w:t>3</w:t>
+      </w:r>
+      <w:r>
+        <w:rPr>
+          <w:rFonts w:ascii="Times New Roman" w:hAnsi="Times New Roman" w:eastAsia="Times New Roman" w:cs="Times New Roman"/>
+        </w:rPr>
+        <w:t xml:space="preserve">I → </w:t>
+      </w:r>
+      <w:r>
+        <w:rPr>
+          <w:rFonts w:hint="eastAsia" w:ascii="Times New Roman" w:hAnsi="Times New Roman" w:eastAsia="FangSong" w:cs="Times New Roman"/>
+        </w:rPr>
+        <w:t xml:space="preserve">季铵碘盐</w:t>
+      </w:r>
+      <w:r>
+        <w:rPr>
+          <w:rFonts w:ascii="Times New Roman" w:hAnsi="Times New Roman" w:eastAsia="Times New Roman" w:cs="Times New Roman"/>
+        </w:rPr>
+        <w:t xml:space="preserve"> </w:t>
+      </w:r>
+      <w:r>
+        <w:rPr>
+          <w:rFonts w:hint="eastAsia" w:ascii="Times New Roman" w:hAnsi="Times New Roman" w:eastAsia="Times New Roman" w:cs="Times New Roman"/>
+        </w:rPr>
+        <w:t>(CH</w:t>
+      </w:r>
+      <w:r>
+        <w:rPr>
+          <w:rFonts w:hint="eastAsia" w:ascii="Times New Roman" w:hAnsi="Times New Roman" w:eastAsia="Times New Roman" w:cs="Times New Roman"/>
+          <w:vertAlign w:val="subscript"/>
+        </w:rPr>
+        <w:t>3</w:t>
+      </w:r>
+      <w:r>
+        <w:rPr>
+          <w:rFonts w:hint="eastAsia" w:ascii="Times New Roman" w:hAnsi="Times New Roman" w:eastAsia="Times New Roman" w:cs="Times New Roman"/>
+        </w:rPr>
+        <w:t>)</w:t>
+      </w:r>
+      <w:r>
+        <w:rPr>
+          <w:rFonts w:hint="eastAsia" w:ascii="Times New Roman" w:hAnsi="Times New Roman" w:eastAsia="Times New Roman" w:cs="Times New Roman"/>
+          <w:vertAlign w:val="subscript"/>
+        </w:rPr>
+        <w:t>2</w:t>
+      </w:r>
+      <w:r>
+        <w:rPr>
+          <w:rFonts w:hint="eastAsia" w:ascii="Times New Roman" w:hAnsi="Times New Roman" w:eastAsia="Times New Roman" w:cs="Times New Roman"/>
+        </w:rPr>
+        <w:t>C(NMe</w:t>
+      </w:r>
+      <w:r>
+        <w:rPr>
+          <w:rFonts w:hint="eastAsia" w:ascii="Times New Roman" w:hAnsi="Times New Roman" w:eastAsia="Times New Roman" w:cs="Times New Roman"/>
+          <w:vertAlign w:val="subscript"/>
+        </w:rPr>
+        <w:t>3</w:t>
       </w:r>
       <w:r>
         <w:rPr>
           <w:rFonts w:hint="eastAsia" w:ascii="Times New Roman" w:hAnsi="Times New Roman" w:eastAsia="Times New Roman" w:cs="Times New Roman"/>
           <w:vertAlign w:val="superscript"/>
         </w:rPr>
+        <w:t>+</w:t>
+      </w:r>
+      <w:r>
+        <w:rPr>
+          <w:rFonts w:hint="eastAsia" w:ascii="Times New Roman" w:hAnsi="Times New Roman" w:eastAsia="Times New Roman" w:cs="Times New Roman"/>
+        </w:rPr>
+        <w:t>I</w:t>
+      </w:r>
+      <w:r>
+        <w:rPr>
+          <w:rFonts w:hint="eastAsia" w:ascii="Times New Roman" w:hAnsi="Times New Roman" w:eastAsia="Times New Roman" w:cs="Times New Roman"/>
+          <w:vertAlign w:val="superscript"/>
+        </w:rPr>
         <w:t>-</w:t>
       </w:r>
       <w:r>
         <w:rPr>
+          <w:rFonts w:hint="eastAsia" w:ascii="Times New Roman" w:hAnsi="Times New Roman" w:eastAsia="Times New Roman" w:cs="Times New Roman"/>
+        </w:rPr>
+        <w:t>)CH</w:t>
+      </w:r>
+      <w:r>
+        <w:rPr>
+          <w:rFonts w:hint="eastAsia" w:ascii="Times New Roman" w:hAnsi="Times New Roman" w:eastAsia="Times New Roman" w:cs="Times New Roman"/>
+          <w:vertAlign w:val="subscript"/>
+        </w:rPr>
+        <w:t>2</w:t>
+      </w:r>
+      <w:r>
+        <w:rPr>
+          <w:rFonts w:hint="eastAsia" w:ascii="Times New Roman" w:hAnsi="Times New Roman" w:eastAsia="Times New Roman" w:cs="Times New Roman"/>
+        </w:rPr>
+        <w:t>CH</w:t>
+      </w:r>
+      <w:r>
+        <w:rPr>
+          <w:rFonts w:hint="eastAsia" w:ascii="Times New Roman" w:hAnsi="Times New Roman" w:eastAsia="Times New Roman" w:cs="Times New Roman"/>
+          <w:vertAlign w:val="subscript"/>
+        </w:rPr>
+        <w:t>3</w:t>
+      </w:r>
+      <w:r>
+        <w:rPr>
+          <w:rFonts w:hint="eastAsia" w:ascii="Times New Roman" w:hAnsi="Times New Roman" w:eastAsia="Times New Roman" w:cs="Times New Roman"/>
+        </w:rPr>
+        <w:t>（</w:t>
+      </w:r>
+      <w:r>
+        <w:rPr>
+          <w:rFonts w:hint="eastAsia" w:ascii="Times New Roman" w:hAnsi="Times New Roman" w:eastAsia="FangSong" w:cs="Times New Roman"/>
+        </w:rPr>
+        <w:t>彻底甲基化</w:t>
+      </w:r>
+      <w:r>
+        <w:rPr>
+          <w:rFonts w:hint="eastAsia" w:ascii="Times New Roman" w:hAnsi="Times New Roman" w:eastAsia="Times New Roman" w:cs="Times New Roman"/>
+        </w:rPr>
+        <w:t>）</w:t>
+      </w:r>
+      <w:r>
+        <w:rPr>
           <w:rFonts w:ascii="Times New Roman" w:hAnsi="Times New Roman" w:eastAsia="Times New Roman" w:cs="Times New Roman"/>
         </w:rPr>
         <w:t xml:space="preserve"> </w:t>
       </w:r>
       <w:r>
         <w:rPr>
-          <w:rFonts w:hint="eastAsia" w:ascii="Times New Roman" w:hAnsi="Times New Roman" w:eastAsia="FangSong" w:cs="Times New Roman"/>
-        </w:rPr>
-        <w:t xml:space="preserve">进攻</w:t>
-      </w:r>
-      <w:r>
-        <w:rPr>
-          <w:rFonts w:ascii="Times New Roman" w:hAnsi="Times New Roman" w:eastAsia="Times New Roman" w:cs="Times New Roman"/>
-        </w:rPr>
-        <w:t xml:space="preserve"> C1 → </w:t>
-      </w:r>
-      <w:r>
-        <w:rPr>
-          <w:rFonts w:hint="eastAsia" w:ascii="Times New Roman" w:hAnsi="Times New Roman" w:eastAsia="Times New Roman" w:cs="Times New Roman"/>
-        </w:rPr>
-        <w:t>1-</w:t>
-      </w:r>
-      <w:r>
-        <w:rPr>
-          <w:rFonts w:hint="eastAsia" w:ascii="Times New Roman" w:hAnsi="Times New Roman" w:eastAsia="FangSong" w:cs="Times New Roman"/>
-        </w:rPr>
-        <w:t>溴</w:t>
-      </w:r>
-      <w:r>
-        <w:rPr>
-          <w:rFonts w:hint="eastAsia" w:ascii="Times New Roman" w:hAnsi="Times New Roman" w:eastAsia="Times New Roman" w:cs="Times New Roman"/>
-        </w:rPr>
-        <w:t>-3-</w:t>
-      </w:r>
-      <w:r>
-        <w:rPr>
-          <w:rFonts w:hint="eastAsia" w:ascii="Times New Roman" w:hAnsi="Times New Roman" w:eastAsia="FangSong" w:cs="Times New Roman"/>
+          <w:rFonts w:ascii="Times New Roman" w:hAnsi="Times New Roman" w:eastAsia="Times New Roman" w:cs="Times New Roman"/>
+        </w:rPr>
+        <w:t>- ② Ag</w:t>
+      </w:r>
+      <w:r>
+        <w:rPr>
+          <w:rFonts w:ascii="Times New Roman" w:hAnsi="Times New Roman" w:eastAsia="Times New Roman" w:cs="Times New Roman"/>
+          <w:vertAlign w:val="subscript"/>
+        </w:rPr>
+        <w:t>2</w:t>
+      </w:r>
+      <w:r>
+        <w:rPr>
+          <w:rFonts w:ascii="Times New Roman" w:hAnsi="Times New Roman" w:eastAsia="Times New Roman" w:cs="Times New Roman"/>
+        </w:rPr>
+        <w:t xml:space="preserve">O → </w:t>
+      </w:r>
+      <w:r>
+        <w:rPr>
+          <w:rFonts w:hint="eastAsia" w:ascii="Times New Roman" w:hAnsi="Times New Roman" w:eastAsia="FangSong" w:cs="Times New Roman"/>
+        </w:rPr>
+        <w:t xml:space="preserve">季铵碱</w:t>
+      </w:r>
+      <w:r>
+        <w:rPr>
+          <w:rFonts w:ascii="Times New Roman" w:hAnsi="Times New Roman" w:eastAsia="Times New Roman" w:cs="Times New Roman"/>
+        </w:rPr>
+        <w:t xml:space="preserve"> (CH</w:t>
+      </w:r>
+      <w:r>
+        <w:rPr>
+          <w:rFonts w:ascii="Times New Roman" w:hAnsi="Times New Roman" w:eastAsia="Times New Roman" w:cs="Times New Roman"/>
+          <w:vertAlign w:val="subscript"/>
+        </w:rPr>
+        <w:t>3</w:t>
+      </w:r>
+      <w:r>
+        <w:rPr>
+          <w:rFonts w:ascii="Times New Roman" w:hAnsi="Times New Roman" w:eastAsia="Times New Roman" w:cs="Times New Roman"/>
+        </w:rPr>
+        <w:t>)</w:t>
+      </w:r>
+      <w:r>
+        <w:rPr>
+          <w:rFonts w:ascii="Times New Roman" w:hAnsi="Times New Roman" w:eastAsia="Times New Roman" w:cs="Times New Roman"/>
+          <w:vertAlign w:val="subscript"/>
+        </w:rPr>
+        <w:t>2</w:t>
+      </w:r>
+      <w:r>
+        <w:rPr>
+          <w:rFonts w:ascii="Times New Roman" w:hAnsi="Times New Roman" w:eastAsia="Times New Roman" w:cs="Times New Roman"/>
+        </w:rPr>
+        <w:t>C(NMe</w:t>
+      </w:r>
+      <w:r>
+        <w:rPr>
+          <w:rFonts w:ascii="Times New Roman" w:hAnsi="Times New Roman" w:eastAsia="Times New Roman" w:cs="Times New Roman"/>
+          <w:vertAlign w:val="subscript"/>
+        </w:rPr>
+        <w:t>3</w:t>
+      </w:r>
+      <w:r>
+        <w:rPr>
+          <w:rFonts w:ascii="Times New Roman" w:hAnsi="Times New Roman" w:eastAsia="Times New Roman" w:cs="Times New Roman"/>
+          <w:vertAlign w:val="superscript"/>
+        </w:rPr>
+        <w:t>+</w:t>
+      </w:r>
+      <w:r>
+        <w:rPr>
+          <w:rFonts w:ascii="Times New Roman" w:hAnsi="Times New Roman" w:eastAsia="Times New Roman" w:cs="Times New Roman"/>
+        </w:rPr>
+        <w:t>OH</w:t>
+      </w:r>
+      <w:r>
+        <w:rPr>
+          <w:rFonts w:ascii="Times New Roman" w:hAnsi="Times New Roman" w:eastAsia="Times New Roman" w:cs="Times New Roman"/>
+          <w:vertAlign w:val="superscript"/>
+        </w:rPr>
+        <w:t>-</w:t>
+      </w:r>
+      <w:r>
+        <w:rPr>
+          <w:rFonts w:ascii="Times New Roman" w:hAnsi="Times New Roman" w:eastAsia="Times New Roman" w:cs="Times New Roman"/>
+        </w:rPr>
+        <w:t>)CH</w:t>
+      </w:r>
+      <w:r>
+        <w:rPr>
+          <w:rFonts w:ascii="Times New Roman" w:hAnsi="Times New Roman" w:eastAsia="Times New Roman" w:cs="Times New Roman"/>
+          <w:vertAlign w:val="subscript"/>
+        </w:rPr>
+        <w:t>2</w:t>
+      </w:r>
+      <w:r>
+        <w:rPr>
+          <w:rFonts w:ascii="Times New Roman" w:hAnsi="Times New Roman" w:eastAsia="Times New Roman" w:cs="Times New Roman"/>
+        </w:rPr>
+        <w:t>CH</w:t>
+      </w:r>
+      <w:r>
+        <w:rPr>
+          <w:rFonts w:ascii="Times New Roman" w:hAnsi="Times New Roman" w:eastAsia="Times New Roman" w:cs="Times New Roman"/>
+          <w:vertAlign w:val="subscript"/>
+        </w:rPr>
+        <w:t>3</w:t>
+      </w:r>
+      <w:r>
+        <w:rPr>
+          <w:rFonts w:ascii="Times New Roman" w:hAnsi="Times New Roman" w:eastAsia="Times New Roman" w:cs="Times New Roman"/>
+        </w:rPr>
+        <w:t xml:space="preserve"> </w:t>
+      </w:r>
+      <w:r>
+        <w:rPr>
+          <w:rFonts w:ascii="Times New Roman" w:hAnsi="Times New Roman" w:eastAsia="Times New Roman" w:cs="Times New Roman"/>
+        </w:rPr>
+        <w:t xml:space="preserve">- ③ Δ → Hofmann </w:t>
+      </w:r>
+      <w:r>
+        <w:rPr>
+          <w:rFonts w:hint="eastAsia" w:ascii="Times New Roman" w:hAnsi="Times New Roman" w:eastAsia="FangSong" w:cs="Times New Roman"/>
+        </w:rPr>
+        <w:t>消除</w:t>
+      </w:r>
+      <w:r>
+        <w:rPr>
+          <w:rFonts w:hint="eastAsia" w:ascii="Times New Roman" w:hAnsi="Times New Roman" w:eastAsia="Times New Roman" w:cs="Times New Roman"/>
+        </w:rPr>
+        <w:t>：NMe</w:t>
+      </w:r>
+      <w:r>
+        <w:rPr>
+          <w:rFonts w:hint="eastAsia" w:ascii="Times New Roman" w:hAnsi="Times New Roman" w:eastAsia="Times New Roman" w:cs="Times New Roman"/>
+          <w:vertAlign w:val="subscript"/>
+        </w:rPr>
+        <w:t>3</w:t>
+      </w:r>
+      <w:r>
+        <w:rPr>
+          <w:rFonts w:hint="eastAsia" w:ascii="Times New Roman" w:hAnsi="Times New Roman" w:eastAsia="Times New Roman" w:cs="Times New Roman"/>
+          <w:vertAlign w:val="superscript"/>
+        </w:rPr>
+        <w:t>+</w:t>
+      </w:r>
+      <w:r>
+        <w:rPr>
+          <w:rFonts w:ascii="Times New Roman" w:hAnsi="Times New Roman" w:eastAsia="Times New Roman" w:cs="Times New Roman"/>
+        </w:rPr>
+        <w:t xml:space="preserve"> </w:t>
+      </w:r>
+      <w:r>
+        <w:rPr>
+          <w:rFonts w:hint="eastAsia" w:ascii="Times New Roman" w:hAnsi="Times New Roman" w:eastAsia="FangSong" w:cs="Times New Roman"/>
+        </w:rPr>
+        <w:t>体积大</w:t>
+      </w:r>
+      <w:r>
+        <w:rPr>
+          <w:rFonts w:hint="eastAsia" w:ascii="Times New Roman" w:hAnsi="Times New Roman" w:eastAsia="Times New Roman" w:cs="Times New Roman"/>
+        </w:rPr>
+        <w:t>，</w:t>
+      </w:r>
+      <w:r>
+        <w:rPr>
+          <w:rFonts w:hint="eastAsia" w:ascii="Times New Roman" w:hAnsi="Times New Roman" w:eastAsia="FangSong" w:cs="Times New Roman"/>
+        </w:rPr>
+        <w:t>优先拔除位阻小的</w:t>
+      </w:r>
+      <w:r>
+        <w:rPr>
+          <w:rFonts w:ascii="Times New Roman" w:hAnsi="Times New Roman" w:eastAsia="Times New Roman" w:cs="Times New Roman"/>
+        </w:rPr>
+        <w:t xml:space="preserve"> </w:t>
+      </w:r>
+      <w:r>
+        <w:rPr>
+          <w:rFonts w:hint="eastAsia" w:ascii="Times New Roman" w:hAnsi="Times New Roman" w:eastAsia="Times New Roman" w:cs="Times New Roman"/>
+        </w:rPr>
+        <w:t>β-H——C1（CH</w:t>
+      </w:r>
+      <w:r>
+        <w:rPr>
+          <w:rFonts w:hint="eastAsia" w:ascii="Times New Roman" w:hAnsi="Times New Roman" w:eastAsia="Times New Roman" w:cs="Times New Roman"/>
+          <w:vertAlign w:val="subscript"/>
+        </w:rPr>
+        <w:t>3</w:t>
+      </w:r>
+      <w:r>
+        <w:rPr>
+          <w:rFonts w:hint="eastAsia" w:ascii="Times New Roman" w:hAnsi="Times New Roman" w:eastAsia="Times New Roman" w:cs="Times New Roman"/>
+        </w:rPr>
+        <w:t>）</w:t>
+      </w:r>
+      <w:r>
+        <w:rPr>
+          <w:rFonts w:hint="eastAsia" w:ascii="Times New Roman" w:hAnsi="Times New Roman" w:eastAsia="FangSong" w:cs="Times New Roman"/>
+        </w:rPr>
+        <w:t>上</w:t>
+      </w:r>
+      <w:r>
+        <w:rPr>
+          <w:rFonts w:ascii="Times New Roman" w:hAnsi="Times New Roman" w:eastAsia="Times New Roman" w:cs="Times New Roman"/>
+        </w:rPr>
+        <w:t xml:space="preserve"> H </w:t>
+      </w:r>
+      <w:r>
+        <w:rPr>
+          <w:rFonts w:hint="eastAsia" w:ascii="Times New Roman" w:hAnsi="Times New Roman" w:eastAsia="FangSong" w:cs="Times New Roman"/>
+        </w:rPr>
+        <w:t>被拔除</w:t>
+      </w:r>
+      <w:r>
+        <w:rPr>
+          <w:rFonts w:hint="eastAsia" w:ascii="Times New Roman" w:hAnsi="Times New Roman" w:eastAsia="Times New Roman" w:cs="Times New Roman"/>
+        </w:rPr>
+        <w:t>，C2–N</w:t>
+      </w:r>
+      <w:r>
+        <w:rPr>
+          <w:rFonts w:ascii="Times New Roman" w:hAnsi="Times New Roman" w:eastAsia="Times New Roman" w:cs="Times New Roman"/>
+        </w:rPr>
+        <w:t xml:space="preserve"> </w:t>
+      </w:r>
+      <w:r>
+        <w:rPr>
+          <w:rFonts w:hint="eastAsia" w:ascii="Times New Roman" w:hAnsi="Times New Roman" w:eastAsia="FangSong" w:cs="Times New Roman"/>
+        </w:rPr>
+        <w:t xml:space="preserve">断裂</w:t>
+      </w:r>
+      <w:r>
+        <w:rPr>
+          <w:rFonts w:ascii="Times New Roman" w:hAnsi="Times New Roman" w:eastAsia="Times New Roman" w:cs="Times New Roman"/>
+        </w:rPr>
+        <w:t xml:space="preserve"> →</w:t>
+      </w:r>
+      <w:r>
+        <w:rPr>
+          <w:rFonts w:ascii="Times New Roman" w:hAnsi="Times New Roman" w:eastAsia="Times New Roman" w:cs="Times New Roman"/>
+        </w:rPr>
+        <w:t xml:space="preserve"> </w:t>
+      </w:r>
+      <w:r>
+        <w:rPr>
+          <w:rFonts w:hint="eastAsia" w:ascii="Times New Roman" w:hAnsi="Times New Roman" w:eastAsia="Times New Roman" w:cs="Times New Roman"/>
+          <w:b/>
+          <w:bCs/>
+        </w:rPr>
+        <w:t>2-</w:t>
+      </w:r>
+      <w:r>
+        <w:rPr>
+          <w:rFonts w:hint="eastAsia" w:ascii="Times New Roman" w:hAnsi="Times New Roman" w:eastAsia="FangSong" w:cs="Times New Roman"/>
+          <w:b/>
+          <w:bCs/>
+        </w:rPr>
+        <w:t>甲基</w:t>
+      </w:r>
+      <w:r>
+        <w:rPr>
+          <w:rFonts w:hint="eastAsia" w:ascii="Times New Roman" w:hAnsi="Times New Roman" w:eastAsia="Times New Roman" w:cs="Times New Roman"/>
+          <w:b/>
+          <w:bCs/>
+        </w:rPr>
+        <w:t>-1-</w:t>
+      </w:r>
+      <w:r>
+        <w:rPr>
+          <w:rFonts w:hint="eastAsia" w:ascii="Times New Roman" w:hAnsi="Times New Roman" w:eastAsia="FangSong" w:cs="Times New Roman"/>
+          <w:b/>
+          <w:bCs/>
         </w:rPr>
         <w:t>丁烯</w:t>
       </w:r>
       <w:r>
         <w:rPr>
-          <w:rFonts w:hint="eastAsia" w:ascii="Times New Roman" w:hAnsi="Times New Roman" w:eastAsia="Times New Roman" w:cs="Times New Roman"/>
-        </w:rPr>
-        <w:t>（BrCH</w:t>
+          <w:rFonts w:ascii="Times New Roman" w:hAnsi="Times New Roman" w:eastAsia="Times New Roman" w:cs="Times New Roman"/>
+        </w:rPr>
+        <w:t xml:space="preserve"> </w:t>
+      </w:r>
+      <w:r>
+        <w:rPr>
+          <w:rFonts w:hint="eastAsia" w:ascii="Times New Roman" w:hAnsi="Times New Roman" w:eastAsia="Times New Roman" w:cs="Times New Roman"/>
+        </w:rPr>
+        <w:t>CH</w:t>
       </w:r>
       <w:r>
         <w:rPr>
@@ -28916,6 +30838,32 @@
         <w:rPr>
           <w:rFonts w:hint="eastAsia" w:ascii="Times New Roman" w:hAnsi="Times New Roman" w:eastAsia="Times New Roman" w:cs="Times New Roman"/>
         </w:rPr>
+        <w:t>=C(CH</w:t>
+      </w:r>
+      <w:r>
+        <w:rPr>
+          <w:rFonts w:hint="eastAsia" w:ascii="Times New Roman" w:hAnsi="Times New Roman" w:eastAsia="Times New Roman" w:cs="Times New Roman"/>
+          <w:vertAlign w:val="subscript"/>
+        </w:rPr>
+        <w:t>3</w:t>
+      </w:r>
+      <w:r>
+        <w:rPr>
+          <w:rFonts w:hint="eastAsia" w:ascii="Times New Roman" w:hAnsi="Times New Roman" w:eastAsia="Times New Roman" w:cs="Times New Roman"/>
+        </w:rPr>
+        <w:t>)CH</w:t>
+      </w:r>
+      <w:r>
+        <w:rPr>
+          <w:rFonts w:hint="eastAsia" w:ascii="Times New Roman" w:hAnsi="Times New Roman" w:eastAsia="Times New Roman" w:cs="Times New Roman"/>
+          <w:vertAlign w:val="subscript"/>
+        </w:rPr>
+        <w:t>2</w:t>
+      </w:r>
+      <w:r>
+        <w:rPr>
+          <w:rFonts w:hint="eastAsia" w:ascii="Times New Roman" w:hAnsi="Times New Roman" w:eastAsia="Times New Roman" w:cs="Times New Roman"/>
+        </w:rPr>
         <w:t>CH</w:t>
       </w:r>
       <w:r>
@@ -28923,26 +30871,56 @@
           <w:rFonts w:hint="eastAsia" w:ascii="Times New Roman" w:hAnsi="Times New Roman" w:eastAsia="Times New Roman" w:cs="Times New Roman"/>
           <w:vertAlign w:val="subscript"/>
         </w:rPr>
+        <w:t>3</w:t>
+      </w:r>
+      <w:r>
+        <w:rPr>
+          <w:rFonts w:hint="eastAsia" w:ascii="Times New Roman" w:hAnsi="Times New Roman" w:eastAsia="Times New Roman" w:cs="Times New Roman"/>
+        </w:rPr>
+        <w:t>（</w:t>
+      </w:r>
+      <w:r>
+        <w:rPr>
+          <w:rFonts w:hint="eastAsia" w:ascii="Times New Roman" w:hAnsi="Times New Roman" w:eastAsia="FangSong" w:cs="Times New Roman"/>
+        </w:rPr>
+        <w:t>少取代末端烯</w:t>
+      </w:r>
+      <w:r>
+        <w:rPr>
+          <w:rFonts w:hint="eastAsia" w:ascii="Times New Roman" w:hAnsi="Times New Roman" w:eastAsia="Times New Roman" w:cs="Times New Roman"/>
+        </w:rPr>
+        <w:t>，Hofmann</w:t>
+      </w:r>
+      <w:r>
+        <w:rPr>
+          <w:rFonts w:ascii="Times New Roman" w:hAnsi="Times New Roman" w:eastAsia="Times New Roman" w:cs="Times New Roman"/>
+        </w:rPr>
+        <w:t xml:space="preserve"> </w:t>
+      </w:r>
+      <w:r>
+        <w:rPr>
+          <w:rFonts w:hint="eastAsia" w:ascii="Times New Roman" w:hAnsi="Times New Roman" w:eastAsia="FangSong" w:cs="Times New Roman"/>
+        </w:rPr>
+        <w:t>主产物</w:t>
+      </w:r>
+      <w:r>
+        <w:rPr>
+          <w:rFonts w:hint="eastAsia" w:ascii="Times New Roman" w:hAnsi="Times New Roman" w:eastAsia="Times New Roman" w:cs="Times New Roman"/>
+        </w:rPr>
+        <w:t>）；C3（CH</w:t>
+      </w:r>
+      <w:r>
+        <w:rPr>
+          <w:rFonts w:hint="eastAsia" w:ascii="Times New Roman" w:hAnsi="Times New Roman" w:eastAsia="Times New Roman" w:cs="Times New Roman"/>
+          <w:vertAlign w:val="subscript"/>
+        </w:rPr>
         <w:t>2</w:t>
       </w:r>
       <w:r>
         <w:rPr>
           <w:rFonts w:hint="eastAsia" w:ascii="Times New Roman" w:hAnsi="Times New Roman" w:eastAsia="Times New Roman" w:cs="Times New Roman"/>
         </w:rPr>
-        <w:t>CH=CH</w:t>
-      </w:r>
-      <w:r>
-        <w:rPr>
-          <w:rFonts w:hint="eastAsia" w:ascii="Times New Roman" w:hAnsi="Times New Roman" w:eastAsia="Times New Roman" w:cs="Times New Roman"/>
-          <w:vertAlign w:val="subscript"/>
-        </w:rPr>
-        <w:t>2</w:t>
-      </w:r>
-      <w:r>
-        <w:rPr>
-          <w:rFonts w:hint="eastAsia" w:ascii="Times New Roman" w:hAnsi="Times New Roman" w:eastAsia="Times New Roman" w:cs="Times New Roman"/>
-        </w:rPr>
-        <w:t>）。HBr</w:t>
+        <w:t>）β-H</w:t>
       </w:r>
       <w:r>
         <w:rPr>
@@ -28954,32 +30932,79 @@
         <w:rPr>
           <w:rFonts w:hint="eastAsia" w:ascii="Times New Roman" w:hAnsi="Times New Roman" w:eastAsia="FangSong" w:cs="Times New Roman"/>
         </w:rPr>
-        <w:t>对双键直接加成需先形成伯碳正离子</w:t>
-      </w:r>
-      <w:r>
-        <w:rPr>
-          <w:rFonts w:hint="eastAsia" w:ascii="Times New Roman" w:hAnsi="Times New Roman" w:eastAsia="Times New Roman" w:cs="Times New Roman"/>
-        </w:rPr>
-        <w:t>（C4</w:t>
-      </w:r>
-      <w:r>
-        <w:rPr>
-          <w:rFonts w:hint="eastAsia" w:ascii="Times New Roman" w:hAnsi="Times New Roman" w:eastAsia="Times New Roman" w:cs="Times New Roman"/>
-          <w:vertAlign w:val="superscript"/>
-        </w:rPr>
-        <w:t>+</w:t>
-      </w:r>
-      <w:r>
-        <w:rPr>
-          <w:rFonts w:hint="eastAsia" w:ascii="Times New Roman" w:hAnsi="Times New Roman" w:eastAsia="Times New Roman" w:cs="Times New Roman"/>
-        </w:rPr>
-        <w:t>），</w:t>
-      </w:r>
-      <w:r>
-        <w:rPr>
-          <w:rFonts w:hint="eastAsia" w:ascii="Times New Roman" w:hAnsi="Times New Roman" w:eastAsia="FangSong" w:cs="Times New Roman"/>
-        </w:rPr>
-        <w:t>能量不利</w:t>
+        <w:t xml:space="preserve">消除得少量</w:t>
+      </w:r>
+      <w:r>
+        <w:rPr>
+          <w:rFonts w:ascii="Times New Roman" w:hAnsi="Times New Roman" w:eastAsia="Times New Roman" w:cs="Times New Roman"/>
+        </w:rPr>
+        <w:t xml:space="preserve"> </w:t>
+      </w:r>
+      <w:r>
+        <w:rPr>
+          <w:rFonts w:hint="eastAsia" w:ascii="Times New Roman" w:hAnsi="Times New Roman" w:eastAsia="Times New Roman" w:cs="Times New Roman"/>
+        </w:rPr>
+        <w:t>2-</w:t>
+      </w:r>
+      <w:r>
+        <w:rPr>
+          <w:rFonts w:hint="eastAsia" w:ascii="Times New Roman" w:hAnsi="Times New Roman" w:eastAsia="FangSong" w:cs="Times New Roman"/>
+        </w:rPr>
+        <w:t>甲基</w:t>
+      </w:r>
+      <w:r>
+        <w:rPr>
+          <w:rFonts w:hint="eastAsia" w:ascii="Times New Roman" w:hAnsi="Times New Roman" w:eastAsia="Times New Roman" w:cs="Times New Roman"/>
+        </w:rPr>
+        <w:t>-2-</w:t>
+      </w:r>
+      <w:r>
+        <w:rPr>
+          <w:rFonts w:hint="eastAsia" w:ascii="Times New Roman" w:hAnsi="Times New Roman" w:eastAsia="FangSong" w:cs="Times New Roman"/>
+        </w:rPr>
+        <w:t>丁烯</w:t>
+      </w:r>
+      <w:r>
+        <w:rPr>
+          <w:rFonts w:hint="eastAsia" w:ascii="Times New Roman" w:hAnsi="Times New Roman" w:eastAsia="Times New Roman" w:cs="Times New Roman"/>
+        </w:rPr>
+        <w:t>。Hofmann</w:t>
+      </w:r>
+      <w:r>
+        <w:rPr>
+          <w:rFonts w:ascii="Times New Roman" w:hAnsi="Times New Roman" w:eastAsia="Times New Roman" w:cs="Times New Roman"/>
+        </w:rPr>
+        <w:t xml:space="preserve"> </w:t>
+      </w:r>
+      <w:r>
+        <w:rPr>
+          <w:rFonts w:hint="eastAsia" w:ascii="Times New Roman" w:hAnsi="Times New Roman" w:eastAsia="FangSong" w:cs="Times New Roman"/>
+        </w:rPr>
+        <w:t>消除按</w:t>
+      </w:r>
+      <w:r>
+        <w:rPr>
+          <w:rFonts w:hint="eastAsia" w:ascii="Times New Roman" w:hAnsi="Times New Roman" w:eastAsia="Times New Roman" w:cs="Times New Roman"/>
+        </w:rPr>
+        <w:t>“</w:t>
+      </w:r>
+      <w:r>
+        <w:rPr>
+          <w:rFonts w:hint="eastAsia" w:ascii="Times New Roman" w:hAnsi="Times New Roman" w:eastAsia="FangSong" w:cs="Times New Roman"/>
+        </w:rPr>
+        <w:t>少取代</w:t>
+      </w:r>
+      <w:r>
+        <w:rPr>
+          <w:rFonts w:hint="eastAsia" w:ascii="Times New Roman" w:hAnsi="Times New Roman" w:eastAsia="Times New Roman" w:cs="Times New Roman"/>
+        </w:rPr>
+        <w:t>”</w:t>
+      </w:r>
+      <w:r>
+        <w:rPr>
+          <w:rFonts w:hint="eastAsia" w:ascii="Times New Roman" w:hAnsi="Times New Roman" w:eastAsia="FangSong" w:cs="Times New Roman"/>
+        </w:rPr>
+        <w:t>规则</w:t>
       </w:r>
       <w:r>
         <w:rPr>
@@ -28991,7 +31016,19 @@
         <w:rPr>
           <w:rFonts w:hint="eastAsia" w:ascii="Times New Roman" w:hAnsi="Times New Roman" w:eastAsia="FangSong" w:cs="Times New Roman"/>
         </w:rPr>
-        <w:t>故羟基取代产物为主</w:t>
+        <w:t>与</w:t>
+      </w:r>
+      <w:r>
+        <w:rPr>
+          <w:rFonts w:ascii="Times New Roman" w:hAnsi="Times New Roman" w:eastAsia="Times New Roman" w:cs="Times New Roman"/>
+        </w:rPr>
+        <w:t xml:space="preserve"> Zaitsev </w:t>
+      </w:r>
+      <w:r>
+        <w:rPr>
+          <w:rFonts w:hint="eastAsia" w:ascii="Times New Roman" w:hAnsi="Times New Roman" w:eastAsia="FangSong" w:cs="Times New Roman"/>
+        </w:rPr>
+        <w:t>相反</w:t>
       </w:r>
       <w:r>
         <w:rPr>
@@ -29001,210 +31038,125 @@
       </w:r>
       <w:r>
         <w:rPr>
+          <w:rFonts w:hint="eastAsia" w:ascii="Times New Roman" w:hAnsi="Times New Roman" w:eastAsia="FangSong" w:cs="Times New Roman"/>
+          <w:b/>
+          <w:bCs/>
+        </w:rPr>
+        <w:t xml:space="preserve">立体电子要求与</w:t>
+      </w:r>
+      <w:r>
+        <w:rPr>
+          <w:rFonts w:ascii="Times New Roman" w:hAnsi="Times New Roman" w:eastAsia="Times New Roman" w:cs="Times New Roman"/>
+          <w:b/>
+          <w:bCs/>
+        </w:rPr>
+        <w:t xml:space="preserve"> E2 </w:t>
+      </w:r>
+      <w:r>
+        <w:rPr>
+          <w:rFonts w:hint="eastAsia" w:ascii="Times New Roman" w:hAnsi="Times New Roman" w:eastAsia="FangSong" w:cs="Times New Roman"/>
+          <w:b/>
+          <w:bCs/>
+        </w:rPr>
+        <w:t xml:space="preserve">相同</w:t>
+      </w:r>
+      <w:r>
+        <w:rPr>
+          <w:rFonts w:hint="eastAsia" w:ascii="Times New Roman" w:hAnsi="Times New Roman" w:eastAsia="Times New Roman" w:cs="Times New Roman"/>
+        </w:rPr>
+        <w:t>：</w:t>
+      </w:r>
+      <w:r>
+        <w:rPr>
+          <w:rFonts w:hint="eastAsia" w:ascii="Times New Roman" w:hAnsi="Times New Roman" w:eastAsia="FangSong" w:cs="Times New Roman"/>
+        </w:rPr>
+        <w:t>被拔的</w:t>
+      </w:r>
+      <w:r>
+        <w:rPr>
+          <w:rFonts w:ascii="Times New Roman" w:hAnsi="Times New Roman" w:eastAsia="Times New Roman" w:cs="Times New Roman"/>
+        </w:rPr>
+        <w:t xml:space="preserve"> β-H </w:t>
+      </w:r>
+      <w:r>
+        <w:rPr>
+          <w:rFonts w:hint="eastAsia" w:ascii="Times New Roman" w:hAnsi="Times New Roman" w:eastAsia="FangSong" w:cs="Times New Roman"/>
+        </w:rPr>
+        <w:t xml:space="preserve">须与</w:t>
+      </w:r>
+      <w:r>
+        <w:rPr>
+          <w:rFonts w:ascii="Times New Roman" w:hAnsi="Times New Roman" w:eastAsia="Times New Roman" w:cs="Times New Roman"/>
+        </w:rPr>
+        <w:t xml:space="preserve"> C–N </w:t>
+      </w:r>
+      <w:r>
+        <w:rPr>
+          <w:rFonts w:hint="eastAsia" w:ascii="Times New Roman" w:hAnsi="Times New Roman" w:eastAsia="FangSong" w:cs="Times New Roman"/>
+        </w:rPr>
+        <w:t xml:space="preserve">键</w:t>
+      </w:r>
+      <w:r>
+        <w:rPr>
+          <w:rFonts w:hint="eastAsia" w:ascii="Times New Roman" w:hAnsi="Times New Roman" w:eastAsia="FangSong" w:cs="Times New Roman"/>
+          <w:b/>
+          <w:bCs/>
+        </w:rPr>
+        <w:t>反式共平面</w:t>
+      </w:r>
+      <w:r>
+        <w:rPr>
+          <w:rFonts w:hint="eastAsia" w:ascii="Times New Roman" w:hAnsi="Times New Roman" w:eastAsia="Times New Roman" w:cs="Times New Roman"/>
+          <w:b/>
+          <w:bCs/>
+        </w:rPr>
+        <w:t>（</w:t>
+      </w:r>
+      <w:r>
+        <w:rPr>
+          <w:rFonts w:hint="eastAsia" w:ascii="Times New Roman" w:hAnsi="Times New Roman" w:eastAsia="FangSong" w:cs="Times New Roman"/>
+          <w:b/>
+          <w:bCs/>
+        </w:rPr>
+        <w:t>反叠式</w:t>
+      </w:r>
+      <w:r>
+        <w:rPr>
+          <w:rFonts w:hint="eastAsia" w:ascii="Times New Roman" w:hAnsi="Times New Roman" w:eastAsia="Times New Roman" w:cs="Times New Roman"/>
+          <w:b/>
+          <w:bCs/>
+        </w:rPr>
+        <w:t>）</w:t>
+      </w:r>
+      <w:r>
+        <w:rPr>
+          <w:rFonts w:hint="eastAsia" w:ascii="Times New Roman" w:hAnsi="Times New Roman" w:eastAsia="Times New Roman" w:cs="Times New Roman"/>
+        </w:rPr>
+        <w:t>；</w:t>
+      </w:r>
+      <w:r>
+        <w:rPr>
+          <w:rFonts w:hint="eastAsia" w:ascii="Times New Roman" w:hAnsi="Times New Roman" w:eastAsia="FangSong" w:cs="Times New Roman"/>
+        </w:rPr>
+        <w:t>环状底物中若无满足此要求的</w:t>
+      </w:r>
+      <w:r>
+        <w:rPr>
           <w:rFonts w:ascii="Times New Roman" w:hAnsi="Times New Roman" w:eastAsia="Times New Roman" w:cs="Times New Roman"/>
         </w:rPr>
         <w:t xml:space="preserve"> </w:t>
       </w:r>
       <w:r>
         <w:rPr>
-          <w:rFonts w:ascii="Times New Roman" w:hAnsi="Times New Roman" w:eastAsia="Times New Roman" w:cs="Times New Roman"/>
-          <w:b/>
-          <w:bCs/>
-        </w:rPr>
-        <w:t xml:space="preserve">8.</w:t>
-      </w:r>
-      <w:r>
-        <w:rPr>
-          <w:rFonts w:ascii="Times New Roman" w:hAnsi="Times New Roman" w:eastAsia="Times New Roman" w:cs="Times New Roman"/>
-        </w:rPr>
-        <w:t xml:space="preserve"> </w:t>
-      </w:r>
-      <w:r>
-        <w:rPr>
-          <w:rFonts w:hint="eastAsia" w:ascii="Times New Roman" w:hAnsi="Times New Roman" w:eastAsia="Times New Roman" w:cs="Times New Roman"/>
-        </w:rPr>
-        <w:t>Hinsberg（</w:t>
-      </w:r>
-      <w:r>
-        <w:rPr>
-          <w:rFonts w:hint="eastAsia" w:ascii="Times New Roman" w:hAnsi="Times New Roman" w:eastAsia="FangSong" w:cs="Times New Roman"/>
-        </w:rPr>
-        <w:t>苯磺酰氯</w:t>
-      </w:r>
-      <w:r>
-        <w:rPr>
-          <w:rFonts w:hint="eastAsia" w:ascii="Times New Roman" w:hAnsi="Times New Roman" w:eastAsia="Times New Roman" w:cs="Times New Roman"/>
-        </w:rPr>
-        <w:t>/NaOH）：</w:t>
-      </w:r>
-      <w:r>
-        <w:rPr>
-          <w:rFonts w:hint="eastAsia" w:ascii="Times New Roman" w:hAnsi="Times New Roman" w:eastAsia="FangSong" w:cs="Times New Roman"/>
-        </w:rPr>
-        <w:t>正丁胺</w:t>
-      </w:r>
-      <w:r>
-        <w:rPr>
-          <w:rFonts w:hint="eastAsia" w:ascii="Times New Roman" w:hAnsi="Times New Roman" w:eastAsia="Times New Roman" w:cs="Times New Roman"/>
-        </w:rPr>
-        <w:t>（1°）→</w:t>
-      </w:r>
-      <w:r>
-        <w:rPr>
-          <w:rFonts w:ascii="Times New Roman" w:hAnsi="Times New Roman" w:eastAsia="Times New Roman" w:cs="Times New Roman"/>
-        </w:rPr>
-        <w:t xml:space="preserve"> </w:t>
-      </w:r>
-      <w:r>
-        <w:rPr>
-          <w:rFonts w:hint="eastAsia" w:ascii="Times New Roman" w:hAnsi="Times New Roman" w:eastAsia="FangSong" w:cs="Times New Roman"/>
-        </w:rPr>
-        <w:t xml:space="preserve">磺酰胺溶于</w:t>
-      </w:r>
-      <w:r>
-        <w:rPr>
-          <w:rFonts w:ascii="Times New Roman" w:hAnsi="Times New Roman" w:eastAsia="Times New Roman" w:cs="Times New Roman"/>
-        </w:rPr>
-        <w:t xml:space="preserve"> </w:t>
-      </w:r>
-      <w:r>
-        <w:rPr>
-          <w:rFonts w:hint="eastAsia" w:ascii="Times New Roman" w:hAnsi="Times New Roman" w:eastAsia="Times New Roman" w:cs="Times New Roman"/>
-        </w:rPr>
-        <w:t>NaOH；</w:t>
-      </w:r>
-      <w:r>
-        <w:rPr>
-          <w:rFonts w:hint="eastAsia" w:ascii="Times New Roman" w:hAnsi="Times New Roman" w:eastAsia="FangSong" w:cs="Times New Roman"/>
-        </w:rPr>
-        <w:t>二乙胺</w:t>
-      </w:r>
-      <w:r>
-        <w:rPr>
-          <w:rFonts w:hint="eastAsia" w:ascii="Times New Roman" w:hAnsi="Times New Roman" w:eastAsia="Times New Roman" w:cs="Times New Roman"/>
-        </w:rPr>
-        <w:t>（2°）→</w:t>
-      </w:r>
-      <w:r>
-        <w:rPr>
-          <w:rFonts w:ascii="Times New Roman" w:hAnsi="Times New Roman" w:eastAsia="Times New Roman" w:cs="Times New Roman"/>
-        </w:rPr>
-        <w:t xml:space="preserve"> </w:t>
-      </w:r>
-      <w:r>
-        <w:rPr>
-          <w:rFonts w:hint="eastAsia" w:ascii="Times New Roman" w:hAnsi="Times New Roman" w:eastAsia="FangSong" w:cs="Times New Roman"/>
-        </w:rPr>
-        <w:t>磺酰胺不溶</w:t>
-      </w:r>
-      <w:r>
-        <w:rPr>
-          <w:rFonts w:hint="eastAsia" w:ascii="Times New Roman" w:hAnsi="Times New Roman" w:eastAsia="Times New Roman" w:cs="Times New Roman"/>
-        </w:rPr>
-        <w:t>；</w:t>
-      </w:r>
-      <w:r>
-        <w:rPr>
-          <w:rFonts w:hint="eastAsia" w:ascii="Times New Roman" w:hAnsi="Times New Roman" w:eastAsia="FangSong" w:cs="Times New Roman"/>
-        </w:rPr>
-        <w:t>三甲胺</w:t>
-      </w:r>
-      <w:r>
-        <w:rPr>
-          <w:rFonts w:hint="eastAsia" w:ascii="Times New Roman" w:hAnsi="Times New Roman" w:eastAsia="Times New Roman" w:cs="Times New Roman"/>
-        </w:rPr>
-        <w:t>（3°）→</w:t>
-      </w:r>
-      <w:r>
-        <w:rPr>
-          <w:rFonts w:ascii="Times New Roman" w:hAnsi="Times New Roman" w:eastAsia="Times New Roman" w:cs="Times New Roman"/>
-        </w:rPr>
-        <w:t xml:space="preserve"> </w:t>
-      </w:r>
-      <w:r>
-        <w:rPr>
-          <w:rFonts w:hint="eastAsia" w:ascii="Times New Roman" w:hAnsi="Times New Roman" w:eastAsia="FangSong" w:cs="Times New Roman"/>
-        </w:rPr>
-        <w:t>不反应</w:t>
-      </w:r>
-      <w:r>
-        <w:rPr>
-          <w:rFonts w:hint="eastAsia" w:ascii="Times New Roman" w:hAnsi="Times New Roman" w:eastAsia="Times New Roman" w:cs="Times New Roman"/>
-        </w:rPr>
-        <w:t>，</w:t>
-      </w:r>
-      <w:r>
-        <w:rPr>
-          <w:rFonts w:hint="eastAsia" w:ascii="Times New Roman" w:hAnsi="Times New Roman" w:eastAsia="FangSong" w:cs="Times New Roman"/>
-        </w:rPr>
-        <w:t>可据此区分</w:t>
-      </w:r>
-      <w:r>
-        <w:rPr>
-          <w:rFonts w:hint="eastAsia" w:ascii="Times New Roman" w:hAnsi="Times New Roman" w:eastAsia="Times New Roman" w:cs="Times New Roman"/>
-        </w:rPr>
-        <w:t>。</w:t>
-      </w:r>
-      <w:r>
-        <w:rPr>
-          <w:rFonts w:hint="eastAsia" w:ascii="Times New Roman" w:hAnsi="Times New Roman" w:eastAsia="FangSong" w:cs="Times New Roman"/>
-        </w:rPr>
-        <w:t>重氮化说明</w:t>
-      </w:r>
-      <w:r>
-        <w:rPr>
-          <w:rFonts w:hint="eastAsia" w:ascii="Times New Roman" w:hAnsi="Times New Roman" w:eastAsia="Times New Roman" w:cs="Times New Roman"/>
-        </w:rPr>
-        <w:t>：</w:t>
-      </w:r>
-      <w:r>
-        <w:rPr>
-          <w:rFonts w:hint="eastAsia" w:ascii="Times New Roman" w:hAnsi="Times New Roman" w:eastAsia="FangSong" w:cs="Times New Roman"/>
-        </w:rPr>
-        <w:t>脂肪伯胺的重氮盐极不稳定</w:t>
-      </w:r>
-      <w:r>
-        <w:rPr>
-          <w:rFonts w:hint="eastAsia" w:ascii="Times New Roman" w:hAnsi="Times New Roman" w:eastAsia="Times New Roman" w:cs="Times New Roman"/>
-        </w:rPr>
-        <w:t>、</w:t>
-      </w:r>
-      <w:r>
-        <w:rPr>
-          <w:rFonts w:hint="eastAsia" w:ascii="Times New Roman" w:hAnsi="Times New Roman" w:eastAsia="FangSong" w:cs="Times New Roman"/>
-        </w:rPr>
-        <w:t>立即放出</w:t>
-      </w:r>
-      <w:r>
-        <w:rPr>
-          <w:rFonts w:ascii="Times New Roman" w:hAnsi="Times New Roman" w:eastAsia="Times New Roman" w:cs="Times New Roman"/>
-        </w:rPr>
-        <w:t xml:space="preserve"> </w:t>
-      </w:r>
-      <w:r>
-        <w:rPr>
-          <w:rFonts w:hint="eastAsia" w:ascii="Times New Roman" w:hAnsi="Times New Roman" w:eastAsia="Times New Roman" w:cs="Times New Roman"/>
-        </w:rPr>
-        <w:t>N</w:t>
-      </w:r>
-      <w:r>
-        <w:rPr>
-          <w:rFonts w:hint="eastAsia" w:ascii="Times New Roman" w:hAnsi="Times New Roman" w:eastAsia="Times New Roman" w:cs="Times New Roman"/>
-          <w:vertAlign w:val="subscript"/>
-        </w:rPr>
-        <w:t>2</w:t>
-      </w:r>
-      <w:r>
-        <w:rPr>
-          <w:rFonts w:hint="eastAsia" w:ascii="Times New Roman" w:hAnsi="Times New Roman" w:eastAsia="Times New Roman" w:cs="Times New Roman"/>
-        </w:rPr>
-        <w:t>，</w:t>
-      </w:r>
-      <w:r>
-        <w:rPr>
-          <w:rFonts w:hint="eastAsia" w:ascii="Times New Roman" w:hAnsi="Times New Roman" w:eastAsia="FangSong" w:cs="Times New Roman"/>
-        </w:rPr>
-        <w:t>故重氮化仅适用于芳伯胺</w:t>
+          <w:rFonts w:hint="eastAsia" w:ascii="Times New Roman" w:hAnsi="Times New Roman" w:eastAsia="Times New Roman" w:cs="Times New Roman"/>
+        </w:rPr>
+        <w:t>β-H，</w:t>
+      </w:r>
+      <w:r>
+        <w:rPr>
+          <w:rFonts w:hint="eastAsia" w:ascii="Times New Roman" w:hAnsi="Times New Roman" w:eastAsia="FangSong" w:cs="Times New Roman"/>
+        </w:rPr>
+        <w:t>即使按规则应消除的位点也无法消除</w:t>
       </w:r>
       <w:r>
         <w:rPr>
@@ -29216,814 +31168,25 @@
         <w:rPr>
           <w:rFonts w:hint="eastAsia" w:ascii="Times New Roman" w:hAnsi="Times New Roman" w:eastAsia="FangSong" w:cs="Times New Roman"/>
         </w:rPr>
-        <w:t>如苯胺</w:t>
-      </w:r>
-      <w:r>
-        <w:rPr>
-          <w:rFonts w:hint="eastAsia" w:ascii="Times New Roman" w:hAnsi="Times New Roman" w:eastAsia="Times New Roman" w:cs="Times New Roman"/>
-        </w:rPr>
-        <w:t>），</w:t>
-      </w:r>
-      <w:r>
-        <w:rPr>
-          <w:rFonts w:hint="eastAsia" w:ascii="Times New Roman" w:hAnsi="Times New Roman" w:eastAsia="FangSong" w:cs="Times New Roman"/>
-        </w:rPr>
-        <w:t>本组三种脂肪胺需以</w:t>
-      </w:r>
-      <w:r>
-        <w:rPr>
-          <w:rFonts w:ascii="Times New Roman" w:hAnsi="Times New Roman" w:eastAsia="Times New Roman" w:cs="Times New Roman"/>
-        </w:rPr>
-        <w:t xml:space="preserve"> Hinsberg </w:t>
-      </w:r>
-      <w:r>
-        <w:rPr>
-          <w:rFonts w:hint="eastAsia" w:ascii="Times New Roman" w:hAnsi="Times New Roman" w:eastAsia="FangSong" w:cs="Times New Roman"/>
-        </w:rPr>
-        <w:t>法区分</w:t>
-      </w:r>
-      <w:r>
-        <w:rPr>
-          <w:rFonts w:hint="eastAsia" w:ascii="Times New Roman" w:hAnsi="Times New Roman" w:eastAsia="Times New Roman" w:cs="Times New Roman"/>
-        </w:rPr>
-        <w:t>。</w:t>
-      </w:r>
-      <w:r>
-        <w:rPr>
-          <w:rFonts w:ascii="Times New Roman" w:hAnsi="Times New Roman" w:eastAsia="Times New Roman" w:cs="Times New Roman"/>
-        </w:rPr>
-        <w:t xml:space="preserve"> </w:t>
-      </w:r>
-      <w:r>
-        <w:rPr>
-          <w:rFonts w:ascii="Times New Roman" w:hAnsi="Times New Roman" w:eastAsia="Times New Roman" w:cs="Times New Roman"/>
-          <w:b/>
-          <w:bCs/>
-        </w:rPr>
-        <w:t xml:space="preserve">9.</w:t>
-      </w:r>
-      <w:r>
-        <w:rPr>
-          <w:rFonts w:ascii="Times New Roman" w:hAnsi="Times New Roman" w:eastAsia="Times New Roman" w:cs="Times New Roman"/>
-        </w:rPr>
-        <w:t xml:space="preserve"> </w:t>
-      </w:r>
-      <w:r>
-        <w:rPr>
-          <w:rFonts w:ascii="Times New Roman" w:hAnsi="Times New Roman" w:eastAsia="Times New Roman" w:cs="Times New Roman"/>
-        </w:rPr>
-        <w:t xml:space="preserve">A = </w:t>
-      </w:r>
-      <w:r>
-        <w:rPr>
-          <w:rFonts w:hint="eastAsia" w:ascii="Times New Roman" w:hAnsi="Times New Roman" w:eastAsia="Times New Roman" w:cs="Times New Roman"/>
-        </w:rPr>
-        <w:t>2-</w:t>
-      </w:r>
-      <w:r>
-        <w:rPr>
-          <w:rFonts w:hint="eastAsia" w:ascii="Times New Roman" w:hAnsi="Times New Roman" w:eastAsia="FangSong" w:cs="Times New Roman"/>
-        </w:rPr>
-        <w:t>甲基</w:t>
-      </w:r>
-      <w:r>
-        <w:rPr>
-          <w:rFonts w:hint="eastAsia" w:ascii="Times New Roman" w:hAnsi="Times New Roman" w:eastAsia="Times New Roman" w:cs="Times New Roman"/>
-        </w:rPr>
-        <w:t>-2-</w:t>
-      </w:r>
-      <w:r>
-        <w:rPr>
-          <w:rFonts w:hint="eastAsia" w:ascii="Times New Roman" w:hAnsi="Times New Roman" w:eastAsia="FangSong" w:cs="Times New Roman"/>
-        </w:rPr>
-        <w:t>丁胺</w:t>
-      </w:r>
-      <w:r>
-        <w:rPr>
-          <w:rFonts w:ascii="Times New Roman" w:hAnsi="Times New Roman" w:eastAsia="Times New Roman" w:cs="Times New Roman"/>
-        </w:rPr>
-        <w:t xml:space="preserve"> (CH</w:t>
-      </w:r>
-      <w:r>
-        <w:rPr>
-          <w:rFonts w:ascii="Times New Roman" w:hAnsi="Times New Roman" w:eastAsia="Times New Roman" w:cs="Times New Roman"/>
-          <w:vertAlign w:val="subscript"/>
-        </w:rPr>
-        <w:t>3</w:t>
-      </w:r>
-      <w:r>
-        <w:rPr>
-          <w:rFonts w:ascii="Times New Roman" w:hAnsi="Times New Roman" w:eastAsia="Times New Roman" w:cs="Times New Roman"/>
-        </w:rPr>
-        <w:t>)</w:t>
-      </w:r>
-      <w:r>
-        <w:rPr>
-          <w:rFonts w:ascii="Times New Roman" w:hAnsi="Times New Roman" w:eastAsia="Times New Roman" w:cs="Times New Roman"/>
-          <w:vertAlign w:val="subscript"/>
-        </w:rPr>
-        <w:t>2</w:t>
-      </w:r>
-      <w:r>
-        <w:rPr>
-          <w:rFonts w:ascii="Times New Roman" w:hAnsi="Times New Roman" w:eastAsia="Times New Roman" w:cs="Times New Roman"/>
-        </w:rPr>
-        <w:t>C(NH</w:t>
-      </w:r>
-      <w:r>
-        <w:rPr>
-          <w:rFonts w:ascii="Times New Roman" w:hAnsi="Times New Roman" w:eastAsia="Times New Roman" w:cs="Times New Roman"/>
-          <w:vertAlign w:val="subscript"/>
-        </w:rPr>
-        <w:t>2</w:t>
-      </w:r>
-      <w:r>
-        <w:rPr>
-          <w:rFonts w:ascii="Times New Roman" w:hAnsi="Times New Roman" w:eastAsia="Times New Roman" w:cs="Times New Roman"/>
-        </w:rPr>
-        <w:t>)CH</w:t>
-      </w:r>
-      <w:r>
-        <w:rPr>
-          <w:rFonts w:ascii="Times New Roman" w:hAnsi="Times New Roman" w:eastAsia="Times New Roman" w:cs="Times New Roman"/>
-          <w:vertAlign w:val="subscript"/>
-        </w:rPr>
-        <w:t>2</w:t>
-      </w:r>
-      <w:r>
-        <w:rPr>
-          <w:rFonts w:ascii="Times New Roman" w:hAnsi="Times New Roman" w:eastAsia="Times New Roman" w:cs="Times New Roman"/>
-        </w:rPr>
-        <w:t>CH</w:t>
-      </w:r>
-      <w:r>
-        <w:rPr>
-          <w:rFonts w:ascii="Times New Roman" w:hAnsi="Times New Roman" w:eastAsia="Times New Roman" w:cs="Times New Roman"/>
-          <w:vertAlign w:val="subscript"/>
-        </w:rPr>
-        <w:t>3</w:t>
-      </w:r>
-      <w:r>
-        <w:rPr>
-          <w:rFonts w:ascii="Times New Roman" w:hAnsi="Times New Roman" w:eastAsia="Times New Roman" w:cs="Times New Roman"/>
-        </w:rPr>
-        <w:t>。</w:t>
-      </w:r>
-      <w:r>
-        <w:rPr>
-          <w:rFonts w:ascii="Times New Roman" w:hAnsi="Times New Roman" w:eastAsia="Times New Roman" w:cs="Times New Roman"/>
-        </w:rPr>
-        <w:t xml:space="preserve"> </w:t>
-      </w:r>
-      <w:r>
-        <w:rPr>
-          <w:rFonts w:ascii="Times New Roman" w:hAnsi="Times New Roman" w:eastAsia="Times New Roman" w:cs="Times New Roman"/>
-        </w:rPr>
-        <w:t xml:space="preserve">- ① A + </w:t>
-      </w:r>
-      <w:r>
-        <w:rPr>
-          <w:rFonts w:hint="eastAsia" w:ascii="Times New Roman" w:hAnsi="Times New Roman" w:eastAsia="FangSong" w:cs="Times New Roman"/>
-        </w:rPr>
-        <w:t xml:space="preserve">过量</w:t>
-      </w:r>
-      <w:r>
-        <w:rPr>
-          <w:rFonts w:ascii="Times New Roman" w:hAnsi="Times New Roman" w:eastAsia="Times New Roman" w:cs="Times New Roman"/>
-        </w:rPr>
-        <w:t xml:space="preserve"> CH</w:t>
-      </w:r>
-      <w:r>
-        <w:rPr>
-          <w:rFonts w:ascii="Times New Roman" w:hAnsi="Times New Roman" w:eastAsia="Times New Roman" w:cs="Times New Roman"/>
-          <w:vertAlign w:val="subscript"/>
-        </w:rPr>
-        <w:t>3</w:t>
-      </w:r>
-      <w:r>
-        <w:rPr>
-          <w:rFonts w:ascii="Times New Roman" w:hAnsi="Times New Roman" w:eastAsia="Times New Roman" w:cs="Times New Roman"/>
-        </w:rPr>
-        <w:t xml:space="preserve">I → </w:t>
-      </w:r>
-      <w:r>
-        <w:rPr>
-          <w:rFonts w:hint="eastAsia" w:ascii="Times New Roman" w:hAnsi="Times New Roman" w:eastAsia="FangSong" w:cs="Times New Roman"/>
-        </w:rPr>
-        <w:t xml:space="preserve">季铵碘盐</w:t>
-      </w:r>
-      <w:r>
-        <w:rPr>
-          <w:rFonts w:ascii="Times New Roman" w:hAnsi="Times New Roman" w:eastAsia="Times New Roman" w:cs="Times New Roman"/>
-        </w:rPr>
-        <w:t xml:space="preserve"> </w:t>
-      </w:r>
-      <w:r>
-        <w:rPr>
-          <w:rFonts w:hint="eastAsia" w:ascii="Times New Roman" w:hAnsi="Times New Roman" w:eastAsia="Times New Roman" w:cs="Times New Roman"/>
-        </w:rPr>
-        <w:t>(CH</w:t>
-      </w:r>
-      <w:r>
-        <w:rPr>
-          <w:rFonts w:hint="eastAsia" w:ascii="Times New Roman" w:hAnsi="Times New Roman" w:eastAsia="Times New Roman" w:cs="Times New Roman"/>
-          <w:vertAlign w:val="subscript"/>
-        </w:rPr>
-        <w:t>3</w:t>
-      </w:r>
-      <w:r>
-        <w:rPr>
-          <w:rFonts w:hint="eastAsia" w:ascii="Times New Roman" w:hAnsi="Times New Roman" w:eastAsia="Times New Roman" w:cs="Times New Roman"/>
-        </w:rPr>
-        <w:t>)</w:t>
-      </w:r>
-      <w:r>
-        <w:rPr>
-          <w:rFonts w:hint="eastAsia" w:ascii="Times New Roman" w:hAnsi="Times New Roman" w:eastAsia="Times New Roman" w:cs="Times New Roman"/>
-          <w:vertAlign w:val="subscript"/>
-        </w:rPr>
-        <w:t>2</w:t>
-      </w:r>
-      <w:r>
-        <w:rPr>
-          <w:rFonts w:hint="eastAsia" w:ascii="Times New Roman" w:hAnsi="Times New Roman" w:eastAsia="Times New Roman" w:cs="Times New Roman"/>
-        </w:rPr>
-        <w:t>C(NMe</w:t>
-      </w:r>
-      <w:r>
-        <w:rPr>
-          <w:rFonts w:hint="eastAsia" w:ascii="Times New Roman" w:hAnsi="Times New Roman" w:eastAsia="Times New Roman" w:cs="Times New Roman"/>
-          <w:vertAlign w:val="subscript"/>
-        </w:rPr>
-        <w:t>3</w:t>
-      </w:r>
-      <w:r>
-        <w:rPr>
-          <w:rFonts w:hint="eastAsia" w:ascii="Times New Roman" w:hAnsi="Times New Roman" w:eastAsia="Times New Roman" w:cs="Times New Roman"/>
-          <w:vertAlign w:val="superscript"/>
-        </w:rPr>
-        <w:t>+</w:t>
-      </w:r>
-      <w:r>
-        <w:rPr>
-          <w:rFonts w:hint="eastAsia" w:ascii="Times New Roman" w:hAnsi="Times New Roman" w:eastAsia="Times New Roman" w:cs="Times New Roman"/>
-        </w:rPr>
-        <w:t>I</w:t>
-      </w:r>
-      <w:r>
-        <w:rPr>
-          <w:rFonts w:hint="eastAsia" w:ascii="Times New Roman" w:hAnsi="Times New Roman" w:eastAsia="Times New Roman" w:cs="Times New Roman"/>
-          <w:vertAlign w:val="superscript"/>
-        </w:rPr>
-        <w:t>-</w:t>
-      </w:r>
-      <w:r>
-        <w:rPr>
-          <w:rFonts w:hint="eastAsia" w:ascii="Times New Roman" w:hAnsi="Times New Roman" w:eastAsia="Times New Roman" w:cs="Times New Roman"/>
-        </w:rPr>
-        <w:t>)CH</w:t>
-      </w:r>
-      <w:r>
-        <w:rPr>
-          <w:rFonts w:hint="eastAsia" w:ascii="Times New Roman" w:hAnsi="Times New Roman" w:eastAsia="Times New Roman" w:cs="Times New Roman"/>
-          <w:vertAlign w:val="subscript"/>
-        </w:rPr>
-        <w:t>2</w:t>
-      </w:r>
-      <w:r>
-        <w:rPr>
-          <w:rFonts w:hint="eastAsia" w:ascii="Times New Roman" w:hAnsi="Times New Roman" w:eastAsia="Times New Roman" w:cs="Times New Roman"/>
-        </w:rPr>
-        <w:t>CH</w:t>
-      </w:r>
-      <w:r>
-        <w:rPr>
-          <w:rFonts w:hint="eastAsia" w:ascii="Times New Roman" w:hAnsi="Times New Roman" w:eastAsia="Times New Roman" w:cs="Times New Roman"/>
-          <w:vertAlign w:val="subscript"/>
-        </w:rPr>
-        <w:t>3</w:t>
-      </w:r>
-      <w:r>
-        <w:rPr>
-          <w:rFonts w:hint="eastAsia" w:ascii="Times New Roman" w:hAnsi="Times New Roman" w:eastAsia="Times New Roman" w:cs="Times New Roman"/>
-        </w:rPr>
-        <w:t>（</w:t>
-      </w:r>
-      <w:r>
-        <w:rPr>
-          <w:rFonts w:hint="eastAsia" w:ascii="Times New Roman" w:hAnsi="Times New Roman" w:eastAsia="FangSong" w:cs="Times New Roman"/>
-        </w:rPr>
-        <w:t>彻底甲基化</w:t>
-      </w:r>
-      <w:r>
-        <w:rPr>
-          <w:rFonts w:hint="eastAsia" w:ascii="Times New Roman" w:hAnsi="Times New Roman" w:eastAsia="Times New Roman" w:cs="Times New Roman"/>
-        </w:rPr>
-        <w:t>）</w:t>
-      </w:r>
-      <w:r>
-        <w:rPr>
-          <w:rFonts w:ascii="Times New Roman" w:hAnsi="Times New Roman" w:eastAsia="Times New Roman" w:cs="Times New Roman"/>
-        </w:rPr>
-        <w:t xml:space="preserve"> </w:t>
-      </w:r>
-      <w:r>
-        <w:rPr>
-          <w:rFonts w:ascii="Times New Roman" w:hAnsi="Times New Roman" w:eastAsia="Times New Roman" w:cs="Times New Roman"/>
-        </w:rPr>
-        <w:t>- ② Ag</w:t>
-      </w:r>
-      <w:r>
-        <w:rPr>
-          <w:rFonts w:ascii="Times New Roman" w:hAnsi="Times New Roman" w:eastAsia="Times New Roman" w:cs="Times New Roman"/>
-          <w:vertAlign w:val="subscript"/>
-        </w:rPr>
-        <w:t>2</w:t>
-      </w:r>
-      <w:r>
-        <w:rPr>
-          <w:rFonts w:ascii="Times New Roman" w:hAnsi="Times New Roman" w:eastAsia="Times New Roman" w:cs="Times New Roman"/>
-        </w:rPr>
-        <w:t xml:space="preserve">O → </w:t>
-      </w:r>
-      <w:r>
-        <w:rPr>
-          <w:rFonts w:hint="eastAsia" w:ascii="Times New Roman" w:hAnsi="Times New Roman" w:eastAsia="FangSong" w:cs="Times New Roman"/>
-        </w:rPr>
-        <w:t xml:space="preserve">季铵碱</w:t>
-      </w:r>
-      <w:r>
-        <w:rPr>
-          <w:rFonts w:ascii="Times New Roman" w:hAnsi="Times New Roman" w:eastAsia="Times New Roman" w:cs="Times New Roman"/>
-        </w:rPr>
-        <w:t xml:space="preserve"> (CH</w:t>
-      </w:r>
-      <w:r>
-        <w:rPr>
-          <w:rFonts w:ascii="Times New Roman" w:hAnsi="Times New Roman" w:eastAsia="Times New Roman" w:cs="Times New Roman"/>
-          <w:vertAlign w:val="subscript"/>
-        </w:rPr>
-        <w:t>3</w:t>
-      </w:r>
-      <w:r>
-        <w:rPr>
-          <w:rFonts w:ascii="Times New Roman" w:hAnsi="Times New Roman" w:eastAsia="Times New Roman" w:cs="Times New Roman"/>
-        </w:rPr>
-        <w:t>)</w:t>
-      </w:r>
-      <w:r>
-        <w:rPr>
-          <w:rFonts w:ascii="Times New Roman" w:hAnsi="Times New Roman" w:eastAsia="Times New Roman" w:cs="Times New Roman"/>
-          <w:vertAlign w:val="subscript"/>
-        </w:rPr>
-        <w:t>2</w:t>
-      </w:r>
-      <w:r>
-        <w:rPr>
-          <w:rFonts w:ascii="Times New Roman" w:hAnsi="Times New Roman" w:eastAsia="Times New Roman" w:cs="Times New Roman"/>
-        </w:rPr>
-        <w:t>C(NMe</w:t>
-      </w:r>
-      <w:r>
-        <w:rPr>
-          <w:rFonts w:ascii="Times New Roman" w:hAnsi="Times New Roman" w:eastAsia="Times New Roman" w:cs="Times New Roman"/>
-          <w:vertAlign w:val="subscript"/>
-        </w:rPr>
-        <w:t>3</w:t>
-      </w:r>
-      <w:r>
-        <w:rPr>
-          <w:rFonts w:ascii="Times New Roman" w:hAnsi="Times New Roman" w:eastAsia="Times New Roman" w:cs="Times New Roman"/>
-          <w:vertAlign w:val="superscript"/>
-        </w:rPr>
-        <w:t>+</w:t>
-      </w:r>
-      <w:r>
-        <w:rPr>
-          <w:rFonts w:ascii="Times New Roman" w:hAnsi="Times New Roman" w:eastAsia="Times New Roman" w:cs="Times New Roman"/>
-        </w:rPr>
-        <w:t>OH</w:t>
-      </w:r>
-      <w:r>
-        <w:rPr>
-          <w:rFonts w:ascii="Times New Roman" w:hAnsi="Times New Roman" w:eastAsia="Times New Roman" w:cs="Times New Roman"/>
-          <w:vertAlign w:val="superscript"/>
-        </w:rPr>
-        <w:t>-</w:t>
-      </w:r>
-      <w:r>
-        <w:rPr>
-          <w:rFonts w:ascii="Times New Roman" w:hAnsi="Times New Roman" w:eastAsia="Times New Roman" w:cs="Times New Roman"/>
-        </w:rPr>
-        <w:t>)CH</w:t>
-      </w:r>
-      <w:r>
-        <w:rPr>
-          <w:rFonts w:ascii="Times New Roman" w:hAnsi="Times New Roman" w:eastAsia="Times New Roman" w:cs="Times New Roman"/>
-          <w:vertAlign w:val="subscript"/>
-        </w:rPr>
-        <w:t>2</w:t>
-      </w:r>
-      <w:r>
-        <w:rPr>
-          <w:rFonts w:ascii="Times New Roman" w:hAnsi="Times New Roman" w:eastAsia="Times New Roman" w:cs="Times New Roman"/>
-        </w:rPr>
-        <w:t>CH</w:t>
-      </w:r>
-      <w:r>
-        <w:rPr>
-          <w:rFonts w:ascii="Times New Roman" w:hAnsi="Times New Roman" w:eastAsia="Times New Roman" w:cs="Times New Roman"/>
-          <w:vertAlign w:val="subscript"/>
-        </w:rPr>
-        <w:t>3</w:t>
-      </w:r>
-      <w:r>
-        <w:rPr>
-          <w:rFonts w:ascii="Times New Roman" w:hAnsi="Times New Roman" w:eastAsia="Times New Roman" w:cs="Times New Roman"/>
-        </w:rPr>
-        <w:t xml:space="preserve"> </w:t>
-      </w:r>
-      <w:r>
-        <w:rPr>
-          <w:rFonts w:ascii="Times New Roman" w:hAnsi="Times New Roman" w:eastAsia="Times New Roman" w:cs="Times New Roman"/>
-        </w:rPr>
-        <w:t xml:space="preserve">- ③ Δ → Hofmann </w:t>
-      </w:r>
-      <w:r>
-        <w:rPr>
-          <w:rFonts w:hint="eastAsia" w:ascii="Times New Roman" w:hAnsi="Times New Roman" w:eastAsia="FangSong" w:cs="Times New Roman"/>
-        </w:rPr>
-        <w:t>消除</w:t>
-      </w:r>
-      <w:r>
-        <w:rPr>
-          <w:rFonts w:hint="eastAsia" w:ascii="Times New Roman" w:hAnsi="Times New Roman" w:eastAsia="Times New Roman" w:cs="Times New Roman"/>
-        </w:rPr>
-        <w:t>：NMe</w:t>
-      </w:r>
-      <w:r>
-        <w:rPr>
-          <w:rFonts w:hint="eastAsia" w:ascii="Times New Roman" w:hAnsi="Times New Roman" w:eastAsia="Times New Roman" w:cs="Times New Roman"/>
-          <w:vertAlign w:val="subscript"/>
-        </w:rPr>
-        <w:t>3</w:t>
-      </w:r>
-      <w:r>
-        <w:rPr>
-          <w:rFonts w:hint="eastAsia" w:ascii="Times New Roman" w:hAnsi="Times New Roman" w:eastAsia="Times New Roman" w:cs="Times New Roman"/>
-          <w:vertAlign w:val="superscript"/>
-        </w:rPr>
-        <w:t>+</w:t>
-      </w:r>
-      <w:r>
-        <w:rPr>
-          <w:rFonts w:ascii="Times New Roman" w:hAnsi="Times New Roman" w:eastAsia="Times New Roman" w:cs="Times New Roman"/>
-        </w:rPr>
-        <w:t xml:space="preserve"> </w:t>
-      </w:r>
-      <w:r>
-        <w:rPr>
-          <w:rFonts w:hint="eastAsia" w:ascii="Times New Roman" w:hAnsi="Times New Roman" w:eastAsia="FangSong" w:cs="Times New Roman"/>
-        </w:rPr>
-        <w:t>体积大</w:t>
-      </w:r>
-      <w:r>
-        <w:rPr>
-          <w:rFonts w:hint="eastAsia" w:ascii="Times New Roman" w:hAnsi="Times New Roman" w:eastAsia="Times New Roman" w:cs="Times New Roman"/>
-        </w:rPr>
-        <w:t>，</w:t>
-      </w:r>
-      <w:r>
-        <w:rPr>
-          <w:rFonts w:hint="eastAsia" w:ascii="Times New Roman" w:hAnsi="Times New Roman" w:eastAsia="FangSong" w:cs="Times New Roman"/>
-        </w:rPr>
-        <w:t>优先拔除位阻小的</w:t>
-      </w:r>
-      <w:r>
-        <w:rPr>
-          <w:rFonts w:ascii="Times New Roman" w:hAnsi="Times New Roman" w:eastAsia="Times New Roman" w:cs="Times New Roman"/>
-        </w:rPr>
-        <w:t xml:space="preserve"> </w:t>
-      </w:r>
-      <w:r>
-        <w:rPr>
-          <w:rFonts w:hint="eastAsia" w:ascii="Times New Roman" w:hAnsi="Times New Roman" w:eastAsia="Times New Roman" w:cs="Times New Roman"/>
-        </w:rPr>
-        <w:t>β-H——C1（CH</w:t>
-      </w:r>
-      <w:r>
-        <w:rPr>
-          <w:rFonts w:hint="eastAsia" w:ascii="Times New Roman" w:hAnsi="Times New Roman" w:eastAsia="Times New Roman" w:cs="Times New Roman"/>
-          <w:vertAlign w:val="subscript"/>
-        </w:rPr>
-        <w:t>3</w:t>
-      </w:r>
-      <w:r>
-        <w:rPr>
-          <w:rFonts w:hint="eastAsia" w:ascii="Times New Roman" w:hAnsi="Times New Roman" w:eastAsia="Times New Roman" w:cs="Times New Roman"/>
-        </w:rPr>
-        <w:t>）</w:t>
-      </w:r>
-      <w:r>
-        <w:rPr>
-          <w:rFonts w:hint="eastAsia" w:ascii="Times New Roman" w:hAnsi="Times New Roman" w:eastAsia="FangSong" w:cs="Times New Roman"/>
-        </w:rPr>
-        <w:t>上</w:t>
-      </w:r>
-      <w:r>
-        <w:rPr>
-          <w:rFonts w:ascii="Times New Roman" w:hAnsi="Times New Roman" w:eastAsia="Times New Roman" w:cs="Times New Roman"/>
-        </w:rPr>
-        <w:t xml:space="preserve"> H </w:t>
-      </w:r>
-      <w:r>
-        <w:rPr>
-          <w:rFonts w:hint="eastAsia" w:ascii="Times New Roman" w:hAnsi="Times New Roman" w:eastAsia="FangSong" w:cs="Times New Roman"/>
-        </w:rPr>
-        <w:t>被拔除</w:t>
-      </w:r>
-      <w:r>
-        <w:rPr>
-          <w:rFonts w:hint="eastAsia" w:ascii="Times New Roman" w:hAnsi="Times New Roman" w:eastAsia="Times New Roman" w:cs="Times New Roman"/>
-        </w:rPr>
-        <w:t>，C2–N</w:t>
-      </w:r>
-      <w:r>
-        <w:rPr>
-          <w:rFonts w:ascii="Times New Roman" w:hAnsi="Times New Roman" w:eastAsia="Times New Roman" w:cs="Times New Roman"/>
-        </w:rPr>
-        <w:t xml:space="preserve"> </w:t>
-      </w:r>
-      <w:r>
-        <w:rPr>
-          <w:rFonts w:hint="eastAsia" w:ascii="Times New Roman" w:hAnsi="Times New Roman" w:eastAsia="FangSong" w:cs="Times New Roman"/>
-        </w:rPr>
-        <w:t xml:space="preserve">断裂</w:t>
-      </w:r>
-      <w:r>
-        <w:rPr>
-          <w:rFonts w:ascii="Times New Roman" w:hAnsi="Times New Roman" w:eastAsia="Times New Roman" w:cs="Times New Roman"/>
-        </w:rPr>
-        <w:t xml:space="preserve"> →</w:t>
-      </w:r>
-      <w:r>
-        <w:rPr>
-          <w:rFonts w:ascii="Times New Roman" w:hAnsi="Times New Roman" w:eastAsia="Times New Roman" w:cs="Times New Roman"/>
-        </w:rPr>
-        <w:t xml:space="preserve"> </w:t>
-      </w:r>
-      <w:r>
-        <w:rPr>
-          <w:rFonts w:hint="eastAsia" w:ascii="Times New Roman" w:hAnsi="Times New Roman" w:eastAsia="Times New Roman" w:cs="Times New Roman"/>
-          <w:b/>
-          <w:bCs/>
-        </w:rPr>
-        <w:t>2-</w:t>
-      </w:r>
-      <w:r>
-        <w:rPr>
-          <w:rFonts w:hint="eastAsia" w:ascii="Times New Roman" w:hAnsi="Times New Roman" w:eastAsia="FangSong" w:cs="Times New Roman"/>
-          <w:b/>
-          <w:bCs/>
-        </w:rPr>
-        <w:t>甲基</w:t>
-      </w:r>
-      <w:r>
-        <w:rPr>
-          <w:rFonts w:hint="eastAsia" w:ascii="Times New Roman" w:hAnsi="Times New Roman" w:eastAsia="Times New Roman" w:cs="Times New Roman"/>
-          <w:b/>
-          <w:bCs/>
-        </w:rPr>
-        <w:t>-1-</w:t>
-      </w:r>
-      <w:r>
-        <w:rPr>
-          <w:rFonts w:hint="eastAsia" w:ascii="Times New Roman" w:hAnsi="Times New Roman" w:eastAsia="FangSong" w:cs="Times New Roman"/>
-          <w:b/>
-          <w:bCs/>
-        </w:rPr>
-        <w:t>丁烯</w:t>
-      </w:r>
-      <w:r>
-        <w:rPr>
-          <w:rFonts w:ascii="Times New Roman" w:hAnsi="Times New Roman" w:eastAsia="Times New Roman" w:cs="Times New Roman"/>
-        </w:rPr>
-        <w:t xml:space="preserve"> </w:t>
-      </w:r>
-      <w:r>
-        <w:rPr>
-          <w:rFonts w:hint="eastAsia" w:ascii="Times New Roman" w:hAnsi="Times New Roman" w:eastAsia="Times New Roman" w:cs="Times New Roman"/>
-        </w:rPr>
-        <w:t>CH</w:t>
-      </w:r>
-      <w:r>
-        <w:rPr>
-          <w:rFonts w:hint="eastAsia" w:ascii="Times New Roman" w:hAnsi="Times New Roman" w:eastAsia="Times New Roman" w:cs="Times New Roman"/>
-          <w:vertAlign w:val="subscript"/>
-        </w:rPr>
-        <w:t>2</w:t>
-      </w:r>
-      <w:r>
-        <w:rPr>
-          <w:rFonts w:hint="eastAsia" w:ascii="Times New Roman" w:hAnsi="Times New Roman" w:eastAsia="Times New Roman" w:cs="Times New Roman"/>
-        </w:rPr>
-        <w:t>=C(CH</w:t>
-      </w:r>
-      <w:r>
-        <w:rPr>
-          <w:rFonts w:hint="eastAsia" w:ascii="Times New Roman" w:hAnsi="Times New Roman" w:eastAsia="Times New Roman" w:cs="Times New Roman"/>
-          <w:vertAlign w:val="subscript"/>
-        </w:rPr>
-        <w:t>3</w:t>
-      </w:r>
-      <w:r>
-        <w:rPr>
-          <w:rFonts w:hint="eastAsia" w:ascii="Times New Roman" w:hAnsi="Times New Roman" w:eastAsia="Times New Roman" w:cs="Times New Roman"/>
-        </w:rPr>
-        <w:t>)CH</w:t>
-      </w:r>
-      <w:r>
-        <w:rPr>
-          <w:rFonts w:hint="eastAsia" w:ascii="Times New Roman" w:hAnsi="Times New Roman" w:eastAsia="Times New Roman" w:cs="Times New Roman"/>
-          <w:vertAlign w:val="subscript"/>
-        </w:rPr>
-        <w:t>2</w:t>
-      </w:r>
-      <w:r>
-        <w:rPr>
-          <w:rFonts w:hint="eastAsia" w:ascii="Times New Roman" w:hAnsi="Times New Roman" w:eastAsia="Times New Roman" w:cs="Times New Roman"/>
-        </w:rPr>
-        <w:t>CH</w:t>
-      </w:r>
-      <w:r>
-        <w:rPr>
-          <w:rFonts w:hint="eastAsia" w:ascii="Times New Roman" w:hAnsi="Times New Roman" w:eastAsia="Times New Roman" w:cs="Times New Roman"/>
-          <w:vertAlign w:val="subscript"/>
-        </w:rPr>
-        <w:t>3</w:t>
-      </w:r>
-      <w:r>
-        <w:rPr>
-          <w:rFonts w:hint="eastAsia" w:ascii="Times New Roman" w:hAnsi="Times New Roman" w:eastAsia="Times New Roman" w:cs="Times New Roman"/>
-        </w:rPr>
-        <w:t>（</w:t>
-      </w:r>
-      <w:r>
-        <w:rPr>
-          <w:rFonts w:hint="eastAsia" w:ascii="Times New Roman" w:hAnsi="Times New Roman" w:eastAsia="FangSong" w:cs="Times New Roman"/>
-        </w:rPr>
-        <w:t>少取代末端烯</w:t>
-      </w:r>
-      <w:r>
-        <w:rPr>
-          <w:rFonts w:hint="eastAsia" w:ascii="Times New Roman" w:hAnsi="Times New Roman" w:eastAsia="Times New Roman" w:cs="Times New Roman"/>
-        </w:rPr>
-        <w:t>，Hofmann</w:t>
-      </w:r>
-      <w:r>
-        <w:rPr>
-          <w:rFonts w:ascii="Times New Roman" w:hAnsi="Times New Roman" w:eastAsia="Times New Roman" w:cs="Times New Roman"/>
-        </w:rPr>
-        <w:t xml:space="preserve"> </w:t>
-      </w:r>
-      <w:r>
-        <w:rPr>
-          <w:rFonts w:hint="eastAsia" w:ascii="Times New Roman" w:hAnsi="Times New Roman" w:eastAsia="FangSong" w:cs="Times New Roman"/>
-        </w:rPr>
-        <w:t>主产物</w:t>
-      </w:r>
-      <w:r>
-        <w:rPr>
-          <w:rFonts w:hint="eastAsia" w:ascii="Times New Roman" w:hAnsi="Times New Roman" w:eastAsia="Times New Roman" w:cs="Times New Roman"/>
-        </w:rPr>
-        <w:t>）；C3（CH</w:t>
-      </w:r>
-      <w:r>
-        <w:rPr>
-          <w:rFonts w:hint="eastAsia" w:ascii="Times New Roman" w:hAnsi="Times New Roman" w:eastAsia="Times New Roman" w:cs="Times New Roman"/>
-          <w:vertAlign w:val="subscript"/>
-        </w:rPr>
-        <w:t>2</w:t>
-      </w:r>
-      <w:r>
-        <w:rPr>
-          <w:rFonts w:hint="eastAsia" w:ascii="Times New Roman" w:hAnsi="Times New Roman" w:eastAsia="Times New Roman" w:cs="Times New Roman"/>
-        </w:rPr>
-        <w:t>）β-H</w:t>
-      </w:r>
-      <w:r>
-        <w:rPr>
-          <w:rFonts w:ascii="Times New Roman" w:hAnsi="Times New Roman" w:eastAsia="Times New Roman" w:cs="Times New Roman"/>
-        </w:rPr>
-        <w:t xml:space="preserve"> </w:t>
-      </w:r>
-      <w:r>
-        <w:rPr>
-          <w:rFonts w:hint="eastAsia" w:ascii="Times New Roman" w:hAnsi="Times New Roman" w:eastAsia="FangSong" w:cs="Times New Roman"/>
-        </w:rPr>
-        <w:t xml:space="preserve">消除得少量</w:t>
-      </w:r>
-      <w:r>
-        <w:rPr>
-          <w:rFonts w:ascii="Times New Roman" w:hAnsi="Times New Roman" w:eastAsia="Times New Roman" w:cs="Times New Roman"/>
-        </w:rPr>
-        <w:t xml:space="preserve"> </w:t>
-      </w:r>
-      <w:r>
-        <w:rPr>
-          <w:rFonts w:hint="eastAsia" w:ascii="Times New Roman" w:hAnsi="Times New Roman" w:eastAsia="Times New Roman" w:cs="Times New Roman"/>
-        </w:rPr>
-        <w:t>2-</w:t>
-      </w:r>
-      <w:r>
-        <w:rPr>
-          <w:rFonts w:hint="eastAsia" w:ascii="Times New Roman" w:hAnsi="Times New Roman" w:eastAsia="FangSong" w:cs="Times New Roman"/>
-        </w:rPr>
-        <w:t>甲基</w:t>
-      </w:r>
-      <w:r>
-        <w:rPr>
-          <w:rFonts w:hint="eastAsia" w:ascii="Times New Roman" w:hAnsi="Times New Roman" w:eastAsia="Times New Roman" w:cs="Times New Roman"/>
-        </w:rPr>
-        <w:t>-2-</w:t>
-      </w:r>
-      <w:r>
-        <w:rPr>
-          <w:rFonts w:hint="eastAsia" w:ascii="Times New Roman" w:hAnsi="Times New Roman" w:eastAsia="FangSong" w:cs="Times New Roman"/>
-        </w:rPr>
-        <w:t>丁烯</w:t>
-      </w:r>
-      <w:r>
-        <w:rPr>
-          <w:rFonts w:hint="eastAsia" w:ascii="Times New Roman" w:hAnsi="Times New Roman" w:eastAsia="Times New Roman" w:cs="Times New Roman"/>
-        </w:rPr>
-        <w:t>。Hofmann</w:t>
-      </w:r>
-      <w:r>
-        <w:rPr>
-          <w:rFonts w:ascii="Times New Roman" w:hAnsi="Times New Roman" w:eastAsia="Times New Roman" w:cs="Times New Roman"/>
-        </w:rPr>
-        <w:t xml:space="preserve"> </w:t>
-      </w:r>
-      <w:r>
-        <w:rPr>
-          <w:rFonts w:hint="eastAsia" w:ascii="Times New Roman" w:hAnsi="Times New Roman" w:eastAsia="FangSong" w:cs="Times New Roman"/>
-        </w:rPr>
-        <w:t>消除按</w:t>
-      </w:r>
-      <w:r>
-        <w:rPr>
-          <w:rFonts w:hint="eastAsia" w:ascii="Times New Roman" w:hAnsi="Times New Roman" w:eastAsia="Times New Roman" w:cs="Times New Roman"/>
-        </w:rPr>
-        <w:t>“</w:t>
-      </w:r>
-      <w:r>
-        <w:rPr>
-          <w:rFonts w:hint="eastAsia" w:ascii="Times New Roman" w:hAnsi="Times New Roman" w:eastAsia="FangSong" w:cs="Times New Roman"/>
-        </w:rPr>
-        <w:t>少取代</w:t>
-      </w:r>
-      <w:r>
-        <w:rPr>
-          <w:rFonts w:hint="eastAsia" w:ascii="Times New Roman" w:hAnsi="Times New Roman" w:eastAsia="Times New Roman" w:cs="Times New Roman"/>
-        </w:rPr>
-        <w:t>”</w:t>
-      </w:r>
-      <w:r>
-        <w:rPr>
-          <w:rFonts w:hint="eastAsia" w:ascii="Times New Roman" w:hAnsi="Times New Roman" w:eastAsia="FangSong" w:cs="Times New Roman"/>
-        </w:rPr>
-        <w:t>规则</w:t>
-      </w:r>
-      <w:r>
-        <w:rPr>
-          <w:rFonts w:hint="eastAsia" w:ascii="Times New Roman" w:hAnsi="Times New Roman" w:eastAsia="Times New Roman" w:cs="Times New Roman"/>
-        </w:rPr>
-        <w:t>，</w:t>
-      </w:r>
-      <w:r>
-        <w:rPr>
-          <w:rFonts w:hint="eastAsia" w:ascii="Times New Roman" w:hAnsi="Times New Roman" w:eastAsia="FangSong" w:cs="Times New Roman"/>
-        </w:rPr>
-        <w:t>与</w:t>
-      </w:r>
-      <w:r>
-        <w:rPr>
-          <w:rFonts w:ascii="Times New Roman" w:hAnsi="Times New Roman" w:eastAsia="Times New Roman" w:cs="Times New Roman"/>
-        </w:rPr>
-        <w:t xml:space="preserve"> Zaitsev </w:t>
-      </w:r>
-      <w:r>
-        <w:rPr>
-          <w:rFonts w:hint="eastAsia" w:ascii="Times New Roman" w:hAnsi="Times New Roman" w:eastAsia="FangSong" w:cs="Times New Roman"/>
-        </w:rPr>
-        <w:t>相反</w:t>
-      </w:r>
-      <w:r>
-        <w:rPr>
-          <w:rFonts w:hint="eastAsia" w:ascii="Times New Roman" w:hAnsi="Times New Roman" w:eastAsia="Times New Roman" w:cs="Times New Roman"/>
-        </w:rPr>
-        <w:t>。</w:t>
+        <w:t>见本讲开头</w:t>
+      </w:r>
+      <w:r>
+        <w:rPr>
+          <w:rFonts w:ascii="Times New Roman" w:hAnsi="Times New Roman" w:eastAsia="Times New Roman" w:cs="Times New Roman"/>
+        </w:rPr>
+        <w:t xml:space="preserve"> Newman </w:t>
+      </w:r>
+      <w:r>
+        <w:rPr>
+          <w:rFonts w:hint="eastAsia" w:ascii="Times New Roman" w:hAnsi="Times New Roman" w:eastAsia="FangSong" w:cs="Times New Roman"/>
+        </w:rPr>
+        <w:t>投影图</w:t>
+      </w:r>
+      <w:r>
+        <w:rPr>
+          <w:rFonts w:hint="eastAsia" w:ascii="Times New Roman" w:hAnsi="Times New Roman" w:eastAsia="Times New Roman" w:cs="Times New Roman"/>
+        </w:rPr>
+        <w:t>）。</w:t>
       </w:r>
       <w:r>
         <w:rPr>

--- a/06-学生侧材料/讲义/6-有机化学/醇醚胺酚.docx
+++ b/06-学生侧材料/讲义/6-有机化学/醇醚胺酚.docx
@@ -7807,12 +7807,18 @@
             </m:rPr>
             <m:t>−</m:t>
           </m:r>
-          <m:r>
-            <m:t>H</m:t>
-          </m:r>
-          <m:r>
-            <m:t>2</m:t>
-          </m:r>
+          <m:sSub>
+            <m:e>
+              <m:r>
+                <m:t>H</m:t>
+              </m:r>
+            </m:e>
+            <m:sub>
+              <m:r>
+                <m:t>2</m:t>
+              </m:r>
+            </m:sub>
+          </m:sSub>
           <m:r>
             <m:t>O</m:t>
           </m:r>
@@ -7831,15 +7837,21 @@
           <m:r>
             <m:t>R</m:t>
           </m:r>
-          <m:r>
-            <m:rPr>
-              <m:sty m:val="p"/>
-            </m:rPr>
-            <m:t>)</m:t>
-          </m:r>
-          <m:r>
-            <m:t>2</m:t>
-          </m:r>
+          <m:sSub>
+            <m:e>
+              <m:r>
+                <m:rPr>
+                  <m:sty m:val="p"/>
+                </m:rPr>
+                <m:t>)</m:t>
+              </m:r>
+            </m:e>
+            <m:sub>
+              <m:r>
+                <m:t>2</m:t>
+              </m:r>
+            </m:sub>
+          </m:sSub>
           <m:r>
             <m:t>C</m:t>
           </m:r>
@@ -7891,15 +7903,21 @@
           <m:r>
             <m:t>R</m:t>
           </m:r>
-          <m:r>
-            <m:rPr>
-              <m:sty m:val="p"/>
-            </m:rPr>
-            <m:t>)</m:t>
-          </m:r>
-          <m:r>
-            <m:t>2</m:t>
-          </m:r>
+          <m:sSub>
+            <m:e>
+              <m:r>
+                <m:rPr>
+                  <m:sty m:val="p"/>
+                </m:rPr>
+                <m:t>)</m:t>
+              </m:r>
+            </m:e>
+            <m:sub>
+              <m:r>
+                <m:t>2</m:t>
+              </m:r>
+            </m:sub>
+          </m:sSub>
           <m:limUpp>
             <m:e>
               <m:r>
@@ -10507,12 +10525,18 @@
               </m:r>
             </m:e>
             <m:lim>
-              <m:r>
-                <m:t>H</m:t>
-              </m:r>
-              <m:r>
-                <m:t>3</m:t>
-              </m:r>
+              <m:sSub>
+                <m:e>
+                  <m:r>
+                    <m:t>H</m:t>
+                  </m:r>
+                </m:e>
+                <m:sub>
+                  <m:r>
+                    <m:t>3</m:t>
+                  </m:r>
+                </m:sub>
+              </m:sSub>
               <m:sSup>
                 <m:e>
                   <m:r>
